--- a/Texto/ARTIGO_RASCUNHO.docx
+++ b/Texto/ARTIGO_RASCUNHO.docx
@@ -2526,27 +2526,14 @@
       <w:r>
         <w:t xml:space="preserve">Figura </w:t>
       </w:r>
-      <w:r>
-        <w:fldChar w:fldCharType="begin"/>
-      </w:r>
-      <w:r>
-        <w:instrText xml:space="preserve"> SEQ Figura \* ARABIC </w:instrText>
-      </w:r>
-      <w:r>
-        <w:fldChar w:fldCharType="separate"/>
-      </w:r>
-      <w:r>
-        <w:rPr>
-          <w:noProof/>
-        </w:rPr>
-        <w:t>1</w:t>
-      </w:r>
-      <w:r>
-        <w:rPr>
-          <w:noProof/>
-        </w:rPr>
-        <w:fldChar w:fldCharType="end"/>
-      </w:r>
+      <w:fldSimple w:instr=" SEQ Figura \* ARABIC ">
+        <w:r>
+          <w:rPr>
+            <w:noProof/>
+          </w:rPr>
+          <w:t>1</w:t>
+        </w:r>
+      </w:fldSimple>
       <w:r>
         <w:t xml:space="preserve"> - </w:t>
       </w:r>
@@ -3585,27 +3572,14 @@
       <w:r>
         <w:t xml:space="preserve">Equação </w:t>
       </w:r>
-      <w:r>
-        <w:fldChar w:fldCharType="begin"/>
-      </w:r>
-      <w:r>
-        <w:instrText xml:space="preserve"> SEQ Equação \* ARABIC </w:instrText>
-      </w:r>
-      <w:r>
-        <w:fldChar w:fldCharType="separate"/>
-      </w:r>
-      <w:r>
-        <w:rPr>
-          <w:noProof/>
-        </w:rPr>
-        <w:t>1</w:t>
-      </w:r>
-      <w:r>
-        <w:rPr>
-          <w:noProof/>
-        </w:rPr>
-        <w:fldChar w:fldCharType="end"/>
-      </w:r>
+      <w:fldSimple w:instr=" SEQ Equação \* ARABIC ">
+        <w:r>
+          <w:rPr>
+            <w:noProof/>
+          </w:rPr>
+          <w:t>1</w:t>
+        </w:r>
+      </w:fldSimple>
       <w:r>
         <w:t xml:space="preserve"> - </w:t>
       </w:r>
@@ -3877,27 +3851,14 @@
       <w:r>
         <w:t xml:space="preserve">Equação </w:t>
       </w:r>
-      <w:r>
-        <w:fldChar w:fldCharType="begin"/>
-      </w:r>
-      <w:r>
-        <w:instrText xml:space="preserve"> SEQ Equação \* ARABIC </w:instrText>
-      </w:r>
-      <w:r>
-        <w:fldChar w:fldCharType="separate"/>
-      </w:r>
-      <w:r>
-        <w:rPr>
-          <w:noProof/>
-        </w:rPr>
-        <w:t>2</w:t>
-      </w:r>
-      <w:r>
-        <w:rPr>
-          <w:noProof/>
-        </w:rPr>
-        <w:fldChar w:fldCharType="end"/>
-      </w:r>
+      <w:fldSimple w:instr=" SEQ Equação \* ARABIC ">
+        <w:r>
+          <w:rPr>
+            <w:noProof/>
+          </w:rPr>
+          <w:t>2</w:t>
+        </w:r>
+      </w:fldSimple>
       <w:r>
         <w:t xml:space="preserve"> - Correção de </w:t>
       </w:r>
@@ -6802,27 +6763,14 @@
       <w:r>
         <w:t xml:space="preserve">Figura </w:t>
       </w:r>
-      <w:r>
-        <w:fldChar w:fldCharType="begin"/>
-      </w:r>
-      <w:r>
-        <w:instrText xml:space="preserve"> SEQ Figura \* ARABIC </w:instrText>
-      </w:r>
-      <w:r>
-        <w:fldChar w:fldCharType="separate"/>
-      </w:r>
-      <w:r>
-        <w:rPr>
-          <w:noProof/>
-        </w:rPr>
-        <w:t>2</w:t>
-      </w:r>
-      <w:r>
-        <w:rPr>
-          <w:noProof/>
-        </w:rPr>
-        <w:fldChar w:fldCharType="end"/>
-      </w:r>
+      <w:fldSimple w:instr=" SEQ Figura \* ARABIC ">
+        <w:r>
+          <w:rPr>
+            <w:noProof/>
+          </w:rPr>
+          <w:t>2</w:t>
+        </w:r>
+      </w:fldSimple>
       <w:bookmarkEnd w:id="2"/>
       <w:r>
         <w:t xml:space="preserve"> - R</w:t>
@@ -8097,27 +8045,14 @@
       <w:r>
         <w:t xml:space="preserve">Figura </w:t>
       </w:r>
-      <w:r>
-        <w:fldChar w:fldCharType="begin"/>
-      </w:r>
-      <w:r>
-        <w:instrText xml:space="preserve"> SEQ Figura \* ARABIC </w:instrText>
-      </w:r>
-      <w:r>
-        <w:fldChar w:fldCharType="separate"/>
-      </w:r>
-      <w:r>
-        <w:rPr>
-          <w:noProof/>
-        </w:rPr>
-        <w:t>3</w:t>
-      </w:r>
-      <w:r>
-        <w:rPr>
-          <w:noProof/>
-        </w:rPr>
-        <w:fldChar w:fldCharType="end"/>
-      </w:r>
+      <w:fldSimple w:instr=" SEQ Figura \* ARABIC ">
+        <w:r>
+          <w:rPr>
+            <w:noProof/>
+          </w:rPr>
+          <w:t>3</w:t>
+        </w:r>
+      </w:fldSimple>
       <w:bookmarkEnd w:id="3"/>
       <w:r>
         <w:t xml:space="preserve"> - Série temporal completa de nível médio mensal na estação Óbidos (</w:t>
@@ -8260,27 +8195,14 @@
       <w:r>
         <w:t xml:space="preserve">Figura </w:t>
       </w:r>
-      <w:r>
-        <w:fldChar w:fldCharType="begin"/>
-      </w:r>
-      <w:r>
-        <w:instrText xml:space="preserve"> SEQ Figura \* ARABIC </w:instrText>
-      </w:r>
-      <w:r>
-        <w:fldChar w:fldCharType="separate"/>
-      </w:r>
-      <w:r>
-        <w:rPr>
-          <w:noProof/>
-        </w:rPr>
-        <w:t>4</w:t>
-      </w:r>
-      <w:r>
-        <w:rPr>
-          <w:noProof/>
-        </w:rPr>
-        <w:fldChar w:fldCharType="end"/>
-      </w:r>
+      <w:fldSimple w:instr=" SEQ Figura \* ARABIC ">
+        <w:r>
+          <w:rPr>
+            <w:noProof/>
+          </w:rPr>
+          <w:t>4</w:t>
+        </w:r>
+      </w:fldSimple>
       <w:bookmarkEnd w:id="4"/>
       <w:r>
         <w:t xml:space="preserve"> - Dados de nível da água da estação de Óbidos já com separação dos períodos hidrológicos</w:t>
@@ -9219,24 +9141,14 @@
       <w:r>
         <w:t xml:space="preserve">Figura </w:t>
       </w:r>
-      <w:r>
-        <w:fldChar w:fldCharType="begin"/>
-      </w:r>
-      <w:r>
-        <w:instrText xml:space="preserve"> SEQ Figura \* ARABIC </w:instrText>
-      </w:r>
-      <w:r>
-        <w:fldChar w:fldCharType="separate"/>
-      </w:r>
-      <w:r>
-        <w:rPr>
-          <w:noProof/>
-        </w:rPr>
-        <w:t>5</w:t>
-      </w:r>
-      <w:r>
-        <w:fldChar w:fldCharType="end"/>
-      </w:r>
+      <w:fldSimple w:instr=" SEQ Figura \* ARABIC ">
+        <w:r>
+          <w:rPr>
+            <w:noProof/>
+          </w:rPr>
+          <w:t>5</w:t>
+        </w:r>
+      </w:fldSimple>
       <w:r>
         <w:t xml:space="preserve"> - </w:t>
       </w:r>
@@ -9285,29 +9197,119 @@
       </w:r>
     </w:p>
     <w:p>
-      <w:r>
-        <w:rPr>
-          <w:highlight w:val="yellow"/>
-        </w:rPr>
-        <w:t>CORRELACAO</w:t>
+      <w:pPr>
+        <w:keepNext/>
+        <w:rPr>
+          <w:u w:val="single"/>
+        </w:rPr>
+      </w:pPr>
+      <w:r>
+        <w:rPr>
+          <w:noProof/>
+        </w:rPr>
+        <w:lastRenderedPageBreak/>
+        <w:drawing>
+          <wp:inline distT="0" distB="0" distL="0" distR="0" wp14:anchorId="2165D132" wp14:editId="552F7FE2">
+            <wp:extent cx="5829300" cy="3331845"/>
+            <wp:effectExtent l="0" t="0" r="0" b="1905"/>
+            <wp:docPr id="1406392878" name="Imagem 2"/>
+            <wp:cNvGraphicFramePr>
+              <a:graphicFrameLocks xmlns:a="http://schemas.openxmlformats.org/drawingml/2006/main" noChangeAspect="1"/>
+            </wp:cNvGraphicFramePr>
+            <a:graphic xmlns:a="http://schemas.openxmlformats.org/drawingml/2006/main">
+              <a:graphicData uri="http://schemas.openxmlformats.org/drawingml/2006/picture">
+                <pic:pic xmlns:pic="http://schemas.openxmlformats.org/drawingml/2006/picture">
+                  <pic:nvPicPr>
+                    <pic:cNvPr id="1406392878" name="Imagem 1406392878"/>
+                    <pic:cNvPicPr/>
+                  </pic:nvPicPr>
+                  <pic:blipFill>
+                    <a:blip r:embed="rId13" cstate="print">
+                      <a:extLst>
+                        <a:ext uri="{28A0092B-C50C-407E-A947-70E740481C1C}">
+                          <a14:useLocalDpi xmlns:a14="http://schemas.microsoft.com/office/drawing/2010/main" val="0"/>
+                        </a:ext>
+                      </a:extLst>
+                    </a:blip>
+                    <a:stretch>
+                      <a:fillRect/>
+                    </a:stretch>
+                  </pic:blipFill>
+                  <pic:spPr>
+                    <a:xfrm>
+                      <a:off x="0" y="0"/>
+                      <a:ext cx="5829300" cy="3331845"/>
+                    </a:xfrm>
+                    <a:prstGeom prst="rect">
+                      <a:avLst/>
+                    </a:prstGeom>
+                  </pic:spPr>
+                </pic:pic>
+              </a:graphicData>
+            </a:graphic>
+          </wp:inline>
+        </w:drawing>
       </w:r>
     </w:p>
     <w:p>
-      <w:r>
+      <w:pPr>
+        <w:pStyle w:val="Legenda"/>
         <w:rPr>
           <w:highlight w:val="yellow"/>
         </w:rPr>
-        <w:t>MAPAS</w:t>
-      </w:r>
-      <w:r>
-        <w:t xml:space="preserve"> - </w:t>
-      </w:r>
-      <w:r>
-        <w:t>Mapas de concentração de Sólidos Suspensos Totais (TSS) modelados para a planície de Curuai em quatro fases representativas do ciclo hidrológico: (A) Enchente, (B) Cheia, (C) Vazante e (D) Seca. A transição espacial demonstra a influência do aporte fluvial nas águas altas e a dominância da dinâmica interna de ressuspensão durante as águas baixas.</w:t>
+      </w:pPr>
+      <w:r>
+        <w:t xml:space="preserve">Figura </w:t>
+      </w:r>
+      <w:fldSimple w:instr=" SEQ Figura \* ARABIC ">
+        <w:r>
+          <w:rPr>
+            <w:noProof/>
+          </w:rPr>
+          <w:t>6</w:t>
+        </w:r>
+      </w:fldSimple>
+      <w:r>
+        <w:t xml:space="preserve"> – Gráficos da </w:t>
+      </w:r>
+      <w:r>
+        <w:t xml:space="preserve">Análise de </w:t>
+      </w:r>
+      <w:r>
+        <w:t>Correlação</w:t>
+      </w:r>
+      <w:r>
+        <w:t xml:space="preserve"> para a bacia local</w:t>
+      </w:r>
+      <w:r>
+        <w:t xml:space="preserve"> (A) e regional (B)</w:t>
+      </w:r>
+      <w:r>
+        <w:t xml:space="preserve"> indicando a contribuição das variáveis ambientais. Observa-se a forte correlação negativa (vetores opostos) entre a concentração de Sólidos Suspensos Totais (TSS) e os descritores do</w:t>
+      </w:r>
+      <w:r>
+        <w:t xml:space="preserve"> </w:t>
+      </w:r>
+      <w:r>
+        <w:t>hidrológico (Área Inundada e Vazão).</w:t>
       </w:r>
     </w:p>
     <w:p>
       <w:r>
+        <w:rPr>
+          <w:highlight w:val="yellow"/>
+        </w:rPr>
+        <w:t>MAPAS</w:t>
+      </w:r>
+      <w:r>
+        <w:t xml:space="preserve"> - </w:t>
+      </w:r>
+      <w:r>
+        <w:t>Mapas de concentração de Sólidos Suspensos Totais (TSS) modelados para a planície de Curuai em quatro fases representativas do ciclo hidrológico: (A) Enchente, (B) Cheia, (C) Vazante e (D) Seca. A transição espacial demonstra a influência do aporte fluvial nas águas altas e a dominância da dinâmica interna de ressuspensão durante as águas baixas.</w:t>
+      </w:r>
+    </w:p>
+    <w:p>
+      <w:r>
         <w:t xml:space="preserve">A análise de tendências de longo prazo trouxe </w:t>
       </w:r>
       <w:r>
@@ -9319,11 +9321,7 @@
       </w:r>
       <w:proofErr w:type="spellEnd"/>
       <w:r>
-        <w:t xml:space="preserve"> sobre a evolução do sistema nas últimas três décadas. Identificou-se uma tendência monotônica significativa de aumento tanto na área inundada (p = 0,021) quanto na concentração média de TSS (p = 0,037). O fato de o TSS estar aumentando em um cenário onde a vazão anual média e a </w:t>
-      </w:r>
-      <w:r>
-        <w:lastRenderedPageBreak/>
-        <w:t xml:space="preserve">precipitação não apresentam tendência linear sugere que a planície está se tornando mais eficiente em reter ou </w:t>
+        <w:t xml:space="preserve"> sobre a evolução do sistema nas últimas três décadas. Identificou-se uma tendência monotônica significativa de aumento tanto na área inundada (p = 0,021) quanto na concentração média de TSS (p = 0,037). O fato de o TSS estar aumentando em um cenário onde a vazão anual média e a precipitação não apresentam tendência linear sugere que a planície está se tornando mais eficiente em reter ou </w:t>
       </w:r>
       <w:proofErr w:type="spellStart"/>
       <w:r>
@@ -9368,7 +9366,7 @@
                     <pic:cNvPicPr/>
                   </pic:nvPicPr>
                   <pic:blipFill>
-                    <a:blip r:embed="rId13" cstate="print">
+                    <a:blip r:embed="rId14" cstate="print">
                       <a:extLst>
                         <a:ext uri="{28A0092B-C50C-407E-A947-70E740481C1C}">
                           <a14:useLocalDpi xmlns:a14="http://schemas.microsoft.com/office/drawing/2010/main" val="0"/>
@@ -9403,24 +9401,14 @@
         <w:lastRenderedPageBreak/>
         <w:t xml:space="preserve">Figura </w:t>
       </w:r>
-      <w:r>
-        <w:fldChar w:fldCharType="begin"/>
-      </w:r>
-      <w:r>
-        <w:instrText xml:space="preserve"> SEQ Figura \* ARABIC </w:instrText>
-      </w:r>
-      <w:r>
-        <w:fldChar w:fldCharType="separate"/>
-      </w:r>
-      <w:r>
-        <w:rPr>
-          <w:noProof/>
-        </w:rPr>
-        <w:t>6</w:t>
-      </w:r>
-      <w:r>
-        <w:fldChar w:fldCharType="end"/>
-      </w:r>
+      <w:fldSimple w:instr=" SEQ Figura \* ARABIC ">
+        <w:r>
+          <w:rPr>
+            <w:noProof/>
+          </w:rPr>
+          <w:t>7</w:t>
+        </w:r>
+      </w:fldSimple>
       <w:r>
         <w:t xml:space="preserve"> - Séries temporais das variáveis analisadas pelo período entre 1985 e 2025. Com indicação de tendência e sua </w:t>
       </w:r>
@@ -9469,7 +9457,7 @@
                     </pic:cNvPicPr>
                   </pic:nvPicPr>
                   <pic:blipFill>
-                    <a:blip r:embed="rId14" cstate="print">
+                    <a:blip r:embed="rId15" cstate="print">
                       <a:extLst>
                         <a:ext uri="{28A0092B-C50C-407E-A947-70E740481C1C}">
                           <a14:useLocalDpi xmlns:a14="http://schemas.microsoft.com/office/drawing/2010/main" val="0"/>
@@ -9509,24 +9497,14 @@
         <w:lastRenderedPageBreak/>
         <w:t xml:space="preserve">Figura </w:t>
       </w:r>
-      <w:r>
-        <w:fldChar w:fldCharType="begin"/>
-      </w:r>
-      <w:r>
-        <w:instrText xml:space="preserve"> SEQ Figura \* ARABIC </w:instrText>
-      </w:r>
-      <w:r>
-        <w:fldChar w:fldCharType="separate"/>
-      </w:r>
-      <w:r>
-        <w:rPr>
-          <w:noProof/>
-        </w:rPr>
-        <w:t>7</w:t>
-      </w:r>
-      <w:r>
-        <w:fldChar w:fldCharType="end"/>
-      </w:r>
+      <w:fldSimple w:instr=" SEQ Figura \* ARABIC ">
+        <w:r>
+          <w:rPr>
+            <w:noProof/>
+          </w:rPr>
+          <w:t>8</w:t>
+        </w:r>
+      </w:fldSimple>
       <w:r>
         <w:t xml:space="preserve"> - </w:t>
       </w:r>
@@ -10327,9 +10305,181 @@
       </w:pPr>
       <w:r>
         <w:rPr>
+          <w:lang w:val="en-US"/>
+        </w:rPr>
+        <w:t xml:space="preserve">ARNESEN, Allan S. </w:t>
+      </w:r>
+      <w:r>
+        <w:rPr>
+          <w:i/>
+          <w:iCs/>
+          <w:lang w:val="en-US"/>
+        </w:rPr>
+        <w:t>et al.</w:t>
+      </w:r>
+      <w:r>
+        <w:rPr>
+          <w:lang w:val="en-US"/>
+        </w:rPr>
+        <w:t xml:space="preserve"> </w:t>
+      </w:r>
+      <w:r>
+        <w:rPr>
+          <w:lang w:val="en-US"/>
+        </w:rPr>
+        <w:t xml:space="preserve">Monitoring flood extent in the lower Amazon River floodplain using ALOS/PALSAR </w:t>
+      </w:r>
+      <w:proofErr w:type="spellStart"/>
+      <w:r>
+        <w:rPr>
+          <w:lang w:val="en-US"/>
+        </w:rPr>
+        <w:t>ScanSAR</w:t>
+      </w:r>
+      <w:proofErr w:type="spellEnd"/>
+      <w:r>
+        <w:rPr>
+          <w:lang w:val="en-US"/>
+        </w:rPr>
+        <w:t xml:space="preserve"> images. </w:t>
+      </w:r>
+      <w:r>
+        <w:rPr>
+          <w:b/>
+          <w:bCs/>
+        </w:rPr>
+        <w:t xml:space="preserve">Remote </w:t>
+      </w:r>
+      <w:proofErr w:type="spellStart"/>
+      <w:r>
+        <w:rPr>
+          <w:b/>
+          <w:bCs/>
+        </w:rPr>
+        <w:t>Sensing</w:t>
+      </w:r>
+      <w:proofErr w:type="spellEnd"/>
+      <w:r>
+        <w:rPr>
+          <w:b/>
+          <w:bCs/>
+        </w:rPr>
+        <w:t xml:space="preserve"> </w:t>
+      </w:r>
+      <w:proofErr w:type="spellStart"/>
+      <w:r>
+        <w:rPr>
+          <w:b/>
+          <w:bCs/>
+        </w:rPr>
+        <w:t>of</w:t>
+      </w:r>
+      <w:proofErr w:type="spellEnd"/>
+      <w:r>
+        <w:rPr>
+          <w:b/>
+          <w:bCs/>
+        </w:rPr>
+        <w:t xml:space="preserve"> </w:t>
+      </w:r>
+      <w:proofErr w:type="spellStart"/>
+      <w:r>
+        <w:rPr>
+          <w:b/>
+          <w:bCs/>
+        </w:rPr>
+        <w:t>Environment</w:t>
+      </w:r>
+      <w:proofErr w:type="spellEnd"/>
+      <w:r>
+        <w:t xml:space="preserve">, v. 130, p. 51–61, 15 mar. 2013. </w:t>
+      </w:r>
+    </w:p>
+    <w:p>
+      <w:pPr>
+        <w:pStyle w:val="Bibliografia"/>
+      </w:pPr>
+      <w:r>
+        <w:lastRenderedPageBreak/>
+        <w:t xml:space="preserve">BARBOSA, Cláudio Clemente Faria </w:t>
+      </w:r>
+      <w:r>
+        <w:rPr>
+          <w:i/>
+          <w:iCs/>
+        </w:rPr>
+        <w:t>et al.</w:t>
+      </w:r>
+      <w:r>
+        <w:t xml:space="preserve"> </w:t>
+      </w:r>
+      <w:r>
+        <w:t xml:space="preserve">METODOLOGIA DE ANÁLISE DA DINÂMICA DE ÁREA E VOLUME INUNDÁVEL: O EXEMPLO DA VÁRZEA DO LAGO GRANDE DE CURUAI. </w:t>
+      </w:r>
+      <w:r>
+        <w:rPr>
+          <w:b/>
+          <w:bCs/>
+        </w:rPr>
+        <w:t>Revista Brasileira de Cartografia</w:t>
+      </w:r>
+      <w:r>
+        <w:t xml:space="preserve">, v. 58, n. 3, 2006. </w:t>
+      </w:r>
+    </w:p>
+    <w:p>
+      <w:pPr>
+        <w:pStyle w:val="Bibliografia"/>
+        <w:rPr>
           <w:lang w:val="fr-FR"/>
         </w:rPr>
-        <w:t xml:space="preserve">ARNESEN, Allan S. </w:t>
+      </w:pPr>
+      <w:r>
+        <w:t xml:space="preserve">BARBOSA, Cláudio Clemente Faria </w:t>
+      </w:r>
+      <w:r>
+        <w:rPr>
+          <w:i/>
+          <w:iCs/>
+        </w:rPr>
+        <w:t>et al.</w:t>
+      </w:r>
+      <w:r>
+        <w:t xml:space="preserve"> </w:t>
+      </w:r>
+      <w:r>
+        <w:rPr>
+          <w:lang w:val="en-US"/>
+        </w:rPr>
+        <w:t xml:space="preserve">Geospatial analysis of spatiotemporal patterns of pH, total suspended sediment and chlorophyll-a on the Amazon floodplain. </w:t>
+      </w:r>
+      <w:r>
+        <w:rPr>
+          <w:b/>
+          <w:bCs/>
+          <w:lang w:val="fr-FR"/>
+        </w:rPr>
+        <w:t>Limnology</w:t>
+      </w:r>
+      <w:r>
+        <w:rPr>
+          <w:lang w:val="fr-FR"/>
+        </w:rPr>
+        <w:t xml:space="preserve">, v. 11, n. 2, p. 155–166, 1 ago. 2010. </w:t>
+      </w:r>
+    </w:p>
+    <w:p>
+      <w:pPr>
+        <w:pStyle w:val="Bibliografia"/>
+        <w:rPr>
+          <w:lang w:val="en-US"/>
+        </w:rPr>
+      </w:pPr>
+      <w:r>
+        <w:rPr>
+          <w:lang w:val="fr-FR"/>
+        </w:rPr>
+        <w:t xml:space="preserve">BONNET, Marie-Paule </w:t>
       </w:r>
       <w:r>
         <w:rPr>
@@ -10349,72 +10499,287 @@
         <w:rPr>
           <w:lang w:val="en-US"/>
         </w:rPr>
-        <w:t xml:space="preserve">Monitoring flood extent in the lower Amazon River floodplain using ALOS/PALSAR </w:t>
-      </w:r>
-      <w:proofErr w:type="spellStart"/>
-      <w:r>
-        <w:rPr>
-          <w:lang w:val="en-US"/>
-        </w:rPr>
-        <w:t>ScanSAR</w:t>
-      </w:r>
-      <w:proofErr w:type="spellEnd"/>
-      <w:r>
-        <w:rPr>
-          <w:lang w:val="en-US"/>
-        </w:rPr>
-        <w:t xml:space="preserve"> images. </w:t>
+        <w:t xml:space="preserve">Floodplain hydrology in an Amazon floodplain lake (Lago Grande de </w:t>
+      </w:r>
+      <w:proofErr w:type="spellStart"/>
+      <w:r>
+        <w:rPr>
+          <w:lang w:val="en-US"/>
+        </w:rPr>
+        <w:t>Curuaí</w:t>
+      </w:r>
+      <w:proofErr w:type="spellEnd"/>
+      <w:r>
+        <w:rPr>
+          <w:lang w:val="en-US"/>
+        </w:rPr>
+        <w:t xml:space="preserve">). </w:t>
       </w:r>
       <w:r>
         <w:rPr>
           <w:b/>
           <w:bCs/>
-        </w:rPr>
-        <w:t xml:space="preserve">Remote </w:t>
-      </w:r>
-      <w:proofErr w:type="spellStart"/>
+          <w:lang w:val="en-US"/>
+        </w:rPr>
+        <w:t>Journal of Hydrology</w:t>
+      </w:r>
+      <w:r>
+        <w:rPr>
+          <w:lang w:val="en-US"/>
+        </w:rPr>
+        <w:t xml:space="preserve">, v. 349, n. 1, p. 18–30, 30 </w:t>
+      </w:r>
+      <w:proofErr w:type="spellStart"/>
+      <w:r>
+        <w:rPr>
+          <w:lang w:val="en-US"/>
+        </w:rPr>
+        <w:t>jan.</w:t>
+      </w:r>
+      <w:proofErr w:type="spellEnd"/>
+      <w:r>
+        <w:rPr>
+          <w:lang w:val="en-US"/>
+        </w:rPr>
+        <w:t xml:space="preserve"> 2008. </w:t>
+      </w:r>
+    </w:p>
+    <w:p>
+      <w:pPr>
+        <w:pStyle w:val="Bibliografia"/>
+      </w:pPr>
+      <w:r>
+        <w:rPr>
+          <w:lang w:val="fr-FR"/>
+        </w:rPr>
+        <w:t xml:space="preserve">BONNET, Marie-Paule </w:t>
+      </w:r>
+      <w:r>
+        <w:rPr>
+          <w:i/>
+          <w:iCs/>
+          <w:lang w:val="fr-FR"/>
+        </w:rPr>
+        <w:t>et al.</w:t>
+      </w:r>
+      <w:r>
+        <w:rPr>
+          <w:lang w:val="fr-FR"/>
+        </w:rPr>
+        <w:t xml:space="preserve"> </w:t>
+      </w:r>
       <w:r>
         <w:rPr>
           <w:b/>
           <w:bCs/>
-        </w:rPr>
-        <w:t>Sensing</w:t>
-      </w:r>
-      <w:proofErr w:type="spellEnd"/>
+          <w:lang w:val="en-US"/>
+        </w:rPr>
+        <w:t>Surface water quality (2013-2017) - Curuai floodplain, Brazil, Pará</w:t>
+      </w:r>
+      <w:r>
+        <w:rPr>
+          <w:lang w:val="en-US"/>
+        </w:rPr>
+        <w:t xml:space="preserve">. </w:t>
+      </w:r>
+      <w:proofErr w:type="spellStart"/>
+      <w:r>
+        <w:rPr>
+          <w:lang w:val="en-US"/>
+        </w:rPr>
+        <w:t>DataSuds</w:t>
+      </w:r>
+      <w:proofErr w:type="spellEnd"/>
+      <w:proofErr w:type="gramStart"/>
+      <w:r>
+        <w:rPr>
+          <w:lang w:val="en-US"/>
+        </w:rPr>
+        <w:t>, ,</w:t>
+      </w:r>
+      <w:proofErr w:type="gramEnd"/>
+      <w:r>
+        <w:rPr>
+          <w:lang w:val="en-US"/>
+        </w:rPr>
+        <w:t xml:space="preserve"> 8 </w:t>
+      </w:r>
+      <w:proofErr w:type="gramStart"/>
+      <w:r>
+        <w:rPr>
+          <w:lang w:val="en-US"/>
+        </w:rPr>
+        <w:t>mar</w:t>
+      </w:r>
+      <w:proofErr w:type="gramEnd"/>
+      <w:r>
+        <w:rPr>
+          <w:lang w:val="en-US"/>
+        </w:rPr>
+        <w:t xml:space="preserve">. 2013. </w:t>
+      </w:r>
+      <w:r>
+        <w:t>Disponível em: &lt;https://doi.org/10.23708/SNGQHV&gt;</w:t>
+      </w:r>
+    </w:p>
+    <w:p>
+      <w:pPr>
+        <w:pStyle w:val="Bibliografia"/>
+        <w:rPr>
+          <w:lang w:val="en-US"/>
+        </w:rPr>
+      </w:pPr>
+      <w:r>
+        <w:rPr>
+          <w:lang w:val="fr-FR"/>
+        </w:rPr>
+        <w:t xml:space="preserve">BOURGOIN, Laurence Maurice </w:t>
+      </w:r>
+      <w:r>
+        <w:rPr>
+          <w:i/>
+          <w:iCs/>
+          <w:lang w:val="fr-FR"/>
+        </w:rPr>
+        <w:t>et al.</w:t>
+      </w:r>
+      <w:r>
+        <w:rPr>
+          <w:lang w:val="fr-FR"/>
+        </w:rPr>
+        <w:t xml:space="preserve"> </w:t>
+      </w:r>
+      <w:r>
+        <w:rPr>
+          <w:lang w:val="en-US"/>
+        </w:rPr>
+        <w:t xml:space="preserve">Temporal dynamics of water and sediment exchanges between the </w:t>
+      </w:r>
+      <w:proofErr w:type="spellStart"/>
+      <w:r>
+        <w:rPr>
+          <w:lang w:val="en-US"/>
+        </w:rPr>
+        <w:t>Curuaí</w:t>
+      </w:r>
+      <w:proofErr w:type="spellEnd"/>
+      <w:r>
+        <w:rPr>
+          <w:lang w:val="en-US"/>
+        </w:rPr>
+        <w:t xml:space="preserve"> floodplain and the Amazon River, Brazil. </w:t>
+      </w:r>
       <w:r>
         <w:rPr>
           <w:b/>
           <w:bCs/>
-        </w:rPr>
-        <w:t xml:space="preserve"> </w:t>
-      </w:r>
-      <w:proofErr w:type="spellStart"/>
+          <w:lang w:val="en-US"/>
+        </w:rPr>
+        <w:t>Journal of Hydrology</w:t>
+      </w:r>
+      <w:r>
+        <w:rPr>
+          <w:lang w:val="en-US"/>
+        </w:rPr>
+        <w:t xml:space="preserve">, v. 335, n. 1, p. 140–156, 8 </w:t>
+      </w:r>
+      <w:proofErr w:type="gramStart"/>
+      <w:r>
+        <w:rPr>
+          <w:lang w:val="en-US"/>
+        </w:rPr>
+        <w:t>mar</w:t>
+      </w:r>
+      <w:proofErr w:type="gramEnd"/>
+      <w:r>
+        <w:rPr>
+          <w:lang w:val="en-US"/>
+        </w:rPr>
+        <w:t xml:space="preserve">. 2007. </w:t>
+      </w:r>
+    </w:p>
+    <w:p>
+      <w:pPr>
+        <w:pStyle w:val="Bibliografia"/>
+      </w:pPr>
+      <w:r>
+        <w:rPr>
+          <w:lang w:val="en-US"/>
+        </w:rPr>
+        <w:t xml:space="preserve">BROVELLI, Maria A.; SUN, Yaru; YORDANOV, Vasil. </w:t>
+      </w:r>
+      <w:r>
+        <w:rPr>
+          <w:lang w:val="en-US"/>
+        </w:rPr>
+        <w:t xml:space="preserve">Monitoring Forest Change in the Amazon Using Multi-Temporal Remote Sensing Data and Machine Learning Classification on Google Earth Engine. </w:t>
+      </w:r>
       <w:r>
         <w:rPr>
           <w:b/>
           <w:bCs/>
         </w:rPr>
-        <w:t>of</w:t>
-      </w:r>
-      <w:proofErr w:type="spellEnd"/>
+        <w:t xml:space="preserve">ISPRS </w:t>
+      </w:r>
+      <w:proofErr w:type="spellStart"/>
       <w:r>
         <w:rPr>
           <w:b/>
           <w:bCs/>
         </w:rPr>
-        <w:t xml:space="preserve"> </w:t>
-      </w:r>
-      <w:proofErr w:type="spellStart"/>
+        <w:t>International</w:t>
+      </w:r>
+      <w:proofErr w:type="spellEnd"/>
       <w:r>
         <w:rPr>
           <w:b/>
           <w:bCs/>
         </w:rPr>
-        <w:t>Environment</w:t>
-      </w:r>
-      <w:proofErr w:type="spellEnd"/>
-      <w:r>
-        <w:t xml:space="preserve">, v. 130, p. 51–61, 15 mar. 2013. </w:t>
+        <w:t xml:space="preserve"> </w:t>
+      </w:r>
+      <w:proofErr w:type="spellStart"/>
+      <w:r>
+        <w:rPr>
+          <w:b/>
+          <w:bCs/>
+        </w:rPr>
+        <w:t>Journal</w:t>
+      </w:r>
+      <w:proofErr w:type="spellEnd"/>
+      <w:r>
+        <w:rPr>
+          <w:b/>
+          <w:bCs/>
+        </w:rPr>
+        <w:t xml:space="preserve"> </w:t>
+      </w:r>
+      <w:proofErr w:type="spellStart"/>
+      <w:r>
+        <w:rPr>
+          <w:b/>
+          <w:bCs/>
+        </w:rPr>
+        <w:t>of</w:t>
+      </w:r>
+      <w:proofErr w:type="spellEnd"/>
+      <w:r>
+        <w:rPr>
+          <w:b/>
+          <w:bCs/>
+        </w:rPr>
+        <w:t xml:space="preserve"> </w:t>
+      </w:r>
+      <w:proofErr w:type="spellStart"/>
+      <w:r>
+        <w:rPr>
+          <w:b/>
+          <w:bCs/>
+        </w:rPr>
+        <w:t>Geo-Information</w:t>
+      </w:r>
+      <w:proofErr w:type="spellEnd"/>
+      <w:r>
+        <w:t xml:space="preserve">, v. 9, n. 10, 2020. </w:t>
       </w:r>
     </w:p>
     <w:p>
@@ -10422,8 +10787,71 @@
         <w:pStyle w:val="Bibliografia"/>
       </w:pPr>
       <w:r>
-        <w:lastRenderedPageBreak/>
-        <w:t xml:space="preserve">BARBOSA, Cláudio Clemente Faria </w:t>
+        <w:t xml:space="preserve">CORREA CASTRO, Auristela; GONÇALVES DE CARVALHO, Luciana. Território e ambiente no projeto de emancipação do Lago Grande do Curuai, em Santarém (PA): uma revisão sistemática. </w:t>
+      </w:r>
+      <w:r>
+        <w:rPr>
+          <w:b/>
+          <w:bCs/>
+        </w:rPr>
+        <w:t>Revista Mosaico</w:t>
+      </w:r>
+      <w:r>
+        <w:t xml:space="preserve">, v. 14, n. 2, p. 15–29, 30 ago. 2023. </w:t>
+      </w:r>
+    </w:p>
+    <w:p>
+      <w:pPr>
+        <w:pStyle w:val="Bibliografia"/>
+      </w:pPr>
+      <w:r>
+        <w:t xml:space="preserve">DE LIMA, Joelson Leal; SILVA SOUSA, </w:t>
+      </w:r>
+      <w:proofErr w:type="spellStart"/>
+      <w:r>
+        <w:t>Keid</w:t>
+      </w:r>
+      <w:proofErr w:type="spellEnd"/>
+      <w:r>
+        <w:t xml:space="preserve"> Nolan; SANTOS, Paulo Roberto Brasil. DETECÇÃO REMOTA DOS POTENCIAIS EFEITOS DE SECAS INTENSAS SOBRE A SAZONALIDADE DA ÁGUA NO COMPLEXO FLUVIO-LACUSTRE DO CURUAÍ, RIO AMAZONAS, PARÁ, BRASIL. </w:t>
+      </w:r>
+      <w:proofErr w:type="spellStart"/>
+      <w:r>
+        <w:rPr>
+          <w:b/>
+          <w:bCs/>
+        </w:rPr>
+        <w:t>Geo</w:t>
+      </w:r>
+      <w:proofErr w:type="spellEnd"/>
+      <w:r>
+        <w:rPr>
+          <w:b/>
+          <w:bCs/>
+        </w:rPr>
+        <w:t xml:space="preserve"> UERJ</w:t>
+      </w:r>
+      <w:r>
+        <w:t xml:space="preserve">, n. 38, p. e42362, 11 mar. 2021. </w:t>
+      </w:r>
+    </w:p>
+    <w:p>
+      <w:pPr>
+        <w:pStyle w:val="Bibliografia"/>
+        <w:rPr>
+          <w:lang w:val="en-US"/>
+        </w:rPr>
+      </w:pPr>
+      <w:r>
+        <w:t xml:space="preserve">DE MORAES NOVO, </w:t>
+      </w:r>
+      <w:proofErr w:type="spellStart"/>
+      <w:r>
+        <w:t>Evlyn</w:t>
+      </w:r>
+      <w:proofErr w:type="spellEnd"/>
+      <w:r>
+        <w:t xml:space="preserve"> Márcia Leão </w:t>
       </w:r>
       <w:r>
         <w:rPr>
@@ -10436,44 +10864,1229 @@
         <w:t xml:space="preserve"> </w:t>
       </w:r>
       <w:r>
-        <w:t xml:space="preserve">METODOLOGIA DE ANÁLISE DA DINÂMICA DE ÁREA E VOLUME INUNDÁVEL: O EXEMPLO DA VÁRZEA DO LAGO GRANDE DE CURUAI. </w:t>
+        <w:rPr>
+          <w:lang w:val="en-US"/>
+        </w:rPr>
+        <w:t xml:space="preserve">Seasonal changes in chlorophyll distributions in Amazon floodplain lakes derived from MODIS images. </w:t>
       </w:r>
       <w:r>
         <w:rPr>
           <w:b/>
           <w:bCs/>
-        </w:rPr>
-        <w:t>Revista Brasileira de Cartografia</w:t>
-      </w:r>
-      <w:r>
-        <w:t xml:space="preserve">, v. 58, n. 3, 2006. </w:t>
+          <w:lang w:val="en-US"/>
+        </w:rPr>
+        <w:t>Limnology</w:t>
+      </w:r>
+      <w:r>
+        <w:rPr>
+          <w:lang w:val="en-US"/>
+        </w:rPr>
+        <w:t xml:space="preserve">, v. 7, n. 3, p. 153–161, 1 </w:t>
+      </w:r>
+      <w:proofErr w:type="spellStart"/>
+      <w:r>
+        <w:rPr>
+          <w:lang w:val="en-US"/>
+        </w:rPr>
+        <w:t>dez</w:t>
+      </w:r>
+      <w:proofErr w:type="spellEnd"/>
+      <w:r>
+        <w:rPr>
+          <w:lang w:val="en-US"/>
+        </w:rPr>
+        <w:t xml:space="preserve">. 2006. </w:t>
       </w:r>
     </w:p>
     <w:p>
       <w:pPr>
         <w:pStyle w:val="Bibliografia"/>
         <w:rPr>
-          <w:lang w:val="fr-FR"/>
-        </w:rPr>
-      </w:pPr>
-      <w:r>
-        <w:t xml:space="preserve">BARBOSA, Cláudio Clemente Faria </w:t>
+          <w:lang w:val="en-US"/>
+        </w:rPr>
+      </w:pPr>
+      <w:r>
+        <w:rPr>
+          <w:lang w:val="en-US"/>
+        </w:rPr>
+        <w:t xml:space="preserve">ENGUEHARD, Pauline </w:t>
       </w:r>
       <w:r>
         <w:rPr>
           <w:i/>
           <w:iCs/>
+          <w:lang w:val="en-US"/>
         </w:rPr>
         <w:t>et al.</w:t>
       </w:r>
       <w:r>
+        <w:rPr>
+          <w:lang w:val="en-US"/>
+        </w:rPr>
+        <w:t xml:space="preserve"> Contribution of automatically generated radar altimetry water levels from unsupervised classification to study hydrological connectivity within Amazon floodplains. </w:t>
+      </w:r>
+      <w:r>
+        <w:rPr>
+          <w:b/>
+          <w:bCs/>
+          <w:lang w:val="en-US"/>
+        </w:rPr>
+        <w:t>Journal of Hydrology: Regional Studies</w:t>
+      </w:r>
+      <w:r>
+        <w:rPr>
+          <w:lang w:val="en-US"/>
+        </w:rPr>
+        <w:t xml:space="preserve">, v. 47, p. 101397, jun. 2023. </w:t>
+      </w:r>
+    </w:p>
+    <w:p>
+      <w:pPr>
+        <w:pStyle w:val="Bibliografia"/>
+      </w:pPr>
+      <w:r>
+        <w:rPr>
+          <w:lang w:val="fr-FR"/>
+        </w:rPr>
+        <w:t xml:space="preserve">FASSONI-ANDRADE, Alice César </w:t>
+      </w:r>
+      <w:r>
+        <w:rPr>
+          <w:i/>
+          <w:iCs/>
+          <w:lang w:val="fr-FR"/>
+        </w:rPr>
+        <w:t>et al.</w:t>
+      </w:r>
+      <w:r>
+        <w:rPr>
+          <w:lang w:val="fr-FR"/>
+        </w:rPr>
         <w:t xml:space="preserve"> </w:t>
       </w:r>
       <w:r>
         <w:rPr>
           <w:lang w:val="en-US"/>
         </w:rPr>
-        <w:t xml:space="preserve">Geospatial analysis of spatiotemporal patterns of pH, total suspended sediment and chlorophyll-a on the Amazon floodplain. </w:t>
+        <w:t xml:space="preserve">High-resolution mapping of floodplain topography from space: A case study in the Amazon. </w:t>
+      </w:r>
+      <w:r>
+        <w:rPr>
+          <w:b/>
+          <w:bCs/>
+        </w:rPr>
+        <w:t xml:space="preserve">Remote </w:t>
+      </w:r>
+      <w:proofErr w:type="spellStart"/>
+      <w:r>
+        <w:rPr>
+          <w:b/>
+          <w:bCs/>
+        </w:rPr>
+        <w:t>Sensing</w:t>
+      </w:r>
+      <w:proofErr w:type="spellEnd"/>
+      <w:r>
+        <w:rPr>
+          <w:b/>
+          <w:bCs/>
+        </w:rPr>
+        <w:t xml:space="preserve"> </w:t>
+      </w:r>
+      <w:proofErr w:type="spellStart"/>
+      <w:r>
+        <w:rPr>
+          <w:b/>
+          <w:bCs/>
+        </w:rPr>
+        <w:t>of</w:t>
+      </w:r>
+      <w:proofErr w:type="spellEnd"/>
+      <w:r>
+        <w:rPr>
+          <w:b/>
+          <w:bCs/>
+        </w:rPr>
+        <w:t xml:space="preserve"> </w:t>
+      </w:r>
+      <w:proofErr w:type="spellStart"/>
+      <w:r>
+        <w:rPr>
+          <w:b/>
+          <w:bCs/>
+        </w:rPr>
+        <w:t>Environment</w:t>
+      </w:r>
+      <w:proofErr w:type="spellEnd"/>
+      <w:r>
+        <w:t xml:space="preserve">, v. 251, p. 112065, dez. 2020. </w:t>
+      </w:r>
+    </w:p>
+    <w:p>
+      <w:pPr>
+        <w:pStyle w:val="Bibliografia"/>
+      </w:pPr>
+      <w:r>
+        <w:t xml:space="preserve">FASSONI-ANDRADE, Alice César; PAIVA, Rodrigo Cauduro Dias de. </w:t>
+      </w:r>
+      <w:r>
+        <w:rPr>
+          <w:lang w:val="en-US"/>
+        </w:rPr>
+        <w:t xml:space="preserve">Mapping spatial-temporal sediment dynamics of river-floodplains in the Amazon. </w:t>
+      </w:r>
+      <w:r>
+        <w:rPr>
+          <w:b/>
+          <w:bCs/>
+        </w:rPr>
+        <w:t xml:space="preserve">Remote </w:t>
+      </w:r>
+      <w:proofErr w:type="spellStart"/>
+      <w:r>
+        <w:rPr>
+          <w:b/>
+          <w:bCs/>
+        </w:rPr>
+        <w:t>Sensing</w:t>
+      </w:r>
+      <w:proofErr w:type="spellEnd"/>
+      <w:r>
+        <w:rPr>
+          <w:b/>
+          <w:bCs/>
+        </w:rPr>
+        <w:t xml:space="preserve"> </w:t>
+      </w:r>
+      <w:proofErr w:type="spellStart"/>
+      <w:r>
+        <w:rPr>
+          <w:b/>
+          <w:bCs/>
+        </w:rPr>
+        <w:t>of</w:t>
+      </w:r>
+      <w:proofErr w:type="spellEnd"/>
+      <w:r>
+        <w:rPr>
+          <w:b/>
+          <w:bCs/>
+        </w:rPr>
+        <w:t xml:space="preserve"> </w:t>
+      </w:r>
+      <w:proofErr w:type="spellStart"/>
+      <w:r>
+        <w:rPr>
+          <w:b/>
+          <w:bCs/>
+        </w:rPr>
+        <w:t>Environment</w:t>
+      </w:r>
+      <w:proofErr w:type="spellEnd"/>
+      <w:r>
+        <w:t xml:space="preserve">, v. 221, p. 94–107, 1 fev. 2019. </w:t>
+      </w:r>
+    </w:p>
+    <w:p>
+      <w:pPr>
+        <w:pStyle w:val="Bibliografia"/>
+      </w:pPr>
+      <w:r>
+        <w:t xml:space="preserve">FERREIRA, Rafael </w:t>
+      </w:r>
+      <w:proofErr w:type="spellStart"/>
+      <w:r>
+        <w:t>Damiati</w:t>
+      </w:r>
+      <w:proofErr w:type="spellEnd"/>
+      <w:r>
+        <w:t xml:space="preserve">; BARBOSA, Cláudio Clemente Faria; NOVO, </w:t>
+      </w:r>
+      <w:proofErr w:type="spellStart"/>
+      <w:r>
+        <w:t>Evlyn</w:t>
+      </w:r>
+      <w:proofErr w:type="spellEnd"/>
+      <w:r>
+        <w:t xml:space="preserve"> Márcia Leão de Moraes. </w:t>
+      </w:r>
+      <w:r>
+        <w:rPr>
+          <w:lang w:val="en-US"/>
+        </w:rPr>
+        <w:t>Assessment of in vivo fluorescence method for chlorophyll-</w:t>
+      </w:r>
+      <w:proofErr w:type="gramStart"/>
+      <w:r>
+        <w:rPr>
+          <w:lang w:val="en-US"/>
+        </w:rPr>
+        <w:t>a</w:t>
+      </w:r>
+      <w:proofErr w:type="gramEnd"/>
+      <w:r>
+        <w:rPr>
+          <w:lang w:val="en-US"/>
+        </w:rPr>
+        <w:t xml:space="preserve"> estimation in optically complex waters (Curuai floodplain, Pará - Brazil). </w:t>
+      </w:r>
+      <w:r>
+        <w:rPr>
+          <w:b/>
+          <w:bCs/>
+        </w:rPr>
+        <w:t xml:space="preserve">Acta </w:t>
+      </w:r>
+      <w:proofErr w:type="spellStart"/>
+      <w:r>
+        <w:rPr>
+          <w:b/>
+          <w:bCs/>
+        </w:rPr>
+        <w:t>Limnologica</w:t>
+      </w:r>
+      <w:proofErr w:type="spellEnd"/>
+      <w:r>
+        <w:rPr>
+          <w:b/>
+          <w:bCs/>
+        </w:rPr>
+        <w:t xml:space="preserve"> </w:t>
+      </w:r>
+      <w:proofErr w:type="spellStart"/>
+      <w:r>
+        <w:rPr>
+          <w:b/>
+          <w:bCs/>
+        </w:rPr>
+        <w:t>Brasiliensia</w:t>
+      </w:r>
+      <w:proofErr w:type="spellEnd"/>
+      <w:r>
+        <w:t xml:space="preserve">, v. 24, p. 373–386, 2012. </w:t>
+      </w:r>
+    </w:p>
+    <w:p>
+      <w:pPr>
+        <w:pStyle w:val="Bibliografia"/>
+        <w:rPr>
+          <w:lang w:val="en-US"/>
+        </w:rPr>
+      </w:pPr>
+      <w:r>
+        <w:t xml:space="preserve">FILISBINO FREIRE DA SILVA, Edson </w:t>
+      </w:r>
+      <w:r>
+        <w:rPr>
+          <w:i/>
+          <w:iCs/>
+        </w:rPr>
+        <w:t>et al.</w:t>
+      </w:r>
+      <w:r>
+        <w:t xml:space="preserve"> </w:t>
+      </w:r>
+      <w:r>
+        <w:rPr>
+          <w:lang w:val="en-US"/>
+        </w:rPr>
+        <w:t xml:space="preserve">A machine learning approach for monitoring Brazilian optical water types using Sentinel-2 MSI. </w:t>
+      </w:r>
+      <w:r>
+        <w:rPr>
+          <w:b/>
+          <w:bCs/>
+          <w:lang w:val="en-US"/>
+        </w:rPr>
+        <w:t>Remote Sensing Applications: Society and Environment</w:t>
+      </w:r>
+      <w:r>
+        <w:rPr>
+          <w:lang w:val="en-US"/>
+        </w:rPr>
+        <w:t xml:space="preserve">, v. 23, p. 100577, ago. 2021. </w:t>
+      </w:r>
+    </w:p>
+    <w:p>
+      <w:pPr>
+        <w:pStyle w:val="Bibliografia"/>
+      </w:pPr>
+      <w:r>
+        <w:rPr>
+          <w:lang w:val="en-US"/>
+        </w:rPr>
+        <w:lastRenderedPageBreak/>
+        <w:t xml:space="preserve">FUNK, Chris </w:t>
+      </w:r>
+      <w:r>
+        <w:rPr>
+          <w:i/>
+          <w:iCs/>
+          <w:lang w:val="en-US"/>
+        </w:rPr>
+        <w:t>et al.</w:t>
+      </w:r>
+      <w:r>
+        <w:rPr>
+          <w:lang w:val="en-US"/>
+        </w:rPr>
+        <w:t xml:space="preserve"> The climate hazards infrared precipitation with stations—a new environmental record for monitoring extremes. </w:t>
+      </w:r>
+      <w:proofErr w:type="spellStart"/>
+      <w:r>
+        <w:rPr>
+          <w:b/>
+          <w:bCs/>
+        </w:rPr>
+        <w:t>Scientific</w:t>
+      </w:r>
+      <w:proofErr w:type="spellEnd"/>
+      <w:r>
+        <w:rPr>
+          <w:b/>
+          <w:bCs/>
+        </w:rPr>
+        <w:t xml:space="preserve"> Data</w:t>
+      </w:r>
+      <w:r>
+        <w:t xml:space="preserve">, v. 2, n. 1, p. 150066, 8 dez. 2015. </w:t>
+      </w:r>
+    </w:p>
+    <w:p>
+      <w:pPr>
+        <w:pStyle w:val="Bibliografia"/>
+      </w:pPr>
+      <w:r>
+        <w:t xml:space="preserve">FURTADO, Luiz Felipe de Almeida </w:t>
+      </w:r>
+      <w:r>
+        <w:rPr>
+          <w:i/>
+          <w:iCs/>
+        </w:rPr>
+        <w:t>et al.</w:t>
+      </w:r>
+      <w:r>
+        <w:t xml:space="preserve"> </w:t>
+      </w:r>
+      <w:r>
+        <w:rPr>
+          <w:lang w:val="en-US"/>
+        </w:rPr>
+        <w:t xml:space="preserve">Land cover classification of Lago Grande de Curuai floodplain (Amazon, Brazil) using multi-sensor and image fusion techniques. </w:t>
+      </w:r>
+      <w:r>
+        <w:rPr>
+          <w:b/>
+          <w:bCs/>
+        </w:rPr>
+        <w:t xml:space="preserve">Acta </w:t>
+      </w:r>
+      <w:proofErr w:type="spellStart"/>
+      <w:r>
+        <w:rPr>
+          <w:b/>
+          <w:bCs/>
+        </w:rPr>
+        <w:t>Amazonica</w:t>
+      </w:r>
+      <w:proofErr w:type="spellEnd"/>
+      <w:r>
+        <w:t xml:space="preserve">, v. 45, p. 195–202, 2015. </w:t>
+      </w:r>
+    </w:p>
+    <w:p>
+      <w:pPr>
+        <w:pStyle w:val="Bibliografia"/>
+        <w:rPr>
+          <w:lang w:val="en-US"/>
+        </w:rPr>
+      </w:pPr>
+      <w:r>
+        <w:t xml:space="preserve">FURTADO, Luiz Felipe de Almeida; SILVA, Thiago Sanna Freire; NOVO, </w:t>
+      </w:r>
+      <w:proofErr w:type="spellStart"/>
+      <w:r>
+        <w:t>Evlyn</w:t>
+      </w:r>
+      <w:proofErr w:type="spellEnd"/>
+      <w:r>
+        <w:t xml:space="preserve"> Márcia Leão de Moraes. </w:t>
+      </w:r>
+      <w:r>
+        <w:rPr>
+          <w:lang w:val="en-US"/>
+        </w:rPr>
+        <w:t xml:space="preserve">Dual-season and full-polarimetric C band SAR assessment for vegetation mapping in the Amazon </w:t>
+      </w:r>
+      <w:proofErr w:type="spellStart"/>
+      <w:r>
+        <w:rPr>
+          <w:i/>
+          <w:iCs/>
+          <w:lang w:val="en-US"/>
+        </w:rPr>
+        <w:t>várzea</w:t>
+      </w:r>
+      <w:proofErr w:type="spellEnd"/>
+      <w:r>
+        <w:rPr>
+          <w:lang w:val="en-US"/>
+        </w:rPr>
+        <w:t xml:space="preserve"> wetlands. </w:t>
+      </w:r>
+      <w:r>
+        <w:rPr>
+          <w:b/>
+          <w:bCs/>
+          <w:lang w:val="en-US"/>
+        </w:rPr>
+        <w:t>Remote Sensing of Environment</w:t>
+      </w:r>
+      <w:r>
+        <w:rPr>
+          <w:lang w:val="en-US"/>
+        </w:rPr>
+        <w:t xml:space="preserve">, v. 174, p. 212–222, 1 mar. 2016. </w:t>
+      </w:r>
+    </w:p>
+    <w:p>
+      <w:pPr>
+        <w:pStyle w:val="Bibliografia"/>
+        <w:rPr>
+          <w:lang w:val="en-US"/>
+        </w:rPr>
+      </w:pPr>
+      <w:r>
+        <w:rPr>
+          <w:lang w:val="en-US"/>
+        </w:rPr>
+        <w:t xml:space="preserve">GHOLIZADEH, Mohammad Haji; MELESSE, Assefa M.; REDDI, Lakshmi. A Comprehensive Review on Water Quality Parameters Estimation Using Remote Sensing Techniques. </w:t>
+      </w:r>
+      <w:r>
+        <w:rPr>
+          <w:b/>
+          <w:bCs/>
+          <w:lang w:val="en-US"/>
+        </w:rPr>
+        <w:t>Sensors</w:t>
+      </w:r>
+      <w:r>
+        <w:rPr>
+          <w:lang w:val="en-US"/>
+        </w:rPr>
+        <w:t xml:space="preserve">, v. 16, n. 8, p. 1298, ago. 2016. </w:t>
+      </w:r>
+    </w:p>
+    <w:p>
+      <w:pPr>
+        <w:pStyle w:val="Bibliografia"/>
+        <w:rPr>
+          <w:lang w:val="en-US"/>
+        </w:rPr>
+      </w:pPr>
+      <w:r>
+        <w:rPr>
+          <w:lang w:val="en-US"/>
+        </w:rPr>
+        <w:t xml:space="preserve">GORELICK, Noel </w:t>
+      </w:r>
+      <w:r>
+        <w:rPr>
+          <w:i/>
+          <w:iCs/>
+          <w:lang w:val="en-US"/>
+        </w:rPr>
+        <w:t>et al.</w:t>
+      </w:r>
+      <w:r>
+        <w:rPr>
+          <w:lang w:val="en-US"/>
+        </w:rPr>
+        <w:t xml:space="preserve"> Google Earth Engine: Planetary-scale geospatial analysis for everyone. </w:t>
+      </w:r>
+      <w:r>
+        <w:rPr>
+          <w:b/>
+          <w:bCs/>
+          <w:lang w:val="en-US"/>
+        </w:rPr>
+        <w:t>Remote Sensing of Environment</w:t>
+      </w:r>
+      <w:r>
+        <w:rPr>
+          <w:lang w:val="en-US"/>
+        </w:rPr>
+        <w:t xml:space="preserve">, v. 202, p. 18–27, </w:t>
+      </w:r>
+      <w:proofErr w:type="spellStart"/>
+      <w:r>
+        <w:rPr>
+          <w:lang w:val="en-US"/>
+        </w:rPr>
+        <w:t>dez</w:t>
+      </w:r>
+      <w:proofErr w:type="spellEnd"/>
+      <w:r>
+        <w:rPr>
+          <w:lang w:val="en-US"/>
+        </w:rPr>
+        <w:t xml:space="preserve">. 2017. </w:t>
+      </w:r>
+    </w:p>
+    <w:p>
+      <w:pPr>
+        <w:pStyle w:val="Bibliografia"/>
+        <w:rPr>
+          <w:lang w:val="en-US"/>
+        </w:rPr>
+      </w:pPr>
+      <w:r>
+        <w:rPr>
+          <w:lang w:val="en-US"/>
+        </w:rPr>
+        <w:t xml:space="preserve">HSU, Hsiao-Jou </w:t>
+      </w:r>
+      <w:r>
+        <w:rPr>
+          <w:i/>
+          <w:iCs/>
+          <w:lang w:val="en-US"/>
+        </w:rPr>
+        <w:t>et al.</w:t>
+      </w:r>
+      <w:r>
+        <w:rPr>
+          <w:lang w:val="en-US"/>
+        </w:rPr>
+        <w:t xml:space="preserve"> A semi-empirical scheme for bathymetric mapping in shallow water by ICESat-2 and Sentinel-2: A case study in the South China Sea. </w:t>
+      </w:r>
+      <w:r>
+        <w:rPr>
+          <w:b/>
+          <w:bCs/>
+          <w:lang w:val="en-US"/>
+        </w:rPr>
+        <w:t>ISPRS Journal of Photogrammetry and Remote Sensing</w:t>
+      </w:r>
+      <w:r>
+        <w:rPr>
+          <w:lang w:val="en-US"/>
+        </w:rPr>
+        <w:t xml:space="preserve">, v. 178, p. 1–19, 1 ago. 2021. </w:t>
+      </w:r>
+    </w:p>
+    <w:p>
+      <w:pPr>
+        <w:pStyle w:val="Bibliografia"/>
+        <w:rPr>
+          <w:lang w:val="en-US"/>
+        </w:rPr>
+      </w:pPr>
+      <w:r>
+        <w:rPr>
+          <w:lang w:val="en-US"/>
+        </w:rPr>
+        <w:t xml:space="preserve">Increase in suspended sediment discharge of the Amazon River assessed by monitoring network and satellite data. </w:t>
+      </w:r>
+      <w:r>
+        <w:rPr>
+          <w:b/>
+          <w:bCs/>
+          <w:lang w:val="en-US"/>
+        </w:rPr>
+        <w:t>CATENA</w:t>
+      </w:r>
+      <w:r>
+        <w:rPr>
+          <w:lang w:val="en-US"/>
+        </w:rPr>
+        <w:t xml:space="preserve">, v. 79, n. 3, p. 257–264, 15 </w:t>
+      </w:r>
+      <w:proofErr w:type="spellStart"/>
+      <w:r>
+        <w:rPr>
+          <w:lang w:val="en-US"/>
+        </w:rPr>
+        <w:t>dez</w:t>
+      </w:r>
+      <w:proofErr w:type="spellEnd"/>
+      <w:r>
+        <w:rPr>
+          <w:lang w:val="en-US"/>
+        </w:rPr>
+        <w:t xml:space="preserve">. 2009. </w:t>
+      </w:r>
+    </w:p>
+    <w:p>
+      <w:pPr>
+        <w:pStyle w:val="Bibliografia"/>
+        <w:rPr>
+          <w:lang w:val="en-US"/>
+        </w:rPr>
+      </w:pPr>
+      <w:r>
+        <w:rPr>
+          <w:lang w:val="en-US"/>
+        </w:rPr>
+        <w:t xml:space="preserve">KAY, Susan; HEDLEY, John D.; LAVENDER, Samantha. Sun Glint Correction of High and Low Spatial Resolution Images of Aquatic Scenes: </w:t>
+      </w:r>
+      <w:proofErr w:type="gramStart"/>
+      <w:r>
+        <w:rPr>
+          <w:lang w:val="en-US"/>
+        </w:rPr>
+        <w:t>a</w:t>
+      </w:r>
+      <w:proofErr w:type="gramEnd"/>
+      <w:r>
+        <w:rPr>
+          <w:lang w:val="en-US"/>
+        </w:rPr>
+        <w:t xml:space="preserve"> Review of Methods for Visible and Near-Infrared Wavelengths. </w:t>
+      </w:r>
+      <w:r>
+        <w:rPr>
+          <w:b/>
+          <w:bCs/>
+          <w:lang w:val="en-US"/>
+        </w:rPr>
+        <w:t>Remote Sensing</w:t>
+      </w:r>
+      <w:r>
+        <w:rPr>
+          <w:lang w:val="en-US"/>
+        </w:rPr>
+        <w:t xml:space="preserve">, v. 1, n. 4, p. 697–730, </w:t>
+      </w:r>
+      <w:proofErr w:type="spellStart"/>
+      <w:r>
+        <w:rPr>
+          <w:lang w:val="en-US"/>
+        </w:rPr>
+        <w:t>dez</w:t>
+      </w:r>
+      <w:proofErr w:type="spellEnd"/>
+      <w:r>
+        <w:rPr>
+          <w:lang w:val="en-US"/>
+        </w:rPr>
+        <w:t xml:space="preserve">. 2009. </w:t>
+      </w:r>
+    </w:p>
+    <w:p>
+      <w:pPr>
+        <w:pStyle w:val="Bibliografia"/>
+        <w:rPr>
+          <w:lang w:val="en-US"/>
+        </w:rPr>
+      </w:pPr>
+      <w:r>
+        <w:rPr>
+          <w:lang w:val="en-US"/>
+        </w:rPr>
+        <w:t xml:space="preserve">KRAUS, Cleber N. </w:t>
+      </w:r>
+      <w:r>
+        <w:rPr>
+          <w:i/>
+          <w:iCs/>
+          <w:lang w:val="en-US"/>
+        </w:rPr>
+        <w:t>et al.</w:t>
+      </w:r>
+      <w:r>
+        <w:rPr>
+          <w:lang w:val="en-US"/>
+        </w:rPr>
+        <w:t xml:space="preserve"> Phytoplankton Genera Structure Revealed from the Multispectral Vertical Diffuse Attenuation Coefficient. </w:t>
+      </w:r>
+      <w:r>
+        <w:rPr>
+          <w:b/>
+          <w:bCs/>
+          <w:lang w:val="en-US"/>
+        </w:rPr>
+        <w:t>Remote Sensing</w:t>
+      </w:r>
+      <w:r>
+        <w:rPr>
+          <w:lang w:val="en-US"/>
+        </w:rPr>
+        <w:t xml:space="preserve">, v. 13, n. 20, p. 4114, 2021. </w:t>
+      </w:r>
+    </w:p>
+    <w:p>
+      <w:pPr>
+        <w:pStyle w:val="Bibliografia"/>
+        <w:rPr>
+          <w:lang w:val="en-US"/>
+        </w:rPr>
+      </w:pPr>
+      <w:r>
+        <w:rPr>
+          <w:lang w:val="en-US"/>
+        </w:rPr>
+        <w:t xml:space="preserve">KUHN, Catherine </w:t>
+      </w:r>
+      <w:r>
+        <w:rPr>
+          <w:i/>
+          <w:iCs/>
+          <w:lang w:val="en-US"/>
+        </w:rPr>
+        <w:t>et al.</w:t>
+      </w:r>
+      <w:r>
+        <w:rPr>
+          <w:lang w:val="en-US"/>
+        </w:rPr>
+        <w:t xml:space="preserve"> Performance of Landsat-8 and Sentinel-2 surface reflectance products for river remote sensing retrievals of chlorophyll-</w:t>
+      </w:r>
+      <w:r>
+        <w:rPr>
+          <w:i/>
+          <w:iCs/>
+          <w:lang w:val="en-US"/>
+        </w:rPr>
+        <w:t>a</w:t>
+      </w:r>
+      <w:r>
+        <w:rPr>
+          <w:lang w:val="en-US"/>
+        </w:rPr>
+        <w:t xml:space="preserve"> and turbidity. </w:t>
+      </w:r>
+      <w:r>
+        <w:rPr>
+          <w:b/>
+          <w:bCs/>
+          <w:lang w:val="en-US"/>
+        </w:rPr>
+        <w:t>Remote Sensing of Environment</w:t>
+      </w:r>
+      <w:r>
+        <w:rPr>
+          <w:lang w:val="en-US"/>
+        </w:rPr>
+        <w:t xml:space="preserve">, v. 224, p. 104–118, 1 abr. 2019. </w:t>
+      </w:r>
+    </w:p>
+    <w:p>
+      <w:pPr>
+        <w:pStyle w:val="Bibliografia"/>
+      </w:pPr>
+      <w:r>
+        <w:rPr>
+          <w:lang w:val="fr-FR"/>
+        </w:rPr>
+        <w:t xml:space="preserve">LI, Aimin; YAN, Xiangyu; KANG, Xuan. </w:t>
+      </w:r>
+      <w:r>
+        <w:rPr>
+          <w:lang w:val="en-US"/>
+        </w:rPr>
+        <w:t xml:space="preserve">Applicability study of four atmospheric correction methods in the remote sensing of lake </w:t>
+      </w:r>
+      <w:proofErr w:type="gramStart"/>
+      <w:r>
+        <w:rPr>
+          <w:lang w:val="en-US"/>
+        </w:rPr>
+        <w:t>water color</w:t>
+      </w:r>
+      <w:proofErr w:type="gramEnd"/>
+      <w:r>
+        <w:rPr>
+          <w:lang w:val="en-US"/>
+        </w:rPr>
+        <w:t xml:space="preserve">. </w:t>
+      </w:r>
+      <w:proofErr w:type="spellStart"/>
+      <w:r>
+        <w:rPr>
+          <w:b/>
+          <w:bCs/>
+        </w:rPr>
+        <w:t>Geocarto</w:t>
+      </w:r>
+      <w:proofErr w:type="spellEnd"/>
+      <w:r>
+        <w:rPr>
+          <w:b/>
+          <w:bCs/>
+        </w:rPr>
+        <w:t xml:space="preserve"> </w:t>
+      </w:r>
+      <w:proofErr w:type="spellStart"/>
+      <w:r>
+        <w:rPr>
+          <w:b/>
+          <w:bCs/>
+        </w:rPr>
+        <w:t>International</w:t>
+      </w:r>
+      <w:proofErr w:type="spellEnd"/>
+      <w:r>
+        <w:t xml:space="preserve">, v. 38, n. 1, p. 2240282, 31 dez. 2023. </w:t>
+      </w:r>
+    </w:p>
+    <w:p>
+      <w:pPr>
+        <w:pStyle w:val="Bibliografia"/>
+      </w:pPr>
+      <w:r>
+        <w:t xml:space="preserve">LIMA, Ivan Bergier Tavares de </w:t>
+      </w:r>
+      <w:r>
+        <w:rPr>
+          <w:i/>
+          <w:iCs/>
+        </w:rPr>
+        <w:t>et al.</w:t>
+      </w:r>
+      <w:r>
+        <w:t xml:space="preserve"> Localização de áreas de monitoramento telemétrico em ambientes aquáticos da Amazônia. </w:t>
+      </w:r>
+      <w:r>
+        <w:rPr>
+          <w:b/>
+          <w:bCs/>
+        </w:rPr>
+        <w:t xml:space="preserve">Acta </w:t>
+      </w:r>
+      <w:proofErr w:type="spellStart"/>
+      <w:r>
+        <w:rPr>
+          <w:b/>
+          <w:bCs/>
+        </w:rPr>
+        <w:t>Amazonica</w:t>
+      </w:r>
+      <w:proofErr w:type="spellEnd"/>
+      <w:r>
+        <w:t xml:space="preserve">, v. 36, p. 331–334, 2006. </w:t>
+      </w:r>
+    </w:p>
+    <w:p>
+      <w:pPr>
+        <w:pStyle w:val="Bibliografia"/>
+        <w:rPr>
+          <w:lang w:val="en-US"/>
+        </w:rPr>
+      </w:pPr>
+      <w:r>
+        <w:t xml:space="preserve">LOBO, Felipe de Lucia </w:t>
+      </w:r>
+      <w:r>
+        <w:rPr>
+          <w:i/>
+          <w:iCs/>
+        </w:rPr>
+        <w:t>et al.</w:t>
+      </w:r>
+      <w:r>
+        <w:t xml:space="preserve"> </w:t>
+      </w:r>
+      <w:proofErr w:type="spellStart"/>
+      <w:r>
+        <w:rPr>
+          <w:lang w:val="en-US"/>
+        </w:rPr>
+        <w:t>AlgaeMAp</w:t>
+      </w:r>
+      <w:proofErr w:type="spellEnd"/>
+      <w:r>
+        <w:rPr>
+          <w:lang w:val="en-US"/>
+        </w:rPr>
+        <w:t xml:space="preserve">: Algae Bloom Monitoring Application for Inland Waters in Latin America. </w:t>
+      </w:r>
+      <w:r>
+        <w:rPr>
+          <w:b/>
+          <w:bCs/>
+          <w:lang w:val="en-US"/>
+        </w:rPr>
+        <w:t>Remote Sensing</w:t>
+      </w:r>
+      <w:r>
+        <w:rPr>
+          <w:lang w:val="en-US"/>
+        </w:rPr>
+        <w:t xml:space="preserve">, v. 13, n. 15, p. 2874, </w:t>
+      </w:r>
+      <w:proofErr w:type="spellStart"/>
+      <w:r>
+        <w:rPr>
+          <w:lang w:val="en-US"/>
+        </w:rPr>
+        <w:t>jan.</w:t>
+      </w:r>
+      <w:proofErr w:type="spellEnd"/>
+      <w:r>
+        <w:rPr>
+          <w:lang w:val="en-US"/>
+        </w:rPr>
+        <w:t xml:space="preserve"> 2021. </w:t>
+      </w:r>
+    </w:p>
+    <w:p>
+      <w:pPr>
+        <w:pStyle w:val="Bibliografia"/>
+        <w:rPr>
+          <w:lang w:val="en-US"/>
+        </w:rPr>
+      </w:pPr>
+      <w:r>
+        <w:rPr>
+          <w:lang w:val="en-US"/>
+        </w:rPr>
+        <w:t xml:space="preserve">M. AMANI </w:t>
+      </w:r>
+      <w:r>
+        <w:rPr>
+          <w:i/>
+          <w:iCs/>
+          <w:lang w:val="en-US"/>
+        </w:rPr>
+        <w:t>et al.</w:t>
+      </w:r>
+      <w:r>
+        <w:rPr>
+          <w:lang w:val="en-US"/>
+        </w:rPr>
+        <w:t xml:space="preserve"> Google Earth Engine Cloud Computing Platform for Remote Sensing Big Data Applications: A Comprehensive Review. </w:t>
+      </w:r>
+      <w:r>
+        <w:rPr>
+          <w:b/>
+          <w:bCs/>
+          <w:lang w:val="en-US"/>
+        </w:rPr>
+        <w:t>IEEE Journal of Selected Topics in Applied Earth Observations and Remote Sensing</w:t>
+      </w:r>
+      <w:r>
+        <w:rPr>
+          <w:lang w:val="en-US"/>
+        </w:rPr>
+        <w:t xml:space="preserve">, v. 13, p. 5326–5350, 2020. </w:t>
+      </w:r>
+    </w:p>
+    <w:p>
+      <w:pPr>
+        <w:pStyle w:val="Bibliografia"/>
+        <w:rPr>
+          <w:lang w:val="en-US"/>
+        </w:rPr>
+      </w:pPr>
+      <w:r>
+        <w:rPr>
+          <w:lang w:val="en-US"/>
+        </w:rPr>
+        <w:t xml:space="preserve">MACIEL, Daniel </w:t>
+      </w:r>
+      <w:r>
+        <w:rPr>
+          <w:i/>
+          <w:iCs/>
+          <w:lang w:val="en-US"/>
+        </w:rPr>
+        <w:t>et al.</w:t>
+      </w:r>
+      <w:r>
+        <w:rPr>
+          <w:lang w:val="en-US"/>
+        </w:rPr>
+        <w:t xml:space="preserve"> Retrieving Total and Inorganic Suspended Sediments in Amazon Floodplain Lakes: A </w:t>
+      </w:r>
+      <w:proofErr w:type="spellStart"/>
+      <w:r>
+        <w:rPr>
+          <w:lang w:val="en-US"/>
+        </w:rPr>
+        <w:t>Multisensor</w:t>
+      </w:r>
+      <w:proofErr w:type="spellEnd"/>
+      <w:r>
+        <w:rPr>
+          <w:lang w:val="en-US"/>
+        </w:rPr>
+        <w:t xml:space="preserve"> Approach. </w:t>
+      </w:r>
+      <w:r>
+        <w:rPr>
+          <w:b/>
+          <w:bCs/>
+          <w:lang w:val="en-US"/>
+        </w:rPr>
+        <w:t>Remote Sensing</w:t>
+      </w:r>
+      <w:r>
+        <w:rPr>
+          <w:lang w:val="en-US"/>
+        </w:rPr>
+        <w:t xml:space="preserve">, v. 11, n. 15, p. 1744, </w:t>
+      </w:r>
+      <w:proofErr w:type="spellStart"/>
+      <w:r>
+        <w:rPr>
+          <w:lang w:val="en-US"/>
+        </w:rPr>
+        <w:t>jan.</w:t>
+      </w:r>
+      <w:proofErr w:type="spellEnd"/>
+      <w:r>
+        <w:rPr>
+          <w:lang w:val="en-US"/>
+        </w:rPr>
+        <w:t xml:space="preserve"> 2019. </w:t>
+      </w:r>
+    </w:p>
+    <w:p>
+      <w:pPr>
+        <w:pStyle w:val="Bibliografia"/>
+        <w:rPr>
+          <w:lang w:val="en-US"/>
+        </w:rPr>
+      </w:pPr>
+      <w:r>
+        <w:rPr>
+          <w:lang w:val="en-US"/>
+        </w:rPr>
+        <w:lastRenderedPageBreak/>
+        <w:t xml:space="preserve">MACIEL, Daniel Andrade </w:t>
+      </w:r>
+      <w:r>
+        <w:rPr>
+          <w:i/>
+          <w:iCs/>
+          <w:lang w:val="en-US"/>
+        </w:rPr>
+        <w:t>et al.</w:t>
+      </w:r>
+      <w:r>
+        <w:rPr>
+          <w:lang w:val="en-US"/>
+        </w:rPr>
+        <w:t xml:space="preserve"> Water clarity in Brazilian water assessed using Sentinel-2 and machine learning methods. </w:t>
+      </w:r>
+      <w:r>
+        <w:rPr>
+          <w:b/>
+          <w:bCs/>
+          <w:lang w:val="en-US"/>
+        </w:rPr>
+        <w:t>ISPRS Journal of Photogrammetry and Remote Sensing</w:t>
+      </w:r>
+      <w:r>
+        <w:rPr>
+          <w:lang w:val="en-US"/>
+        </w:rPr>
+        <w:t xml:space="preserve">, v. 182, p. 134–152, 1 </w:t>
+      </w:r>
+      <w:proofErr w:type="spellStart"/>
+      <w:r>
+        <w:rPr>
+          <w:lang w:val="en-US"/>
+        </w:rPr>
+        <w:t>dez</w:t>
+      </w:r>
+      <w:proofErr w:type="spellEnd"/>
+      <w:r>
+        <w:rPr>
+          <w:lang w:val="en-US"/>
+        </w:rPr>
+        <w:t xml:space="preserve">. 2021. </w:t>
+      </w:r>
+    </w:p>
+    <w:p>
+      <w:pPr>
+        <w:pStyle w:val="Bibliografia"/>
+        <w:rPr>
+          <w:lang w:val="en-US"/>
+        </w:rPr>
+      </w:pPr>
+      <w:r>
+        <w:t xml:space="preserve">MAIA, Poliana Dutra </w:t>
+      </w:r>
+      <w:r>
+        <w:rPr>
+          <w:i/>
+          <w:iCs/>
+        </w:rPr>
+        <w:t>et al.</w:t>
+      </w:r>
+      <w:r>
+        <w:t xml:space="preserve"> </w:t>
+      </w:r>
+      <w:r>
+        <w:rPr>
+          <w:lang w:val="en-US"/>
+        </w:rPr>
+        <w:t xml:space="preserve">Mercury distribution and exchanges between the Amazon River and connected floodplain lakes. </w:t>
+      </w:r>
+      <w:r>
+        <w:rPr>
+          <w:b/>
+          <w:bCs/>
+          <w:lang w:val="en-US"/>
+        </w:rPr>
+        <w:t>Science of The Total Environment</w:t>
+      </w:r>
+      <w:r>
+        <w:rPr>
+          <w:lang w:val="en-US"/>
+        </w:rPr>
+        <w:t xml:space="preserve">, v. 407, n. 23, p. 6073–6084, 15 </w:t>
+      </w:r>
+      <w:proofErr w:type="spellStart"/>
+      <w:r>
+        <w:rPr>
+          <w:lang w:val="en-US"/>
+        </w:rPr>
+        <w:t>nov.</w:t>
+      </w:r>
+      <w:proofErr w:type="spellEnd"/>
+      <w:r>
+        <w:rPr>
+          <w:lang w:val="en-US"/>
+        </w:rPr>
+        <w:t xml:space="preserve"> 2009. </w:t>
+      </w:r>
+    </w:p>
+    <w:p>
+      <w:pPr>
+        <w:pStyle w:val="Bibliografia"/>
+        <w:rPr>
+          <w:lang w:val="fr-FR"/>
+        </w:rPr>
+      </w:pPr>
+      <w:r>
+        <w:rPr>
+          <w:lang w:val="en-US"/>
+        </w:rPr>
+        <w:t xml:space="preserve">MAIA, Poliana Dutra </w:t>
+      </w:r>
+      <w:r>
+        <w:rPr>
+          <w:i/>
+          <w:iCs/>
+          <w:lang w:val="en-US"/>
+        </w:rPr>
+        <w:t>et al.</w:t>
+      </w:r>
+      <w:r>
+        <w:rPr>
+          <w:lang w:val="en-US"/>
+        </w:rPr>
+        <w:t xml:space="preserve"> </w:t>
+      </w:r>
+      <w:r>
+        <w:rPr>
+          <w:lang w:val="en-US"/>
+        </w:rPr>
+        <w:t xml:space="preserve">Role of the floodplain lakes in the methylmercury distribution and exchanges with the Amazon River, Brazil. </w:t>
       </w:r>
       <w:r>
         <w:rPr>
@@ -10481,18 +12094,17 @@
           <w:bCs/>
           <w:lang w:val="fr-FR"/>
         </w:rPr>
-        <w:t>Limnology</w:t>
+        <w:t>Journal of Environmental Sciences</w:t>
       </w:r>
       <w:r>
         <w:rPr>
           <w:lang w:val="fr-FR"/>
         </w:rPr>
-        <w:t xml:space="preserve">, v. 11, n. 2, p. 155–166, 1 ago. 2010. </w:t>
+        <w:t xml:space="preserve">, v. 68, p. 24–40, jun. 2018. </w:t>
       </w:r>
     </w:p>
     <w:p>
       <w:pPr>
-        <w:pStyle w:val="Bibliografia"/>
         <w:rPr>
           <w:lang w:val="en-US"/>
         </w:rPr>
@@ -10501,7 +12113,7 @@
         <w:rPr>
           <w:lang w:val="fr-FR"/>
         </w:rPr>
-        <w:t xml:space="preserve">BONNET, Marie-Paule </w:t>
+        <w:t xml:space="preserve">MARTINEZ, Jean-Michel </w:t>
       </w:r>
       <w:r>
         <w:rPr>
@@ -10521,21 +12133,7 @@
         <w:rPr>
           <w:lang w:val="en-US"/>
         </w:rPr>
-        <w:t xml:space="preserve">Floodplain hydrology in an Amazon floodplain lake (Lago Grande de </w:t>
-      </w:r>
-      <w:proofErr w:type="spellStart"/>
-      <w:r>
-        <w:rPr>
-          <w:lang w:val="en-US"/>
-        </w:rPr>
-        <w:t>Curuaí</w:t>
-      </w:r>
-      <w:proofErr w:type="spellEnd"/>
-      <w:r>
-        <w:rPr>
-          <w:lang w:val="en-US"/>
-        </w:rPr>
-        <w:t xml:space="preserve">). </w:t>
+        <w:t xml:space="preserve">Increase in suspended sediment discharge of the Amazon River assessed by monitoring network and satellite data. </w:t>
       </w:r>
       <w:r>
         <w:rPr>
@@ -10543,38 +12141,142 @@
           <w:bCs/>
           <w:lang w:val="en-US"/>
         </w:rPr>
-        <w:t>Journal of Hydrology</w:t>
-      </w:r>
-      <w:r>
-        <w:rPr>
-          <w:lang w:val="en-US"/>
-        </w:rPr>
-        <w:t xml:space="preserve">, v. 349, n. 1, p. 18–30, 30 </w:t>
-      </w:r>
-      <w:proofErr w:type="spellStart"/>
-      <w:r>
-        <w:rPr>
-          <w:lang w:val="en-US"/>
-        </w:rPr>
-        <w:t>jan.</w:t>
-      </w:r>
-      <w:proofErr w:type="spellEnd"/>
-      <w:r>
-        <w:rPr>
-          <w:lang w:val="en-US"/>
-        </w:rPr>
-        <w:t xml:space="preserve"> 2008. </w:t>
+        <w:t>Sediment Sources and Sediment Delivery under Environmental Change</w:t>
+      </w:r>
+      <w:r>
+        <w:rPr>
+          <w:lang w:val="en-US"/>
+        </w:rPr>
+        <w:t xml:space="preserve">, v. 79, n. 3, p. 257–264, 15 </w:t>
+      </w:r>
+      <w:proofErr w:type="spellStart"/>
+      <w:r>
+        <w:rPr>
+          <w:lang w:val="en-US"/>
+        </w:rPr>
+        <w:t>dez</w:t>
+      </w:r>
+      <w:proofErr w:type="spellEnd"/>
+      <w:r>
+        <w:rPr>
+          <w:lang w:val="en-US"/>
+        </w:rPr>
+        <w:t xml:space="preserve">. 2009. </w:t>
       </w:r>
     </w:p>
     <w:p>
       <w:pPr>
         <w:pStyle w:val="Bibliografia"/>
+        <w:rPr>
+          <w:lang w:val="en-US"/>
+        </w:rPr>
+      </w:pPr>
+      <w:r>
+        <w:rPr>
+          <w:lang w:val="en-US"/>
+        </w:rPr>
+        <w:t xml:space="preserve">MARTINS, Vitor S. </w:t>
+      </w:r>
+      <w:r>
+        <w:rPr>
+          <w:i/>
+          <w:iCs/>
+          <w:lang w:val="en-US"/>
+        </w:rPr>
+        <w:t>et al.</w:t>
+      </w:r>
+      <w:r>
+        <w:rPr>
+          <w:lang w:val="en-US"/>
+        </w:rPr>
+        <w:t xml:space="preserve"> </w:t>
+      </w:r>
+      <w:r>
+        <w:rPr>
+          <w:lang w:val="en-US"/>
+        </w:rPr>
+        <w:t xml:space="preserve">Assessment of Atmospheric Correction Methods for Sentinel-2 MSI Images Applied to Amazon Floodplain Lakes. </w:t>
+      </w:r>
+      <w:r>
+        <w:rPr>
+          <w:b/>
+          <w:bCs/>
+          <w:lang w:val="en-US"/>
+        </w:rPr>
+        <w:t>Remote Sensing</w:t>
+      </w:r>
+      <w:r>
+        <w:rPr>
+          <w:lang w:val="en-US"/>
+        </w:rPr>
+        <w:t xml:space="preserve">, v. 9, n. 4, 2017. </w:t>
+      </w:r>
+    </w:p>
+    <w:p>
+      <w:pPr>
+        <w:pStyle w:val="Bibliografia"/>
+        <w:rPr>
+          <w:lang w:val="en-US"/>
+        </w:rPr>
+      </w:pPr>
+      <w:r>
+        <w:rPr>
+          <w:lang w:val="en-US"/>
+        </w:rPr>
+        <w:t xml:space="preserve">MAURICE-BOURGOIN, Laurance </w:t>
+      </w:r>
+      <w:r>
+        <w:rPr>
+          <w:i/>
+          <w:iCs/>
+          <w:lang w:val="en-US"/>
+        </w:rPr>
+        <w:t>et al.</w:t>
+      </w:r>
+      <w:r>
+        <w:rPr>
+          <w:lang w:val="en-US"/>
+        </w:rPr>
+        <w:t xml:space="preserve"> The role of flood plains in the hydrology and sediment dynamics of the Amazon River, Brazil. </w:t>
+      </w:r>
+      <w:r>
+        <w:rPr>
+          <w:i/>
+          <w:iCs/>
+          <w:lang w:val="en-US"/>
+        </w:rPr>
+        <w:t>In</w:t>
+      </w:r>
+      <w:r>
+        <w:rPr>
+          <w:lang w:val="en-US"/>
+        </w:rPr>
+        <w:t xml:space="preserve">: SEVENTH IAHS SCIENTIFIC ASSEMBLY. </w:t>
+      </w:r>
+      <w:r>
+        <w:rPr>
+          <w:b/>
+          <w:bCs/>
+          <w:lang w:val="en-US"/>
+        </w:rPr>
+        <w:t>Sediment Budgets 1</w:t>
+      </w:r>
+      <w:r>
+        <w:rPr>
+          <w:lang w:val="en-US"/>
+        </w:rPr>
+        <w:t xml:space="preserve">. Foz do Iguaçu, Brazil: IAHS, abr. 2005. </w:t>
+      </w:r>
+    </w:p>
+    <w:p>
+      <w:pPr>
+        <w:pStyle w:val="Bibliografia"/>
       </w:pPr>
       <w:r>
         <w:rPr>
           <w:lang w:val="fr-FR"/>
         </w:rPr>
-        <w:t xml:space="preserve">BONNET, Marie-Paule </w:t>
+        <w:t xml:space="preserve">MOREIRA-TURCQ, P. </w:t>
       </w:r>
       <w:r>
         <w:rPr>
@@ -10592,56 +12294,53 @@
       </w:r>
       <w:r>
         <w:rPr>
+          <w:lang w:val="en-US"/>
+        </w:rPr>
+        <w:t xml:space="preserve">Carbon sedimentation at Lago Grande de Curuai, a floodplain lake in the low Amazon region: insights into sedimentation rates. </w:t>
+      </w:r>
+      <w:proofErr w:type="spellStart"/>
+      <w:r>
+        <w:rPr>
           <w:b/>
           <w:bCs/>
-          <w:lang w:val="en-US"/>
-        </w:rPr>
-        <w:t>Surface water quality (2013-2017) - Curuai floodplain, Brazil, Pará</w:t>
-      </w:r>
-      <w:r>
-        <w:rPr>
-          <w:lang w:val="en-US"/>
-        </w:rPr>
-        <w:t xml:space="preserve">. </w:t>
-      </w:r>
-      <w:proofErr w:type="spellStart"/>
-      <w:r>
-        <w:rPr>
-          <w:lang w:val="en-US"/>
-        </w:rPr>
-        <w:t>DataSuds</w:t>
-      </w:r>
-      <w:proofErr w:type="spellEnd"/>
-      <w:proofErr w:type="gramStart"/>
-      <w:r>
-        <w:rPr>
-          <w:lang w:val="en-US"/>
-        </w:rPr>
-        <w:t>, ,</w:t>
-      </w:r>
-      <w:proofErr w:type="gramEnd"/>
-      <w:r>
-        <w:rPr>
-          <w:lang w:val="en-US"/>
-        </w:rPr>
-        <w:t xml:space="preserve"> 8 </w:t>
-      </w:r>
-      <w:proofErr w:type="gramStart"/>
-      <w:r>
-        <w:rPr>
-          <w:lang w:val="en-US"/>
-        </w:rPr>
-        <w:t>mar</w:t>
-      </w:r>
-      <w:proofErr w:type="gramEnd"/>
-      <w:r>
-        <w:rPr>
-          <w:lang w:val="en-US"/>
-        </w:rPr>
-        <w:t xml:space="preserve">. 2013. </w:t>
-      </w:r>
-      <w:r>
-        <w:t>Disponível em: &lt;https://doi.org/10.23708/SNGQHV&gt;</w:t>
+        </w:rPr>
+        <w:t>Palaeogeography</w:t>
+      </w:r>
+      <w:proofErr w:type="spellEnd"/>
+      <w:r>
+        <w:rPr>
+          <w:b/>
+          <w:bCs/>
+        </w:rPr>
+        <w:t xml:space="preserve">, </w:t>
+      </w:r>
+      <w:proofErr w:type="spellStart"/>
+      <w:r>
+        <w:rPr>
+          <w:b/>
+          <w:bCs/>
+        </w:rPr>
+        <w:t>Palaeoclimatology</w:t>
+      </w:r>
+      <w:proofErr w:type="spellEnd"/>
+      <w:r>
+        <w:rPr>
+          <w:b/>
+          <w:bCs/>
+        </w:rPr>
+        <w:t xml:space="preserve">, </w:t>
+      </w:r>
+      <w:proofErr w:type="spellStart"/>
+      <w:r>
+        <w:rPr>
+          <w:b/>
+          <w:bCs/>
+        </w:rPr>
+        <w:t>Palaeoecology</w:t>
+      </w:r>
+      <w:proofErr w:type="spellEnd"/>
+      <w:r>
+        <w:t xml:space="preserve">, v. 214, n. 1, p. 27–40, 4 nov. 2004. </w:t>
       </w:r>
     </w:p>
     <w:p>
@@ -10652,10 +12351,383 @@
         </w:rPr>
       </w:pPr>
       <w:r>
+        <w:t>MOREIRA</w:t>
+      </w:r>
+      <w:r>
+        <w:rPr>
+          <w:rFonts w:ascii="Cambria Math" w:hAnsi="Cambria Math" w:cs="Cambria Math"/>
+        </w:rPr>
+        <w:t>‐</w:t>
+      </w:r>
+      <w:r>
+        <w:t xml:space="preserve">TURCQ, </w:t>
+      </w:r>
+      <w:proofErr w:type="spellStart"/>
+      <w:r>
+        <w:t>Patricia</w:t>
+      </w:r>
+      <w:proofErr w:type="spellEnd"/>
+      <w:r>
+        <w:t xml:space="preserve"> </w:t>
+      </w:r>
+      <w:r>
+        <w:rPr>
+          <w:i/>
+          <w:iCs/>
+        </w:rPr>
+        <w:t>et al.</w:t>
+      </w:r>
+      <w:r>
+        <w:t xml:space="preserve"> </w:t>
+      </w:r>
+      <w:r>
+        <w:rPr>
+          <w:lang w:val="en-US"/>
+        </w:rPr>
+        <w:t xml:space="preserve">Seasonal variability in concentration, composition, age, and fluxes of particulate organic carbon exchanged between the floodplain and Amazon River. </w:t>
+      </w:r>
+      <w:r>
+        <w:rPr>
+          <w:b/>
+          <w:bCs/>
+          <w:lang w:val="en-US"/>
+        </w:rPr>
+        <w:t>Global Biogeochemical Cycles</w:t>
+      </w:r>
+      <w:r>
+        <w:rPr>
+          <w:lang w:val="en-US"/>
+        </w:rPr>
+        <w:t xml:space="preserve">, v. 27, n. 1, p. 119–130, mar. 2013. </w:t>
+      </w:r>
+    </w:p>
+    <w:p>
+      <w:pPr>
+        <w:pStyle w:val="Bibliografia"/>
+        <w:rPr>
+          <w:lang w:val="en-US"/>
+        </w:rPr>
+      </w:pPr>
+      <w:r>
+        <w:rPr>
+          <w:lang w:val="en-US"/>
+        </w:rPr>
+        <w:t xml:space="preserve">MUÑOZ SABATER, J. </w:t>
+      </w:r>
+      <w:r>
+        <w:rPr>
+          <w:b/>
+          <w:bCs/>
+          <w:lang w:val="en-US"/>
+        </w:rPr>
+        <w:t>ERA5-Land monthly averaged data from 1950 to present. Copernicus Climate Change Service (C3S)</w:t>
+      </w:r>
+      <w:r>
+        <w:rPr>
+          <w:lang w:val="en-US"/>
+        </w:rPr>
+        <w:t>. Climate Data Store (CDS)</w:t>
+      </w:r>
+      <w:proofErr w:type="gramStart"/>
+      <w:r>
+        <w:rPr>
+          <w:lang w:val="en-US"/>
+        </w:rPr>
+        <w:t>, ,</w:t>
+      </w:r>
+      <w:proofErr w:type="gramEnd"/>
+      <w:r>
+        <w:rPr>
+          <w:lang w:val="en-US"/>
+        </w:rPr>
+        <w:t xml:space="preserve"> 2019</w:t>
+      </w:r>
+      <w:proofErr w:type="gramStart"/>
+      <w:r>
+        <w:rPr>
+          <w:lang w:val="en-US"/>
+        </w:rPr>
+        <w:t>. .</w:t>
+      </w:r>
+      <w:proofErr w:type="gramEnd"/>
+      <w:r>
+        <w:rPr>
+          <w:lang w:val="en-US"/>
+        </w:rPr>
+        <w:t xml:space="preserve"> </w:t>
+      </w:r>
+      <w:proofErr w:type="spellStart"/>
+      <w:r>
+        <w:rPr>
+          <w:lang w:val="en-US"/>
+        </w:rPr>
+        <w:t>Acesso</w:t>
+      </w:r>
+      <w:proofErr w:type="spellEnd"/>
+      <w:r>
+        <w:rPr>
+          <w:lang w:val="en-US"/>
+        </w:rPr>
+        <w:t xml:space="preserve"> em: 16 </w:t>
+      </w:r>
+      <w:proofErr w:type="spellStart"/>
+      <w:r>
+        <w:rPr>
+          <w:lang w:val="en-US"/>
+        </w:rPr>
+        <w:t>jan.</w:t>
+      </w:r>
+      <w:proofErr w:type="spellEnd"/>
+      <w:r>
+        <w:rPr>
+          <w:lang w:val="en-US"/>
+        </w:rPr>
+        <w:t xml:space="preserve"> 2026</w:t>
+      </w:r>
+    </w:p>
+    <w:p>
+      <w:pPr>
+        <w:pStyle w:val="Bibliografia"/>
+        <w:rPr>
+          <w:lang w:val="en-US"/>
+        </w:rPr>
+      </w:pPr>
+      <w:r>
+        <w:rPr>
+          <w:lang w:val="en-US"/>
+        </w:rPr>
+        <w:t xml:space="preserve">NIROUMAND-JADIDI, Milad </w:t>
+      </w:r>
+      <w:r>
+        <w:rPr>
+          <w:i/>
+          <w:iCs/>
+          <w:lang w:val="en-US"/>
+        </w:rPr>
+        <w:t>et al.</w:t>
+      </w:r>
+      <w:r>
+        <w:rPr>
+          <w:lang w:val="en-US"/>
+        </w:rPr>
+        <w:t xml:space="preserve"> Water Quality Retrieval from Landsat-9 (OLI-2) Imagery and Comparison to Sentinel-2. </w:t>
+      </w:r>
+      <w:r>
+        <w:rPr>
+          <w:b/>
+          <w:bCs/>
+          <w:lang w:val="en-US"/>
+        </w:rPr>
+        <w:t>Remote Sensing</w:t>
+      </w:r>
+      <w:r>
+        <w:rPr>
+          <w:lang w:val="en-US"/>
+        </w:rPr>
+        <w:t xml:space="preserve">, v. 14, n. 18, p. 4596, </w:t>
+      </w:r>
+      <w:proofErr w:type="spellStart"/>
+      <w:r>
+        <w:rPr>
+          <w:lang w:val="en-US"/>
+        </w:rPr>
+        <w:t>jan.</w:t>
+      </w:r>
+      <w:proofErr w:type="spellEnd"/>
+      <w:r>
+        <w:rPr>
+          <w:lang w:val="en-US"/>
+        </w:rPr>
+        <w:t xml:space="preserve"> 2022. </w:t>
+      </w:r>
+    </w:p>
+    <w:p>
+      <w:pPr>
+        <w:pStyle w:val="Bibliografia"/>
+        <w:rPr>
+          <w:lang w:val="en-US"/>
+        </w:rPr>
+      </w:pPr>
+      <w:r>
+        <w:rPr>
+          <w:lang w:val="en-US"/>
+        </w:rPr>
+        <w:t xml:space="preserve">PAGE, Benjamin P.; OLMANSON, Leif G.; MISHRA, Deepak R. A harmonized image processing workflow using Sentinel-2/MSI and Landsat-8/OLI for mapping water clarity in optically variable lake systems. </w:t>
+      </w:r>
+      <w:r>
+        <w:rPr>
+          <w:b/>
+          <w:bCs/>
+          <w:lang w:val="en-US"/>
+        </w:rPr>
+        <w:t>Remote Sensing of Environment</w:t>
+      </w:r>
+      <w:r>
+        <w:rPr>
+          <w:lang w:val="en-US"/>
+        </w:rPr>
+        <w:t xml:space="preserve">, v. 231, p. 111284, 15 set. 2019. </w:t>
+      </w:r>
+    </w:p>
+    <w:p>
+      <w:pPr>
+        <w:pStyle w:val="Bibliografia"/>
+        <w:rPr>
+          <w:lang w:val="en-US"/>
+        </w:rPr>
+      </w:pPr>
+      <w:r>
+        <w:rPr>
+          <w:lang w:val="en-US"/>
+        </w:rPr>
+        <w:t xml:space="preserve">PARK, Edward </w:t>
+      </w:r>
+      <w:r>
+        <w:rPr>
+          <w:i/>
+          <w:iCs/>
+          <w:lang w:val="en-US"/>
+        </w:rPr>
+        <w:t>et al.</w:t>
+      </w:r>
+      <w:r>
+        <w:rPr>
+          <w:lang w:val="en-US"/>
+        </w:rPr>
+        <w:t xml:space="preserve"> Inferring floodplain bathymetry using inundation frequency. </w:t>
+      </w:r>
+      <w:r>
+        <w:rPr>
+          <w:b/>
+          <w:bCs/>
+          <w:lang w:val="en-US"/>
+        </w:rPr>
+        <w:t>Journal of Environmental Management</w:t>
+      </w:r>
+      <w:r>
+        <w:rPr>
+          <w:lang w:val="en-US"/>
+        </w:rPr>
+        <w:t xml:space="preserve">, v. 273, p. 111138, </w:t>
+      </w:r>
+      <w:proofErr w:type="spellStart"/>
+      <w:r>
+        <w:rPr>
+          <w:lang w:val="en-US"/>
+        </w:rPr>
+        <w:t>nov.</w:t>
+      </w:r>
+      <w:proofErr w:type="spellEnd"/>
+      <w:r>
+        <w:rPr>
+          <w:lang w:val="en-US"/>
+        </w:rPr>
+        <w:t xml:space="preserve"> 2020. </w:t>
+      </w:r>
+    </w:p>
+    <w:p>
+      <w:pPr>
+        <w:pStyle w:val="Bibliografia"/>
+        <w:rPr>
+          <w:lang w:val="en-US"/>
+        </w:rPr>
+      </w:pPr>
+      <w:r>
+        <w:rPr>
+          <w:lang w:val="en-US"/>
+        </w:rPr>
+        <w:t xml:space="preserve">REIS, Mariana Câmara dos </w:t>
+      </w:r>
+      <w:r>
+        <w:rPr>
+          <w:i/>
+          <w:iCs/>
+          <w:lang w:val="en-US"/>
+        </w:rPr>
+        <w:t>et al.</w:t>
+      </w:r>
+      <w:r>
+        <w:rPr>
+          <w:lang w:val="en-US"/>
+        </w:rPr>
+        <w:t xml:space="preserve"> Spatial heterogeneity and hydrological fluctuations drive bacterioplankton community composition in an Amazon floodplain system. </w:t>
+      </w:r>
+      <w:r>
+        <w:rPr>
+          <w:b/>
+          <w:bCs/>
+          <w:lang w:val="en-US"/>
+        </w:rPr>
+        <w:t>PLOS ONE</w:t>
+      </w:r>
+      <w:r>
+        <w:rPr>
+          <w:lang w:val="en-US"/>
+        </w:rPr>
+        <w:t xml:space="preserve">, v. 14, n. 8, p. e0220695, de ago. de 2019. </w:t>
+      </w:r>
+    </w:p>
+    <w:p>
+      <w:pPr>
+        <w:pStyle w:val="Bibliografia"/>
         <w:rPr>
           <w:lang w:val="fr-FR"/>
         </w:rPr>
-        <w:t xml:space="preserve">BOURGOIN, Laurence Maurice </w:t>
+      </w:pPr>
+      <w:r>
+        <w:rPr>
+          <w:lang w:val="en-US"/>
+        </w:rPr>
+        <w:t xml:space="preserve">RENÓ, Vivian F. </w:t>
+      </w:r>
+      <w:r>
+        <w:rPr>
+          <w:i/>
+          <w:iCs/>
+          <w:lang w:val="en-US"/>
+        </w:rPr>
+        <w:t>et al.</w:t>
+      </w:r>
+      <w:r>
+        <w:rPr>
+          <w:lang w:val="en-US"/>
+        </w:rPr>
+        <w:t xml:space="preserve"> </w:t>
+      </w:r>
+      <w:r>
+        <w:rPr>
+          <w:lang w:val="en-US"/>
+        </w:rPr>
+        <w:t xml:space="preserve">Assessment of deforestation in the Lower Amazon floodplain using historical Landsat MSS/TM imagery. </w:t>
+      </w:r>
+      <w:r>
+        <w:rPr>
+          <w:b/>
+          <w:bCs/>
+          <w:lang w:val="fr-FR"/>
+        </w:rPr>
+        <w:t>Remote Sensing of Environment</w:t>
+      </w:r>
+      <w:r>
+        <w:rPr>
+          <w:lang w:val="fr-FR"/>
+        </w:rPr>
+        <w:t xml:space="preserve">, v. 115, n. 12, p. 3446–3456, 15 dez. 2011. </w:t>
+      </w:r>
+    </w:p>
+    <w:p>
+      <w:pPr>
+        <w:pStyle w:val="Bibliografia"/>
+        <w:rPr>
+          <w:lang w:val="en-US"/>
+        </w:rPr>
+      </w:pPr>
+      <w:r>
+        <w:rPr>
+          <w:lang w:val="fr-FR"/>
+        </w:rPr>
+        <w:lastRenderedPageBreak/>
+        <w:t xml:space="preserve">ROQUE, Derlayne Dias </w:t>
       </w:r>
       <w:r>
         <w:rPr>
@@ -10675,21 +12747,35 @@
         <w:rPr>
           <w:lang w:val="en-US"/>
         </w:rPr>
-        <w:t xml:space="preserve">Temporal dynamics of water and sediment exchanges between the </w:t>
-      </w:r>
-      <w:proofErr w:type="spellStart"/>
-      <w:r>
-        <w:rPr>
-          <w:lang w:val="en-US"/>
-        </w:rPr>
-        <w:t>Curuaí</w:t>
-      </w:r>
-      <w:proofErr w:type="spellEnd"/>
-      <w:r>
-        <w:rPr>
-          <w:lang w:val="en-US"/>
-        </w:rPr>
-        <w:t xml:space="preserve"> floodplain and the Amazon River, Brazil. </w:t>
+        <w:t xml:space="preserve">Surface water quality in Amazonian Floodplain Lakes, data set of the Lago Grande de Curuai Floodplain Lake, </w:t>
+      </w:r>
+      <w:r>
+        <w:rPr>
+          <w:smallCaps/>
+          <w:lang w:val="en-US"/>
+        </w:rPr>
+        <w:t>Pará</w:t>
+      </w:r>
+      <w:r>
+        <w:rPr>
+          <w:rFonts w:ascii="Cambria Math" w:hAnsi="Cambria Math" w:cs="Cambria Math"/>
+          <w:smallCaps/>
+          <w:lang w:val="en-US"/>
+        </w:rPr>
+        <w:t>‐</w:t>
+      </w:r>
+      <w:r>
+        <w:rPr>
+          <w:smallCaps/>
+          <w:lang w:val="en-US"/>
+        </w:rPr>
+        <w:t>Brazil</w:t>
+      </w:r>
+      <w:r>
+        <w:rPr>
+          <w:lang w:val="en-US"/>
+        </w:rPr>
+        <w:t xml:space="preserve">. </w:t>
       </w:r>
       <w:r>
         <w:rPr>
@@ -10697,1432 +12783,632 @@
           <w:bCs/>
           <w:lang w:val="en-US"/>
         </w:rPr>
-        <w:t>Journal of Hydrology</w:t>
-      </w:r>
-      <w:r>
-        <w:rPr>
-          <w:lang w:val="en-US"/>
-        </w:rPr>
-        <w:t xml:space="preserve">, v. 335, n. 1, p. 140–156, 8 </w:t>
-      </w:r>
-      <w:proofErr w:type="gramStart"/>
-      <w:r>
-        <w:rPr>
-          <w:lang w:val="en-US"/>
-        </w:rPr>
-        <w:t>mar</w:t>
-      </w:r>
-      <w:proofErr w:type="gramEnd"/>
-      <w:r>
-        <w:rPr>
-          <w:lang w:val="en-US"/>
-        </w:rPr>
-        <w:t xml:space="preserve">. 2007. </w:t>
+        <w:t>Geoscience Data Journal</w:t>
+      </w:r>
+      <w:r>
+        <w:rPr>
+          <w:lang w:val="en-US"/>
+        </w:rPr>
+        <w:t xml:space="preserve">, v. 11, n. 3, p. 252–266, </w:t>
+      </w:r>
+      <w:proofErr w:type="spellStart"/>
+      <w:r>
+        <w:rPr>
+          <w:lang w:val="en-US"/>
+        </w:rPr>
+        <w:t>jul.</w:t>
+      </w:r>
+      <w:proofErr w:type="spellEnd"/>
+      <w:r>
+        <w:rPr>
+          <w:lang w:val="en-US"/>
+        </w:rPr>
+        <w:t xml:space="preserve"> 2024. </w:t>
       </w:r>
     </w:p>
     <w:p>
       <w:pPr>
         <w:pStyle w:val="Bibliografia"/>
-      </w:pPr>
-      <w:r>
-        <w:rPr>
-          <w:lang w:val="en-US"/>
-        </w:rPr>
-        <w:t xml:space="preserve">BROVELLI, Maria A.; SUN, Yaru; YORDANOV, Vasil. </w:t>
-      </w:r>
-      <w:r>
-        <w:rPr>
-          <w:lang w:val="en-US"/>
-        </w:rPr>
-        <w:t xml:space="preserve">Monitoring Forest Change in the Amazon Using Multi-Temporal Remote Sensing Data and Machine Learning Classification on Google Earth Engine. </w:t>
+        <w:rPr>
+          <w:lang w:val="en-US"/>
+        </w:rPr>
+      </w:pPr>
+      <w:r>
+        <w:rPr>
+          <w:lang w:val="en-US"/>
+        </w:rPr>
+        <w:t xml:space="preserve">RUDORFF, Conrado M.; DUNNE, Thomas; MELACK, John M. Recent increase of river–floodplain suspended sediment exchange in a reach of the lower Amazon River. </w:t>
       </w:r>
       <w:r>
         <w:rPr>
           <w:b/>
           <w:bCs/>
-        </w:rPr>
-        <w:t xml:space="preserve">ISPRS </w:t>
-      </w:r>
-      <w:proofErr w:type="spellStart"/>
+          <w:lang w:val="en-US"/>
+        </w:rPr>
+        <w:t>Earth Surface Processes and Landforms</w:t>
+      </w:r>
+      <w:r>
+        <w:rPr>
+          <w:lang w:val="en-US"/>
+        </w:rPr>
+        <w:t xml:space="preserve">, v. 43, n. 1, p. 322–332, 1 </w:t>
+      </w:r>
+      <w:proofErr w:type="spellStart"/>
+      <w:r>
+        <w:rPr>
+          <w:lang w:val="en-US"/>
+        </w:rPr>
+        <w:t>jan.</w:t>
+      </w:r>
+      <w:proofErr w:type="spellEnd"/>
+      <w:r>
+        <w:rPr>
+          <w:lang w:val="en-US"/>
+        </w:rPr>
+        <w:t xml:space="preserve"> 2018. </w:t>
+      </w:r>
+    </w:p>
+    <w:p>
+      <w:pPr>
+        <w:pStyle w:val="Bibliografia"/>
+        <w:rPr>
+          <w:lang w:val="en-US"/>
+        </w:rPr>
+      </w:pPr>
+      <w:r>
+        <w:rPr>
+          <w:lang w:val="en-US"/>
+        </w:rPr>
+        <w:t xml:space="preserve">RUDORFF, Conrado M.; MELACK, John M.; BATES, Paul D. Flooding dynamics on the lower Amazon floodplain: 2. Seasonal and interannual hydrological variability. </w:t>
+      </w:r>
       <w:r>
         <w:rPr>
           <w:b/>
           <w:bCs/>
-        </w:rPr>
-        <w:t>International</w:t>
-      </w:r>
-      <w:proofErr w:type="spellEnd"/>
+          <w:lang w:val="en-US"/>
+        </w:rPr>
+        <w:t>Water Resources Research</w:t>
+      </w:r>
+      <w:r>
+        <w:rPr>
+          <w:lang w:val="en-US"/>
+        </w:rPr>
+        <w:t xml:space="preserve">, v. 50, n. 1, p. 635–649, 2014. </w:t>
+      </w:r>
+    </w:p>
+    <w:p>
+      <w:pPr>
+        <w:pStyle w:val="Bibliografia"/>
+      </w:pPr>
+      <w:r>
+        <w:rPr>
+          <w:lang w:val="en-US"/>
+        </w:rPr>
+        <w:t xml:space="preserve">SAM MURPHY. </w:t>
+      </w:r>
       <w:r>
         <w:rPr>
           <w:b/>
           <w:bCs/>
+          <w:lang w:val="en-US"/>
+        </w:rPr>
+        <w:t>Atmospheric correction of Sentinel 2 imagery in Google Earth Engine using Py6S</w:t>
+      </w:r>
+      <w:r>
+        <w:rPr>
+          <w:lang w:val="en-US"/>
+        </w:rPr>
+        <w:t xml:space="preserve">. </w:t>
+      </w:r>
+      <w:proofErr w:type="spellStart"/>
+      <w:r>
+        <w:rPr>
+          <w:lang w:val="en-US"/>
+        </w:rPr>
+        <w:t>github</w:t>
+      </w:r>
+      <w:proofErr w:type="spellEnd"/>
+      <w:r>
+        <w:rPr>
+          <w:lang w:val="en-US"/>
+        </w:rPr>
+        <w:t xml:space="preserve"> repository. </w:t>
+      </w:r>
+      <w:r>
+        <w:t>Disponível em: &lt;https://github.com/</w:t>
+      </w:r>
+      <w:proofErr w:type="spellStart"/>
+      <w:r>
+        <w:t>samsammurphy</w:t>
+      </w:r>
+      <w:proofErr w:type="spellEnd"/>
+      <w:r>
+        <w:t xml:space="preserve">/gee-atmcorr-S2&gt;. Acesso em: 7 ago. 2021. </w:t>
+      </w:r>
+    </w:p>
+    <w:p>
+      <w:pPr>
+        <w:pStyle w:val="Bibliografia"/>
+        <w:rPr>
+          <w:lang w:val="en-US"/>
+        </w:rPr>
+      </w:pPr>
+      <w:r>
+        <w:rPr>
+          <w:lang w:val="en-US"/>
+        </w:rPr>
+        <w:t xml:space="preserve">SILVA, Claudia Arantes </w:t>
+      </w:r>
+      <w:r>
+        <w:rPr>
+          <w:i/>
+          <w:iCs/>
+          <w:lang w:val="en-US"/>
+        </w:rPr>
+        <w:t>et al.</w:t>
+      </w:r>
+      <w:r>
+        <w:rPr>
+          <w:lang w:val="en-US"/>
         </w:rPr>
         <w:t xml:space="preserve"> </w:t>
       </w:r>
-      <w:proofErr w:type="spellStart"/>
+      <w:r>
+        <w:rPr>
+          <w:lang w:val="en-US"/>
+        </w:rPr>
+        <w:t xml:space="preserve">Near-real time deforestation detection in the Brazilian Amazon with Sentinel-1 and neural networks. </w:t>
+      </w:r>
       <w:r>
         <w:rPr>
           <w:b/>
           <w:bCs/>
-        </w:rPr>
-        <w:t>Journal</w:t>
-      </w:r>
-      <w:proofErr w:type="spellEnd"/>
+          <w:lang w:val="en-US"/>
+        </w:rPr>
+        <w:t>European Journal of Remote Sensing</w:t>
+      </w:r>
+      <w:r>
+        <w:rPr>
+          <w:lang w:val="en-US"/>
+        </w:rPr>
+        <w:t xml:space="preserve">, v. 55, n. 1, p. 129–149, 31 </w:t>
+      </w:r>
+      <w:proofErr w:type="spellStart"/>
+      <w:r>
+        <w:rPr>
+          <w:lang w:val="en-US"/>
+        </w:rPr>
+        <w:t>dez</w:t>
+      </w:r>
+      <w:proofErr w:type="spellEnd"/>
+      <w:r>
+        <w:rPr>
+          <w:lang w:val="en-US"/>
+        </w:rPr>
+        <w:t xml:space="preserve">. 2022. </w:t>
+      </w:r>
+    </w:p>
+    <w:p>
+      <w:pPr>
+        <w:pStyle w:val="Bibliografia"/>
+        <w:rPr>
+          <w:lang w:val="en-US"/>
+        </w:rPr>
+      </w:pPr>
+      <w:r>
+        <w:rPr>
+          <w:lang w:val="en-US"/>
+        </w:rPr>
+        <w:t xml:space="preserve">SILVA, Edson </w:t>
+      </w:r>
+      <w:proofErr w:type="spellStart"/>
+      <w:r>
+        <w:rPr>
+          <w:lang w:val="en-US"/>
+        </w:rPr>
+        <w:t>Filisbino</w:t>
+      </w:r>
+      <w:proofErr w:type="spellEnd"/>
+      <w:r>
+        <w:rPr>
+          <w:lang w:val="en-US"/>
+        </w:rPr>
+        <w:t xml:space="preserve"> Freire Da </w:t>
+      </w:r>
+      <w:r>
+        <w:rPr>
+          <w:i/>
+          <w:iCs/>
+          <w:lang w:val="en-US"/>
+        </w:rPr>
+        <w:t>et al.</w:t>
+      </w:r>
+      <w:r>
+        <w:rPr>
+          <w:lang w:val="en-US"/>
+        </w:rPr>
+        <w:t xml:space="preserve"> A machine learning approach for monitoring Brazilian optical water types using Sentinel-2 MSI. </w:t>
+      </w:r>
       <w:r>
         <w:rPr>
           <w:b/>
           <w:bCs/>
+          <w:lang w:val="en-US"/>
+        </w:rPr>
+        <w:t>Remote Sensing Applications: Society and Environment</w:t>
+      </w:r>
+      <w:r>
+        <w:rPr>
+          <w:lang w:val="en-US"/>
+        </w:rPr>
+        <w:t xml:space="preserve">, v. 23, p. 100577, ago. 2021. </w:t>
+      </w:r>
+    </w:p>
+    <w:p>
+      <w:pPr>
+        <w:pStyle w:val="Bibliografia"/>
+        <w:rPr>
+          <w:lang w:val="en-US"/>
+        </w:rPr>
+      </w:pPr>
+      <w:r>
+        <w:rPr>
+          <w:lang w:val="en-US"/>
+        </w:rPr>
+        <w:t xml:space="preserve">SILVEIRA KUPSSINSKÜ, Lucas </w:t>
+      </w:r>
+      <w:r>
+        <w:rPr>
+          <w:i/>
+          <w:iCs/>
+          <w:lang w:val="en-US"/>
+        </w:rPr>
+        <w:t>et al.</w:t>
+      </w:r>
+      <w:r>
+        <w:rPr>
+          <w:lang w:val="en-US"/>
         </w:rPr>
         <w:t xml:space="preserve"> </w:t>
       </w:r>
-      <w:proofErr w:type="spellStart"/>
+      <w:r>
+        <w:rPr>
+          <w:lang w:val="en-US"/>
+        </w:rPr>
+        <w:t>A Method for Chlorophyll</w:t>
+      </w:r>
+      <w:proofErr w:type="gramStart"/>
+      <w:r>
+        <w:rPr>
+          <w:lang w:val="en-US"/>
+        </w:rPr>
+        <w:t>-a</w:t>
+      </w:r>
+      <w:proofErr w:type="gramEnd"/>
+      <w:r>
+        <w:rPr>
+          <w:lang w:val="en-US"/>
+        </w:rPr>
+        <w:t xml:space="preserve"> and Suspended Solids Prediction through Remote Sensing and Machine Learning. </w:t>
+      </w:r>
       <w:r>
         <w:rPr>
           <w:b/>
           <w:bCs/>
-        </w:rPr>
-        <w:t>of</w:t>
-      </w:r>
-      <w:proofErr w:type="spellEnd"/>
+          <w:lang w:val="en-US"/>
+        </w:rPr>
+        <w:t>Sensors</w:t>
+      </w:r>
+      <w:r>
+        <w:rPr>
+          <w:lang w:val="en-US"/>
+        </w:rPr>
+        <w:t xml:space="preserve">, v. 20, n. 7, p. 2125, 9 abr. 2020. </w:t>
+      </w:r>
+    </w:p>
+    <w:p>
+      <w:pPr>
+        <w:pStyle w:val="Bibliografia"/>
+        <w:rPr>
+          <w:lang w:val="en-US"/>
+        </w:rPr>
+      </w:pPr>
+      <w:r>
+        <w:rPr>
+          <w:lang w:val="en-US"/>
+        </w:rPr>
+        <w:t xml:space="preserve">SOUZA, Carlos M. </w:t>
+      </w:r>
+      <w:r>
+        <w:rPr>
+          <w:i/>
+          <w:iCs/>
+          <w:lang w:val="en-US"/>
+        </w:rPr>
+        <w:t>et al.</w:t>
+      </w:r>
+      <w:r>
+        <w:rPr>
+          <w:lang w:val="en-US"/>
+        </w:rPr>
+        <w:t xml:space="preserve"> </w:t>
+      </w:r>
+      <w:r>
+        <w:rPr>
+          <w:lang w:val="en-US"/>
+        </w:rPr>
+        <w:t xml:space="preserve">Reconstructing Three Decades of Land Use and Land Cover Changes in Brazilian Biomes with Landsat Archive and Earth Engine. </w:t>
+      </w:r>
       <w:r>
         <w:rPr>
           <w:b/>
           <w:bCs/>
-        </w:rPr>
-        <w:t xml:space="preserve"> </w:t>
-      </w:r>
-      <w:proofErr w:type="spellStart"/>
+          <w:lang w:val="en-US"/>
+        </w:rPr>
+        <w:t>Remote Sensing</w:t>
+      </w:r>
+      <w:r>
+        <w:rPr>
+          <w:lang w:val="en-US"/>
+        </w:rPr>
+        <w:t xml:space="preserve">, v. 12, n. 17, 2020. </w:t>
+      </w:r>
+    </w:p>
+    <w:p>
+      <w:pPr>
+        <w:pStyle w:val="Bibliografia"/>
+        <w:rPr>
+          <w:lang w:val="en-US"/>
+        </w:rPr>
+      </w:pPr>
+      <w:r>
+        <w:rPr>
+          <w:lang w:val="en-US"/>
+        </w:rPr>
+        <w:t xml:space="preserve">TARIQ, Aqil; QIN, </w:t>
+      </w:r>
+      <w:proofErr w:type="spellStart"/>
+      <w:r>
+        <w:rPr>
+          <w:lang w:val="en-US"/>
+        </w:rPr>
+        <w:t>Shujing</w:t>
+      </w:r>
+      <w:proofErr w:type="spellEnd"/>
+      <w:r>
+        <w:rPr>
+          <w:lang w:val="en-US"/>
+        </w:rPr>
+        <w:t xml:space="preserve">. </w:t>
+      </w:r>
+      <w:proofErr w:type="spellStart"/>
+      <w:r>
+        <w:rPr>
+          <w:lang w:val="en-US"/>
+        </w:rPr>
+        <w:t>Spatio</w:t>
+      </w:r>
+      <w:proofErr w:type="spellEnd"/>
+      <w:r>
+        <w:rPr>
+          <w:lang w:val="en-US"/>
+        </w:rPr>
+        <w:t xml:space="preserve">-temporal variation in surface water in Punjab, Pakistan from 1985 to 2020 using machine-learning methods with time-series remote sensing data and driving factors. </w:t>
+      </w:r>
       <w:r>
         <w:rPr>
           <w:b/>
           <w:bCs/>
-        </w:rPr>
-        <w:t>Geo-Information</w:t>
-      </w:r>
-      <w:proofErr w:type="spellEnd"/>
-      <w:r>
-        <w:t xml:space="preserve">, v. 9, n. 10, 2020. </w:t>
+          <w:lang w:val="en-US"/>
+        </w:rPr>
+        <w:t>Agricultural Water Management</w:t>
+      </w:r>
+      <w:r>
+        <w:rPr>
+          <w:lang w:val="en-US"/>
+        </w:rPr>
+        <w:t xml:space="preserve">, v. 280, p. 108228, 30 abr. 2023. </w:t>
       </w:r>
     </w:p>
     <w:p>
       <w:pPr>
         <w:pStyle w:val="Bibliografia"/>
-      </w:pPr>
-      <w:r>
-        <w:t xml:space="preserve">CORREA CASTRO, Auristela; GONÇALVES DE CARVALHO, Luciana. Território e ambiente no projeto de emancipação do Lago Grande do Curuai, em Santarém (PA): uma revisão sistemática. </w:t>
+        <w:rPr>
+          <w:lang w:val="en-US"/>
+        </w:rPr>
+      </w:pPr>
+      <w:r>
+        <w:rPr>
+          <w:lang w:val="en-US"/>
+        </w:rPr>
+        <w:t xml:space="preserve">VERMOTE, E. F. </w:t>
+      </w:r>
+      <w:r>
+        <w:rPr>
+          <w:i/>
+          <w:iCs/>
+          <w:lang w:val="en-US"/>
+        </w:rPr>
+        <w:t>et al.</w:t>
+      </w:r>
+      <w:r>
+        <w:rPr>
+          <w:lang w:val="en-US"/>
+        </w:rPr>
+        <w:t xml:space="preserve"> Second Simulation of the Satellite Signal in the Solar Spectrum, 6S: an overview. </w:t>
       </w:r>
       <w:r>
         <w:rPr>
           <w:b/>
           <w:bCs/>
-        </w:rPr>
-        <w:t>Revista Mosaico</w:t>
-      </w:r>
-      <w:r>
-        <w:t xml:space="preserve">, v. 14, n. 2, p. 15–29, 30 ago. 2023. </w:t>
+          <w:lang w:val="en-US"/>
+        </w:rPr>
+        <w:t>IEEE Transactions on Geoscience and Remote Sensing</w:t>
+      </w:r>
+      <w:r>
+        <w:rPr>
+          <w:lang w:val="en-US"/>
+        </w:rPr>
+        <w:t xml:space="preserve">, v. 35, n. 3, p. 675–686, </w:t>
+      </w:r>
+      <w:proofErr w:type="spellStart"/>
+      <w:r>
+        <w:rPr>
+          <w:lang w:val="en-US"/>
+        </w:rPr>
+        <w:t>maio</w:t>
+      </w:r>
+      <w:proofErr w:type="spellEnd"/>
+      <w:r>
+        <w:rPr>
+          <w:lang w:val="en-US"/>
+        </w:rPr>
+        <w:t xml:space="preserve"> 1997. </w:t>
       </w:r>
     </w:p>
     <w:p>
       <w:pPr>
         <w:pStyle w:val="Bibliografia"/>
-      </w:pPr>
-      <w:r>
-        <w:t xml:space="preserve">DE LIMA, Joelson Leal; SILVA SOUSA, </w:t>
-      </w:r>
-      <w:proofErr w:type="spellStart"/>
-      <w:r>
-        <w:t>Keid</w:t>
-      </w:r>
-      <w:proofErr w:type="spellEnd"/>
-      <w:r>
-        <w:t xml:space="preserve"> Nolan; SANTOS, Paulo Roberto Brasil. DETECÇÃO REMOTA DOS POTENCIAIS EFEITOS DE SECAS INTENSAS SOBRE A SAZONALIDADE DA ÁGUA NO COMPLEXO FLUVIO-LACUSTRE DO CURUAÍ, RIO AMAZONAS, PARÁ, BRASIL. </w:t>
-      </w:r>
-      <w:proofErr w:type="spellStart"/>
+        <w:rPr>
+          <w:lang w:val="en-US"/>
+        </w:rPr>
+      </w:pPr>
+      <w:r>
+        <w:t xml:space="preserve">VIEIRA VALADÃO, Larissa </w:t>
+      </w:r>
+      <w:r>
+        <w:rPr>
+          <w:i/>
+          <w:iCs/>
+        </w:rPr>
+        <w:t>et al.</w:t>
+      </w:r>
+      <w:r>
+        <w:t xml:space="preserve"> </w:t>
+      </w:r>
+      <w:r>
+        <w:rPr>
+          <w:lang w:val="en-US"/>
+        </w:rPr>
+        <w:t xml:space="preserve">Reservoir metrics estimated by remote sensors based on the Google Earth Engine platform. </w:t>
+      </w:r>
       <w:r>
         <w:rPr>
           <w:b/>
           <w:bCs/>
-        </w:rPr>
-        <w:t>Geo</w:t>
-      </w:r>
-      <w:proofErr w:type="spellEnd"/>
+          <w:lang w:val="en-US"/>
+        </w:rPr>
+        <w:t>Remote Sensing Applications: Society and Environment</w:t>
+      </w:r>
+      <w:r>
+        <w:rPr>
+          <w:lang w:val="en-US"/>
+        </w:rPr>
+        <w:t xml:space="preserve">, v. 24, p. 100652, </w:t>
+      </w:r>
+      <w:proofErr w:type="spellStart"/>
+      <w:r>
+        <w:rPr>
+          <w:lang w:val="en-US"/>
+        </w:rPr>
+        <w:t>nov.</w:t>
+      </w:r>
+      <w:proofErr w:type="spellEnd"/>
+      <w:r>
+        <w:rPr>
+          <w:lang w:val="en-US"/>
+        </w:rPr>
+        <w:t xml:space="preserve"> 2021. </w:t>
+      </w:r>
+    </w:p>
+    <w:p>
+      <w:pPr>
+        <w:pStyle w:val="Bibliografia"/>
+        <w:rPr>
+          <w:lang w:val="en-US"/>
+        </w:rPr>
+      </w:pPr>
+      <w:r>
+        <w:rPr>
+          <w:lang w:val="en-US"/>
+        </w:rPr>
+        <w:t xml:space="preserve">VIEIRA VALADÃO, Larissa </w:t>
+      </w:r>
+      <w:r>
+        <w:rPr>
+          <w:i/>
+          <w:iCs/>
+          <w:lang w:val="en-US"/>
+        </w:rPr>
+        <w:t>et al.</w:t>
+      </w:r>
+      <w:r>
+        <w:rPr>
+          <w:lang w:val="en-US"/>
+        </w:rPr>
+        <w:t xml:space="preserve"> </w:t>
+      </w:r>
+      <w:r>
+        <w:rPr>
+          <w:lang w:val="en-US"/>
+        </w:rPr>
+        <w:t xml:space="preserve">Temporal Dynamics of the Hydropower Water Reservoirs of the Tocantins–Araguaia Basin, Brazil, Based on Remote Sensing and Hydrometeorological Station Datasets. </w:t>
+      </w:r>
       <w:r>
         <w:rPr>
           <w:b/>
           <w:bCs/>
-        </w:rPr>
-        <w:t xml:space="preserve"> UERJ</w:t>
-      </w:r>
-      <w:r>
-        <w:t xml:space="preserve">, n. 38, p. e42362, 11 mar. 2021. </w:t>
+          <w:lang w:val="en-US"/>
+        </w:rPr>
+        <w:t>Water</w:t>
+      </w:r>
+      <w:r>
+        <w:rPr>
+          <w:lang w:val="en-US"/>
+        </w:rPr>
+        <w:t xml:space="preserve">, v. 15, n. 9, p. 1684, </w:t>
+      </w:r>
+      <w:proofErr w:type="spellStart"/>
+      <w:r>
+        <w:rPr>
+          <w:lang w:val="en-US"/>
+        </w:rPr>
+        <w:t>jan.</w:t>
+      </w:r>
+      <w:proofErr w:type="spellEnd"/>
+      <w:r>
+        <w:rPr>
+          <w:lang w:val="en-US"/>
+        </w:rPr>
+        <w:t xml:space="preserve"> 2023. </w:t>
       </w:r>
     </w:p>
     <w:p>
       <w:pPr>
         <w:pStyle w:val="Bibliografia"/>
         <w:rPr>
-          <w:lang w:val="en-US"/>
-        </w:rPr>
-      </w:pPr>
-      <w:r>
-        <w:t xml:space="preserve">DE MORAES NOVO, </w:t>
-      </w:r>
-      <w:proofErr w:type="spellStart"/>
-      <w:r>
-        <w:t>Evlyn</w:t>
-      </w:r>
-      <w:proofErr w:type="spellEnd"/>
-      <w:r>
-        <w:t xml:space="preserve"> Márcia Leão </w:t>
-      </w:r>
-      <w:r>
-        <w:rPr>
-          <w:i/>
-          <w:iCs/>
-        </w:rPr>
-        <w:t>et al.</w:t>
-      </w:r>
-      <w:r>
-        <w:t xml:space="preserve"> </w:t>
-      </w:r>
-      <w:r>
-        <w:rPr>
-          <w:lang w:val="en-US"/>
-        </w:rPr>
-        <w:t xml:space="preserve">Seasonal changes in chlorophyll distributions in Amazon floodplain lakes derived from MODIS images. </w:t>
-      </w:r>
-      <w:r>
-        <w:rPr>
-          <w:b/>
-          <w:bCs/>
-          <w:lang w:val="en-US"/>
-        </w:rPr>
-        <w:t>Limnology</w:t>
-      </w:r>
-      <w:r>
-        <w:rPr>
-          <w:lang w:val="en-US"/>
-        </w:rPr>
-        <w:t xml:space="preserve">, v. 7, n. 3, p. 153–161, 1 </w:t>
-      </w:r>
-      <w:proofErr w:type="spellStart"/>
-      <w:r>
-        <w:rPr>
-          <w:lang w:val="en-US"/>
-        </w:rPr>
-        <w:t>dez</w:t>
-      </w:r>
-      <w:proofErr w:type="spellEnd"/>
-      <w:r>
-        <w:rPr>
-          <w:lang w:val="en-US"/>
-        </w:rPr>
-        <w:t xml:space="preserve">. 2006. </w:t>
-      </w:r>
-    </w:p>
-    <w:p>
-      <w:pPr>
-        <w:pStyle w:val="Bibliografia"/>
-        <w:rPr>
-          <w:lang w:val="en-US"/>
-        </w:rPr>
-      </w:pPr>
-      <w:r>
-        <w:rPr>
-          <w:lang w:val="en-US"/>
-        </w:rPr>
-        <w:t xml:space="preserve">ENGUEHARD, Pauline </w:t>
-      </w:r>
-      <w:r>
-        <w:rPr>
-          <w:i/>
-          <w:iCs/>
-          <w:lang w:val="en-US"/>
-        </w:rPr>
-        <w:t>et al.</w:t>
-      </w:r>
-      <w:r>
-        <w:rPr>
-          <w:lang w:val="en-US"/>
-        </w:rPr>
-        <w:t xml:space="preserve"> Contribution of automatically generated radar altimetry water levels from unsupervised classification to study hydrological connectivity within Amazon floodplains. </w:t>
-      </w:r>
-      <w:r>
-        <w:rPr>
-          <w:b/>
-          <w:bCs/>
-          <w:lang w:val="en-US"/>
-        </w:rPr>
-        <w:t>Journal of Hydrology: Regional Studies</w:t>
-      </w:r>
-      <w:r>
-        <w:rPr>
-          <w:lang w:val="en-US"/>
-        </w:rPr>
-        <w:t xml:space="preserve">, v. 47, p. 101397, jun. 2023. </w:t>
-      </w:r>
-    </w:p>
-    <w:p>
-      <w:pPr>
-        <w:pStyle w:val="Bibliografia"/>
-      </w:pPr>
-      <w:r>
-        <w:rPr>
-          <w:lang w:val="en-US"/>
-        </w:rPr>
-        <w:t xml:space="preserve">FASSONI-ANDRADE, Alice César </w:t>
-      </w:r>
-      <w:r>
-        <w:rPr>
-          <w:i/>
-          <w:iCs/>
-          <w:lang w:val="en-US"/>
-        </w:rPr>
-        <w:t>et al.</w:t>
-      </w:r>
-      <w:r>
-        <w:rPr>
-          <w:lang w:val="en-US"/>
-        </w:rPr>
-        <w:t xml:space="preserve"> </w:t>
-      </w:r>
-      <w:r>
-        <w:rPr>
-          <w:lang w:val="en-US"/>
-        </w:rPr>
-        <w:t xml:space="preserve">High-resolution mapping of floodplain topography from space: A case study </w:t>
-      </w:r>
-      <w:proofErr w:type="gramStart"/>
-      <w:r>
-        <w:rPr>
-          <w:lang w:val="en-US"/>
-        </w:rPr>
-        <w:t>in</w:t>
-      </w:r>
-      <w:proofErr w:type="gramEnd"/>
-      <w:r>
-        <w:rPr>
-          <w:lang w:val="en-US"/>
-        </w:rPr>
-        <w:t xml:space="preserve"> the Amazon. </w:t>
-      </w:r>
-      <w:r>
-        <w:rPr>
-          <w:b/>
-          <w:bCs/>
-        </w:rPr>
-        <w:t xml:space="preserve">Remote </w:t>
-      </w:r>
-      <w:proofErr w:type="spellStart"/>
-      <w:r>
-        <w:rPr>
-          <w:b/>
-          <w:bCs/>
-        </w:rPr>
-        <w:t>Sensing</w:t>
-      </w:r>
-      <w:proofErr w:type="spellEnd"/>
-      <w:r>
-        <w:rPr>
-          <w:b/>
-          <w:bCs/>
-        </w:rPr>
-        <w:t xml:space="preserve"> </w:t>
-      </w:r>
-      <w:proofErr w:type="spellStart"/>
-      <w:r>
-        <w:rPr>
-          <w:b/>
-          <w:bCs/>
-        </w:rPr>
-        <w:t>of</w:t>
-      </w:r>
-      <w:proofErr w:type="spellEnd"/>
-      <w:r>
-        <w:rPr>
-          <w:b/>
-          <w:bCs/>
-        </w:rPr>
-        <w:t xml:space="preserve"> </w:t>
-      </w:r>
-      <w:proofErr w:type="spellStart"/>
-      <w:r>
-        <w:rPr>
-          <w:b/>
-          <w:bCs/>
-        </w:rPr>
-        <w:t>Environment</w:t>
-      </w:r>
-      <w:proofErr w:type="spellEnd"/>
-      <w:r>
-        <w:t xml:space="preserve">, v. 251, p. 112065, dez. 2020. </w:t>
-      </w:r>
-    </w:p>
-    <w:p>
-      <w:pPr>
-        <w:pStyle w:val="Bibliografia"/>
-      </w:pPr>
-      <w:r>
-        <w:t xml:space="preserve">FASSONI-ANDRADE, Alice César; PAIVA, Rodrigo Cauduro Dias de. </w:t>
-      </w:r>
-      <w:r>
-        <w:rPr>
-          <w:lang w:val="en-US"/>
-        </w:rPr>
-        <w:t xml:space="preserve">Mapping spatial-temporal sediment dynamics of river-floodplains in the Amazon. </w:t>
-      </w:r>
-      <w:r>
-        <w:rPr>
-          <w:b/>
-          <w:bCs/>
-        </w:rPr>
-        <w:t xml:space="preserve">Remote </w:t>
-      </w:r>
-      <w:proofErr w:type="spellStart"/>
-      <w:r>
-        <w:rPr>
-          <w:b/>
-          <w:bCs/>
-        </w:rPr>
-        <w:t>Sensing</w:t>
-      </w:r>
-      <w:proofErr w:type="spellEnd"/>
-      <w:r>
-        <w:rPr>
-          <w:b/>
-          <w:bCs/>
-        </w:rPr>
-        <w:t xml:space="preserve"> </w:t>
-      </w:r>
-      <w:proofErr w:type="spellStart"/>
-      <w:r>
-        <w:rPr>
-          <w:b/>
-          <w:bCs/>
-        </w:rPr>
-        <w:t>of</w:t>
-      </w:r>
-      <w:proofErr w:type="spellEnd"/>
-      <w:r>
-        <w:rPr>
-          <w:b/>
-          <w:bCs/>
-        </w:rPr>
-        <w:t xml:space="preserve"> </w:t>
-      </w:r>
-      <w:proofErr w:type="spellStart"/>
-      <w:r>
-        <w:rPr>
-          <w:b/>
-          <w:bCs/>
-        </w:rPr>
-        <w:t>Environment</w:t>
-      </w:r>
-      <w:proofErr w:type="spellEnd"/>
-      <w:r>
-        <w:t xml:space="preserve">, v. 221, p. 94–107, 1 fev. 2019. </w:t>
-      </w:r>
-    </w:p>
-    <w:p>
-      <w:pPr>
-        <w:pStyle w:val="Bibliografia"/>
-      </w:pPr>
-      <w:r>
-        <w:t xml:space="preserve">FERREIRA, Rafael </w:t>
-      </w:r>
-      <w:proofErr w:type="spellStart"/>
-      <w:r>
-        <w:t>Damiati</w:t>
-      </w:r>
-      <w:proofErr w:type="spellEnd"/>
-      <w:r>
-        <w:t xml:space="preserve">; BARBOSA, Cláudio Clemente Faria; NOVO, </w:t>
-      </w:r>
-      <w:proofErr w:type="spellStart"/>
-      <w:r>
-        <w:t>Evlyn</w:t>
-      </w:r>
-      <w:proofErr w:type="spellEnd"/>
-      <w:r>
-        <w:t xml:space="preserve"> Márcia Leão de Moraes. </w:t>
-      </w:r>
-      <w:r>
-        <w:rPr>
-          <w:lang w:val="en-US"/>
-        </w:rPr>
-        <w:t>Assessment of in vivo fluorescence method for chlorophyll-</w:t>
-      </w:r>
-      <w:proofErr w:type="gramStart"/>
-      <w:r>
-        <w:rPr>
-          <w:lang w:val="en-US"/>
-        </w:rPr>
-        <w:t>a</w:t>
-      </w:r>
-      <w:proofErr w:type="gramEnd"/>
-      <w:r>
-        <w:rPr>
-          <w:lang w:val="en-US"/>
-        </w:rPr>
-        <w:t xml:space="preserve"> estimation in optically complex waters (Curuai floodplain, Pará - Brazil). </w:t>
-      </w:r>
-      <w:r>
-        <w:rPr>
-          <w:b/>
-          <w:bCs/>
-        </w:rPr>
-        <w:t xml:space="preserve">Acta </w:t>
-      </w:r>
-      <w:proofErr w:type="spellStart"/>
-      <w:r>
-        <w:rPr>
-          <w:b/>
-          <w:bCs/>
-        </w:rPr>
-        <w:t>Limnologica</w:t>
-      </w:r>
-      <w:proofErr w:type="spellEnd"/>
-      <w:r>
-        <w:rPr>
-          <w:b/>
-          <w:bCs/>
-        </w:rPr>
-        <w:t xml:space="preserve"> </w:t>
-      </w:r>
-      <w:proofErr w:type="spellStart"/>
-      <w:r>
-        <w:rPr>
-          <w:b/>
-          <w:bCs/>
-        </w:rPr>
-        <w:t>Brasiliensia</w:t>
-      </w:r>
-      <w:proofErr w:type="spellEnd"/>
-      <w:r>
-        <w:t xml:space="preserve">, v. 24, p. 373–386, 2012. </w:t>
-      </w:r>
-    </w:p>
-    <w:p>
-      <w:pPr>
-        <w:pStyle w:val="Bibliografia"/>
-        <w:rPr>
-          <w:lang w:val="en-US"/>
-        </w:rPr>
-      </w:pPr>
-      <w:r>
-        <w:t xml:space="preserve">FILISBINO FREIRE DA SILVA, Edson </w:t>
-      </w:r>
-      <w:r>
-        <w:rPr>
-          <w:i/>
-          <w:iCs/>
-        </w:rPr>
-        <w:t>et al.</w:t>
-      </w:r>
-      <w:r>
-        <w:t xml:space="preserve"> </w:t>
-      </w:r>
-      <w:r>
-        <w:rPr>
-          <w:lang w:val="en-US"/>
-        </w:rPr>
-        <w:t xml:space="preserve">A machine learning approach for monitoring Brazilian optical water types using Sentinel-2 MSI. </w:t>
-      </w:r>
-      <w:r>
-        <w:rPr>
-          <w:b/>
-          <w:bCs/>
-          <w:lang w:val="en-US"/>
-        </w:rPr>
-        <w:t>Remote Sensing Applications: Society and Environment</w:t>
-      </w:r>
-      <w:r>
-        <w:rPr>
-          <w:lang w:val="en-US"/>
-        </w:rPr>
-        <w:t xml:space="preserve">, v. 23, p. 100577, ago. 2021. </w:t>
-      </w:r>
-    </w:p>
-    <w:p>
-      <w:pPr>
-        <w:pStyle w:val="Bibliografia"/>
-      </w:pPr>
-      <w:r>
-        <w:rPr>
-          <w:lang w:val="en-US"/>
-        </w:rPr>
-        <w:lastRenderedPageBreak/>
-        <w:t xml:space="preserve">FUNK, Chris </w:t>
-      </w:r>
-      <w:r>
-        <w:rPr>
-          <w:i/>
-          <w:iCs/>
-          <w:lang w:val="en-US"/>
-        </w:rPr>
-        <w:t>et al.</w:t>
-      </w:r>
-      <w:r>
-        <w:rPr>
-          <w:lang w:val="en-US"/>
-        </w:rPr>
-        <w:t xml:space="preserve"> The climate hazards infrared precipitation with stations—a new environmental record for monitoring extremes. </w:t>
-      </w:r>
-      <w:proofErr w:type="spellStart"/>
-      <w:r>
-        <w:rPr>
-          <w:b/>
-          <w:bCs/>
-        </w:rPr>
-        <w:t>Scientific</w:t>
-      </w:r>
-      <w:proofErr w:type="spellEnd"/>
-      <w:r>
-        <w:rPr>
-          <w:b/>
-          <w:bCs/>
-        </w:rPr>
-        <w:t xml:space="preserve"> Data</w:t>
-      </w:r>
-      <w:r>
-        <w:t xml:space="preserve">, v. 2, n. 1, p. 150066, 8 dez. 2015. </w:t>
-      </w:r>
-    </w:p>
-    <w:p>
-      <w:pPr>
-        <w:pStyle w:val="Bibliografia"/>
-      </w:pPr>
-      <w:r>
-        <w:t xml:space="preserve">FURTADO, Luiz Felipe de Almeida </w:t>
-      </w:r>
-      <w:r>
-        <w:rPr>
-          <w:i/>
-          <w:iCs/>
-        </w:rPr>
-        <w:t>et al.</w:t>
-      </w:r>
-      <w:r>
-        <w:t xml:space="preserve"> </w:t>
-      </w:r>
-      <w:r>
-        <w:rPr>
-          <w:lang w:val="en-US"/>
-        </w:rPr>
-        <w:t xml:space="preserve">Land cover classification of Lago Grande de Curuai floodplain (Amazon, Brazil) using multi-sensor and image fusion techniques. </w:t>
-      </w:r>
-      <w:r>
-        <w:rPr>
-          <w:b/>
-          <w:bCs/>
-        </w:rPr>
-        <w:t xml:space="preserve">Acta </w:t>
-      </w:r>
-      <w:proofErr w:type="spellStart"/>
-      <w:r>
-        <w:rPr>
-          <w:b/>
-          <w:bCs/>
-        </w:rPr>
-        <w:t>Amazonica</w:t>
-      </w:r>
-      <w:proofErr w:type="spellEnd"/>
-      <w:r>
-        <w:t xml:space="preserve">, v. 45, p. 195–202, 2015. </w:t>
-      </w:r>
-    </w:p>
-    <w:p>
-      <w:pPr>
-        <w:pStyle w:val="Bibliografia"/>
-        <w:rPr>
-          <w:lang w:val="en-US"/>
-        </w:rPr>
-      </w:pPr>
-      <w:r>
-        <w:t xml:space="preserve">FURTADO, Luiz Felipe de Almeida; SILVA, Thiago Sanna Freire; NOVO, </w:t>
-      </w:r>
-      <w:proofErr w:type="spellStart"/>
-      <w:r>
-        <w:t>Evlyn</w:t>
-      </w:r>
-      <w:proofErr w:type="spellEnd"/>
-      <w:r>
-        <w:t xml:space="preserve"> Márcia Leão de Moraes. </w:t>
-      </w:r>
-      <w:r>
-        <w:rPr>
-          <w:lang w:val="en-US"/>
-        </w:rPr>
-        <w:t xml:space="preserve">Dual-season and full-polarimetric C band SAR assessment for vegetation mapping in the Amazon </w:t>
-      </w:r>
-      <w:proofErr w:type="spellStart"/>
-      <w:r>
-        <w:rPr>
-          <w:i/>
-          <w:iCs/>
-          <w:lang w:val="en-US"/>
-        </w:rPr>
-        <w:t>várzea</w:t>
-      </w:r>
-      <w:proofErr w:type="spellEnd"/>
-      <w:r>
-        <w:rPr>
-          <w:lang w:val="en-US"/>
-        </w:rPr>
-        <w:t xml:space="preserve"> wetlands. </w:t>
-      </w:r>
-      <w:r>
-        <w:rPr>
-          <w:b/>
-          <w:bCs/>
-          <w:lang w:val="en-US"/>
-        </w:rPr>
-        <w:t>Remote Sensing of Environment</w:t>
-      </w:r>
-      <w:r>
-        <w:rPr>
-          <w:lang w:val="en-US"/>
-        </w:rPr>
-        <w:t xml:space="preserve">, v. 174, p. 212–222, 1 mar. 2016. </w:t>
-      </w:r>
-    </w:p>
-    <w:p>
-      <w:pPr>
-        <w:pStyle w:val="Bibliografia"/>
-        <w:rPr>
-          <w:lang w:val="en-US"/>
-        </w:rPr>
-      </w:pPr>
-      <w:r>
-        <w:rPr>
-          <w:lang w:val="en-US"/>
-        </w:rPr>
-        <w:t xml:space="preserve">GHOLIZADEH, Mohammad Haji; MELESSE, Assefa M.; REDDI, Lakshmi. A Comprehensive Review on Water Quality Parameters Estimation Using Remote Sensing Techniques. </w:t>
-      </w:r>
-      <w:r>
-        <w:rPr>
-          <w:b/>
-          <w:bCs/>
-          <w:lang w:val="en-US"/>
-        </w:rPr>
-        <w:t>Sensors</w:t>
-      </w:r>
-      <w:r>
-        <w:rPr>
-          <w:lang w:val="en-US"/>
-        </w:rPr>
-        <w:t xml:space="preserve">, v. 16, n. 8, p. 1298, ago. 2016. </w:t>
-      </w:r>
-    </w:p>
-    <w:p>
-      <w:pPr>
-        <w:pStyle w:val="Bibliografia"/>
-        <w:rPr>
-          <w:lang w:val="en-US"/>
-        </w:rPr>
-      </w:pPr>
-      <w:r>
-        <w:rPr>
-          <w:lang w:val="en-US"/>
-        </w:rPr>
-        <w:t xml:space="preserve">GORELICK, Noel </w:t>
-      </w:r>
-      <w:r>
-        <w:rPr>
-          <w:i/>
-          <w:iCs/>
-          <w:lang w:val="en-US"/>
-        </w:rPr>
-        <w:t>et al.</w:t>
-      </w:r>
-      <w:r>
-        <w:rPr>
-          <w:lang w:val="en-US"/>
-        </w:rPr>
-        <w:t xml:space="preserve"> Google Earth Engine: Planetary-scale geospatial analysis for everyone. </w:t>
-      </w:r>
-      <w:r>
-        <w:rPr>
-          <w:b/>
-          <w:bCs/>
-          <w:lang w:val="en-US"/>
-        </w:rPr>
-        <w:t>Remote Sensing of Environment</w:t>
-      </w:r>
-      <w:r>
-        <w:rPr>
-          <w:lang w:val="en-US"/>
-        </w:rPr>
-        <w:t xml:space="preserve">, v. 202, p. 18–27, </w:t>
-      </w:r>
-      <w:proofErr w:type="spellStart"/>
-      <w:r>
-        <w:rPr>
-          <w:lang w:val="en-US"/>
-        </w:rPr>
-        <w:t>dez</w:t>
-      </w:r>
-      <w:proofErr w:type="spellEnd"/>
-      <w:r>
-        <w:rPr>
-          <w:lang w:val="en-US"/>
-        </w:rPr>
-        <w:t xml:space="preserve">. 2017. </w:t>
-      </w:r>
-    </w:p>
-    <w:p>
-      <w:pPr>
-        <w:pStyle w:val="Bibliografia"/>
-        <w:rPr>
-          <w:lang w:val="en-US"/>
-        </w:rPr>
-      </w:pPr>
-      <w:r>
-        <w:rPr>
-          <w:lang w:val="en-US"/>
-        </w:rPr>
-        <w:t xml:space="preserve">HSU, Hsiao-Jou </w:t>
-      </w:r>
-      <w:r>
-        <w:rPr>
-          <w:i/>
-          <w:iCs/>
-          <w:lang w:val="en-US"/>
-        </w:rPr>
-        <w:t>et al.</w:t>
-      </w:r>
-      <w:r>
-        <w:rPr>
-          <w:lang w:val="en-US"/>
-        </w:rPr>
-        <w:t xml:space="preserve"> A semi-empirical scheme for bathymetric mapping in shallow water by ICESat-2 and Sentinel-2: A case study in the South China Sea. </w:t>
-      </w:r>
-      <w:r>
-        <w:rPr>
-          <w:b/>
-          <w:bCs/>
-          <w:lang w:val="en-US"/>
-        </w:rPr>
-        <w:t>ISPRS Journal of Photogrammetry and Remote Sensing</w:t>
-      </w:r>
-      <w:r>
-        <w:rPr>
-          <w:lang w:val="en-US"/>
-        </w:rPr>
-        <w:t xml:space="preserve">, v. 178, p. 1–19, 1 ago. 2021. </w:t>
-      </w:r>
-    </w:p>
-    <w:p>
-      <w:pPr>
-        <w:pStyle w:val="Bibliografia"/>
-        <w:rPr>
-          <w:lang w:val="en-US"/>
-        </w:rPr>
-      </w:pPr>
-      <w:r>
-        <w:rPr>
-          <w:lang w:val="en-US"/>
-        </w:rPr>
-        <w:t xml:space="preserve">Increase in suspended sediment discharge of the Amazon River assessed by monitoring network and satellite data. </w:t>
-      </w:r>
-      <w:r>
-        <w:rPr>
-          <w:b/>
-          <w:bCs/>
-          <w:lang w:val="en-US"/>
-        </w:rPr>
-        <w:t>CATENA</w:t>
-      </w:r>
-      <w:r>
-        <w:rPr>
-          <w:lang w:val="en-US"/>
-        </w:rPr>
-        <w:t xml:space="preserve">, v. 79, n. 3, p. 257–264, 15 </w:t>
-      </w:r>
-      <w:proofErr w:type="spellStart"/>
-      <w:r>
-        <w:rPr>
-          <w:lang w:val="en-US"/>
-        </w:rPr>
-        <w:t>dez</w:t>
-      </w:r>
-      <w:proofErr w:type="spellEnd"/>
-      <w:r>
-        <w:rPr>
-          <w:lang w:val="en-US"/>
-        </w:rPr>
-        <w:t xml:space="preserve">. 2009. </w:t>
-      </w:r>
-    </w:p>
-    <w:p>
-      <w:pPr>
-        <w:pStyle w:val="Bibliografia"/>
-        <w:rPr>
-          <w:lang w:val="en-US"/>
-        </w:rPr>
-      </w:pPr>
-      <w:r>
-        <w:rPr>
-          <w:lang w:val="en-US"/>
-        </w:rPr>
-        <w:t xml:space="preserve">KAY, Susan; HEDLEY, John D.; LAVENDER, Samantha. Sun Glint Correction of High and Low Spatial Resolution Images of Aquatic Scenes: </w:t>
-      </w:r>
-      <w:proofErr w:type="gramStart"/>
-      <w:r>
-        <w:rPr>
-          <w:lang w:val="en-US"/>
-        </w:rPr>
-        <w:t>a</w:t>
-      </w:r>
-      <w:proofErr w:type="gramEnd"/>
-      <w:r>
-        <w:rPr>
-          <w:lang w:val="en-US"/>
-        </w:rPr>
-        <w:t xml:space="preserve"> Review of Methods for Visible and Near-Infrared Wavelengths. </w:t>
-      </w:r>
-      <w:r>
-        <w:rPr>
-          <w:b/>
-          <w:bCs/>
-          <w:lang w:val="en-US"/>
-        </w:rPr>
-        <w:t>Remote Sensing</w:t>
-      </w:r>
-      <w:r>
-        <w:rPr>
-          <w:lang w:val="en-US"/>
-        </w:rPr>
-        <w:t xml:space="preserve">, v. 1, n. 4, p. 697–730, </w:t>
-      </w:r>
-      <w:proofErr w:type="spellStart"/>
-      <w:r>
-        <w:rPr>
-          <w:lang w:val="en-US"/>
-        </w:rPr>
-        <w:t>dez</w:t>
-      </w:r>
-      <w:proofErr w:type="spellEnd"/>
-      <w:r>
-        <w:rPr>
-          <w:lang w:val="en-US"/>
-        </w:rPr>
-        <w:t xml:space="preserve">. 2009. </w:t>
-      </w:r>
-    </w:p>
-    <w:p>
-      <w:pPr>
-        <w:pStyle w:val="Bibliografia"/>
-        <w:rPr>
-          <w:lang w:val="en-US"/>
-        </w:rPr>
-      </w:pPr>
-      <w:r>
-        <w:rPr>
-          <w:lang w:val="en-US"/>
-        </w:rPr>
-        <w:t xml:space="preserve">KRAUS, Cleber N. </w:t>
-      </w:r>
-      <w:r>
-        <w:rPr>
-          <w:i/>
-          <w:iCs/>
-          <w:lang w:val="en-US"/>
-        </w:rPr>
-        <w:t>et al.</w:t>
-      </w:r>
-      <w:r>
-        <w:rPr>
-          <w:lang w:val="en-US"/>
-        </w:rPr>
-        <w:t xml:space="preserve"> Phytoplankton Genera Structure Revealed from the Multispectral Vertical Diffuse Attenuation Coefficient. </w:t>
-      </w:r>
-      <w:r>
-        <w:rPr>
-          <w:b/>
-          <w:bCs/>
-          <w:lang w:val="en-US"/>
-        </w:rPr>
-        <w:t>Remote Sensing</w:t>
-      </w:r>
-      <w:r>
-        <w:rPr>
-          <w:lang w:val="en-US"/>
-        </w:rPr>
-        <w:t xml:space="preserve">, v. 13, n. 20, p. 4114, 2021. </w:t>
-      </w:r>
-    </w:p>
-    <w:p>
-      <w:pPr>
-        <w:pStyle w:val="Bibliografia"/>
-        <w:rPr>
-          <w:lang w:val="en-US"/>
-        </w:rPr>
-      </w:pPr>
-      <w:r>
-        <w:rPr>
-          <w:lang w:val="en-US"/>
-        </w:rPr>
-        <w:t xml:space="preserve">KUHN, Catherine </w:t>
-      </w:r>
-      <w:r>
-        <w:rPr>
-          <w:i/>
-          <w:iCs/>
-          <w:lang w:val="en-US"/>
-        </w:rPr>
-        <w:t>et al.</w:t>
-      </w:r>
-      <w:r>
-        <w:rPr>
-          <w:lang w:val="en-US"/>
-        </w:rPr>
-        <w:t xml:space="preserve"> Performance of Landsat-8 and Sentinel-2 surface reflectance products for river remote sensing retrievals of chlorophyll-</w:t>
-      </w:r>
-      <w:r>
-        <w:rPr>
-          <w:i/>
-          <w:iCs/>
-          <w:lang w:val="en-US"/>
-        </w:rPr>
-        <w:t>a</w:t>
-      </w:r>
-      <w:r>
-        <w:rPr>
-          <w:lang w:val="en-US"/>
-        </w:rPr>
-        <w:t xml:space="preserve"> and turbidity. </w:t>
-      </w:r>
-      <w:r>
-        <w:rPr>
-          <w:b/>
-          <w:bCs/>
-          <w:lang w:val="en-US"/>
-        </w:rPr>
-        <w:t>Remote Sensing of Environment</w:t>
-      </w:r>
-      <w:r>
-        <w:rPr>
-          <w:lang w:val="en-US"/>
-        </w:rPr>
-        <w:t xml:space="preserve">, v. 224, p. 104–118, 1 abr. 2019. </w:t>
-      </w:r>
-    </w:p>
-    <w:p>
-      <w:pPr>
-        <w:pStyle w:val="Bibliografia"/>
-      </w:pPr>
-      <w:r>
-        <w:rPr>
           <w:lang w:val="fr-FR"/>
         </w:rPr>
-        <w:t xml:space="preserve">LI, Aimin; YAN, Xiangyu; KANG, Xuan. </w:t>
-      </w:r>
-      <w:r>
-        <w:rPr>
-          <w:lang w:val="en-US"/>
-        </w:rPr>
-        <w:t xml:space="preserve">Applicability study of four atmospheric correction methods in the remote sensing of lake </w:t>
-      </w:r>
-      <w:proofErr w:type="gramStart"/>
-      <w:r>
-        <w:rPr>
-          <w:lang w:val="en-US"/>
-        </w:rPr>
-        <w:t>water color</w:t>
-      </w:r>
-      <w:proofErr w:type="gramEnd"/>
-      <w:r>
-        <w:rPr>
-          <w:lang w:val="en-US"/>
-        </w:rPr>
-        <w:t xml:space="preserve">. </w:t>
-      </w:r>
-      <w:proofErr w:type="spellStart"/>
-      <w:r>
-        <w:rPr>
-          <w:b/>
-          <w:bCs/>
-        </w:rPr>
-        <w:t>Geocarto</w:t>
-      </w:r>
-      <w:proofErr w:type="spellEnd"/>
-      <w:r>
-        <w:rPr>
-          <w:b/>
-          <w:bCs/>
-        </w:rPr>
-        <w:t xml:space="preserve"> </w:t>
-      </w:r>
-      <w:proofErr w:type="spellStart"/>
-      <w:r>
-        <w:rPr>
-          <w:b/>
-          <w:bCs/>
-        </w:rPr>
-        <w:t>International</w:t>
-      </w:r>
-      <w:proofErr w:type="spellEnd"/>
-      <w:r>
-        <w:t xml:space="preserve">, v. 38, n. 1, p. 2240282, 31 dez. 2023. </w:t>
-      </w:r>
-    </w:p>
-    <w:p>
-      <w:pPr>
-        <w:pStyle w:val="Bibliografia"/>
-      </w:pPr>
-      <w:r>
-        <w:t xml:space="preserve">LIMA, Ivan Bergier Tavares de </w:t>
-      </w:r>
-      <w:r>
-        <w:rPr>
-          <w:i/>
-          <w:iCs/>
-        </w:rPr>
-        <w:t>et al.</w:t>
-      </w:r>
-      <w:r>
-        <w:t xml:space="preserve"> Localização de áreas de monitoramento telemétrico em ambientes aquáticos da Amazônia. </w:t>
-      </w:r>
-      <w:r>
-        <w:rPr>
-          <w:b/>
-          <w:bCs/>
-        </w:rPr>
-        <w:t xml:space="preserve">Acta </w:t>
-      </w:r>
-      <w:proofErr w:type="spellStart"/>
-      <w:r>
-        <w:rPr>
-          <w:b/>
-          <w:bCs/>
-        </w:rPr>
-        <w:t>Amazonica</w:t>
-      </w:r>
-      <w:proofErr w:type="spellEnd"/>
-      <w:r>
-        <w:t xml:space="preserve">, v. 36, p. 331–334, 2006. </w:t>
-      </w:r>
-    </w:p>
-    <w:p>
-      <w:pPr>
-        <w:pStyle w:val="Bibliografia"/>
-        <w:rPr>
-          <w:lang w:val="en-US"/>
-        </w:rPr>
-      </w:pPr>
-      <w:r>
-        <w:t xml:space="preserve">LOBO, Felipe de Lucia </w:t>
-      </w:r>
-      <w:r>
-        <w:rPr>
-          <w:i/>
-          <w:iCs/>
-        </w:rPr>
-        <w:t>et al.</w:t>
-      </w:r>
-      <w:r>
-        <w:t xml:space="preserve"> </w:t>
-      </w:r>
-      <w:proofErr w:type="spellStart"/>
-      <w:r>
-        <w:rPr>
-          <w:lang w:val="en-US"/>
-        </w:rPr>
-        <w:t>AlgaeMAp</w:t>
-      </w:r>
-      <w:proofErr w:type="spellEnd"/>
-      <w:r>
-        <w:rPr>
-          <w:lang w:val="en-US"/>
-        </w:rPr>
-        <w:t xml:space="preserve">: Algae Bloom Monitoring Application for Inland Waters in Latin America. </w:t>
-      </w:r>
-      <w:r>
-        <w:rPr>
-          <w:b/>
-          <w:bCs/>
-          <w:lang w:val="en-US"/>
-        </w:rPr>
-        <w:t>Remote Sensing</w:t>
-      </w:r>
-      <w:r>
-        <w:rPr>
-          <w:lang w:val="en-US"/>
-        </w:rPr>
-        <w:t xml:space="preserve">, v. 13, n. 15, p. 2874, </w:t>
-      </w:r>
-      <w:proofErr w:type="spellStart"/>
-      <w:r>
-        <w:rPr>
-          <w:lang w:val="en-US"/>
-        </w:rPr>
-        <w:t>jan.</w:t>
-      </w:r>
-      <w:proofErr w:type="spellEnd"/>
-      <w:r>
-        <w:rPr>
-          <w:lang w:val="en-US"/>
-        </w:rPr>
-        <w:t xml:space="preserve"> 2021. </w:t>
-      </w:r>
-    </w:p>
-    <w:p>
-      <w:pPr>
-        <w:pStyle w:val="Bibliografia"/>
-        <w:rPr>
-          <w:lang w:val="en-US"/>
-        </w:rPr>
-      </w:pPr>
-      <w:r>
-        <w:rPr>
-          <w:lang w:val="en-US"/>
-        </w:rPr>
-        <w:t xml:space="preserve">M. AMANI </w:t>
-      </w:r>
-      <w:r>
-        <w:rPr>
-          <w:i/>
-          <w:iCs/>
-          <w:lang w:val="en-US"/>
-        </w:rPr>
-        <w:t>et al.</w:t>
-      </w:r>
-      <w:r>
-        <w:rPr>
-          <w:lang w:val="en-US"/>
-        </w:rPr>
-        <w:t xml:space="preserve"> Google Earth Engine Cloud Computing Platform for Remote Sensing Big Data Applications: A Comprehensive Review. </w:t>
-      </w:r>
-      <w:r>
-        <w:rPr>
-          <w:b/>
-          <w:bCs/>
-          <w:lang w:val="en-US"/>
-        </w:rPr>
-        <w:t>IEEE Journal of Selected Topics in Applied Earth Observations and Remote Sensing</w:t>
-      </w:r>
-      <w:r>
-        <w:rPr>
-          <w:lang w:val="en-US"/>
-        </w:rPr>
-        <w:t xml:space="preserve">, v. 13, p. 5326–5350, 2020. </w:t>
-      </w:r>
-    </w:p>
-    <w:p>
-      <w:pPr>
-        <w:pStyle w:val="Bibliografia"/>
-        <w:rPr>
-          <w:lang w:val="en-US"/>
-        </w:rPr>
-      </w:pPr>
-      <w:r>
-        <w:rPr>
-          <w:lang w:val="en-US"/>
-        </w:rPr>
-        <w:t xml:space="preserve">MACIEL, Daniel </w:t>
-      </w:r>
-      <w:r>
-        <w:rPr>
-          <w:i/>
-          <w:iCs/>
-          <w:lang w:val="en-US"/>
-        </w:rPr>
-        <w:t>et al.</w:t>
-      </w:r>
-      <w:r>
-        <w:rPr>
-          <w:lang w:val="en-US"/>
-        </w:rPr>
-        <w:t xml:space="preserve"> Retrieving Total and Inorganic Suspended Sediments in Amazon Floodplain Lakes: A </w:t>
-      </w:r>
-      <w:proofErr w:type="spellStart"/>
-      <w:r>
-        <w:rPr>
-          <w:lang w:val="en-US"/>
-        </w:rPr>
-        <w:t>Multisensor</w:t>
-      </w:r>
-      <w:proofErr w:type="spellEnd"/>
-      <w:r>
-        <w:rPr>
-          <w:lang w:val="en-US"/>
-        </w:rPr>
-        <w:t xml:space="preserve"> Approach. </w:t>
-      </w:r>
-      <w:r>
-        <w:rPr>
-          <w:b/>
-          <w:bCs/>
-          <w:lang w:val="en-US"/>
-        </w:rPr>
-        <w:t>Remote Sensing</w:t>
-      </w:r>
-      <w:r>
-        <w:rPr>
-          <w:lang w:val="en-US"/>
-        </w:rPr>
-        <w:t xml:space="preserve">, v. 11, n. 15, p. 1744, </w:t>
-      </w:r>
-      <w:proofErr w:type="spellStart"/>
-      <w:r>
-        <w:rPr>
-          <w:lang w:val="en-US"/>
-        </w:rPr>
-        <w:t>jan.</w:t>
-      </w:r>
-      <w:proofErr w:type="spellEnd"/>
-      <w:r>
-        <w:rPr>
-          <w:lang w:val="en-US"/>
-        </w:rPr>
-        <w:t xml:space="preserve"> 2019. </w:t>
-      </w:r>
-    </w:p>
-    <w:p>
-      <w:pPr>
-        <w:pStyle w:val="Bibliografia"/>
-        <w:rPr>
-          <w:lang w:val="en-US"/>
-        </w:rPr>
-      </w:pPr>
-      <w:r>
-        <w:rPr>
-          <w:lang w:val="en-US"/>
-        </w:rPr>
-        <w:lastRenderedPageBreak/>
-        <w:t xml:space="preserve">MACIEL, Daniel Andrade </w:t>
-      </w:r>
-      <w:r>
-        <w:rPr>
-          <w:i/>
-          <w:iCs/>
-          <w:lang w:val="en-US"/>
-        </w:rPr>
-        <w:t>et al.</w:t>
-      </w:r>
-      <w:r>
-        <w:rPr>
-          <w:lang w:val="en-US"/>
-        </w:rPr>
-        <w:t xml:space="preserve"> Water clarity in Brazilian water assessed using Sentinel-2 and machine learning methods. </w:t>
-      </w:r>
-      <w:r>
-        <w:rPr>
-          <w:b/>
-          <w:bCs/>
-          <w:lang w:val="en-US"/>
-        </w:rPr>
-        <w:t>ISPRS Journal of Photogrammetry and Remote Sensing</w:t>
-      </w:r>
-      <w:r>
-        <w:rPr>
-          <w:lang w:val="en-US"/>
-        </w:rPr>
-        <w:t xml:space="preserve">, v. 182, p. 134–152, 1 </w:t>
-      </w:r>
-      <w:proofErr w:type="spellStart"/>
-      <w:r>
-        <w:rPr>
-          <w:lang w:val="en-US"/>
-        </w:rPr>
-        <w:t>dez</w:t>
-      </w:r>
-      <w:proofErr w:type="spellEnd"/>
-      <w:r>
-        <w:rPr>
-          <w:lang w:val="en-US"/>
-        </w:rPr>
-        <w:t xml:space="preserve">. 2021. </w:t>
-      </w:r>
-    </w:p>
-    <w:p>
-      <w:pPr>
-        <w:pStyle w:val="Bibliografia"/>
-        <w:rPr>
-          <w:lang w:val="en-US"/>
-        </w:rPr>
-      </w:pPr>
-      <w:r>
-        <w:t xml:space="preserve">MAIA, Poliana Dutra </w:t>
-      </w:r>
-      <w:r>
-        <w:rPr>
-          <w:i/>
-          <w:iCs/>
-        </w:rPr>
-        <w:t>et al.</w:t>
-      </w:r>
-      <w:r>
-        <w:t xml:space="preserve"> </w:t>
-      </w:r>
-      <w:r>
-        <w:rPr>
-          <w:lang w:val="en-US"/>
-        </w:rPr>
-        <w:t xml:space="preserve">Mercury distribution and exchanges between the Amazon River and connected floodplain lakes. </w:t>
-      </w:r>
-      <w:r>
-        <w:rPr>
-          <w:b/>
-          <w:bCs/>
-          <w:lang w:val="en-US"/>
-        </w:rPr>
-        <w:t>Science of The Total Environment</w:t>
-      </w:r>
-      <w:r>
-        <w:rPr>
-          <w:lang w:val="en-US"/>
-        </w:rPr>
-        <w:t xml:space="preserve">, v. 407, n. 23, p. 6073–6084, 15 </w:t>
-      </w:r>
-      <w:proofErr w:type="spellStart"/>
-      <w:r>
-        <w:rPr>
-          <w:lang w:val="en-US"/>
-        </w:rPr>
-        <w:t>nov.</w:t>
-      </w:r>
-      <w:proofErr w:type="spellEnd"/>
-      <w:r>
-        <w:rPr>
-          <w:lang w:val="en-US"/>
-        </w:rPr>
-        <w:t xml:space="preserve"> 2009. </w:t>
-      </w:r>
-    </w:p>
-    <w:p>
-      <w:pPr>
-        <w:pStyle w:val="Bibliografia"/>
-        <w:rPr>
-          <w:lang w:val="fr-FR"/>
-        </w:rPr>
-      </w:pPr>
-      <w:r>
-        <w:rPr>
-          <w:lang w:val="en-US"/>
-        </w:rPr>
-        <w:t xml:space="preserve">MAIA, Poliana Dutra </w:t>
-      </w:r>
-      <w:r>
-        <w:rPr>
-          <w:i/>
-          <w:iCs/>
-          <w:lang w:val="en-US"/>
-        </w:rPr>
-        <w:t>et al.</w:t>
-      </w:r>
-      <w:r>
-        <w:rPr>
-          <w:lang w:val="en-US"/>
-        </w:rPr>
-        <w:t xml:space="preserve"> </w:t>
-      </w:r>
-      <w:r>
-        <w:rPr>
-          <w:lang w:val="en-US"/>
-        </w:rPr>
-        <w:t xml:space="preserve">Role of the floodplain lakes in the methylmercury distribution and exchanges with the Amazon River, Brazil. </w:t>
+      </w:pPr>
+      <w:r>
+        <w:rPr>
+          <w:lang w:val="en-US"/>
+        </w:rPr>
+        <w:t xml:space="preserve">WANG, </w:t>
+      </w:r>
+      <w:proofErr w:type="spellStart"/>
+      <w:r>
+        <w:rPr>
+          <w:lang w:val="en-US"/>
+        </w:rPr>
+        <w:t>Menghua</w:t>
+      </w:r>
+      <w:proofErr w:type="spellEnd"/>
+      <w:r>
+        <w:rPr>
+          <w:lang w:val="en-US"/>
+        </w:rPr>
+        <w:t xml:space="preserve">; SHI, Wei. The NIR-SWIR combined atmospheric correction approach for MODIS ocean color data processing. </w:t>
       </w:r>
       <w:r>
         <w:rPr>
@@ -12130,17 +13416,18 @@
           <w:bCs/>
           <w:lang w:val="fr-FR"/>
         </w:rPr>
-        <w:t>Journal of Environmental Sciences</w:t>
+        <w:t>Optics Express</w:t>
       </w:r>
       <w:r>
         <w:rPr>
           <w:lang w:val="fr-FR"/>
         </w:rPr>
-        <w:t xml:space="preserve">, v. 68, p. 24–40, jun. 2018. </w:t>
+        <w:t xml:space="preserve">, v. 15, n. 24, p. 15722–15733, 26 nov. 2007. </w:t>
       </w:r>
     </w:p>
     <w:p>
       <w:pPr>
+        <w:pStyle w:val="Bibliografia"/>
         <w:rPr>
           <w:lang w:val="en-US"/>
         </w:rPr>
@@ -12149,7 +13436,7 @@
         <w:rPr>
           <w:lang w:val="fr-FR"/>
         </w:rPr>
-        <w:t xml:space="preserve">MARTINEZ, Jean-Michel </w:t>
+        <w:t xml:space="preserve">WEN, Zhidan </w:t>
       </w:r>
       <w:r>
         <w:rPr>
@@ -12169,7 +13456,7 @@
         <w:rPr>
           <w:lang w:val="en-US"/>
         </w:rPr>
-        <w:t xml:space="preserve">Increase in suspended sediment discharge of the Amazon River assessed by monitoring network and satellite data. </w:t>
+        <w:t xml:space="preserve">Remote estimates of suspended particulate matter in global lakes using machine learning models. </w:t>
       </w:r>
       <w:r>
         <w:rPr>
@@ -12177,27 +13464,13 @@
           <w:bCs/>
           <w:lang w:val="en-US"/>
         </w:rPr>
-        <w:t>Sediment Sources and Sediment Delivery under Environmental Change</w:t>
-      </w:r>
-      <w:r>
-        <w:rPr>
-          <w:lang w:val="en-US"/>
-        </w:rPr>
-        <w:t xml:space="preserve">, v. 79, n. 3, p. 257–264, 15 </w:t>
-      </w:r>
-      <w:proofErr w:type="spellStart"/>
-      <w:r>
-        <w:rPr>
-          <w:lang w:val="en-US"/>
-        </w:rPr>
-        <w:t>dez</w:t>
-      </w:r>
-      <w:proofErr w:type="spellEnd"/>
-      <w:r>
-        <w:rPr>
-          <w:lang w:val="en-US"/>
-        </w:rPr>
-        <w:t xml:space="preserve">. 2009. </w:t>
+        <w:t>International Soil and Water Conservation Research</w:t>
+      </w:r>
+      <w:r>
+        <w:rPr>
+          <w:lang w:val="en-US"/>
+        </w:rPr>
+        <w:t xml:space="preserve">, v. 12, n. 1, p. 200–216, 1 mar. 2024. </w:t>
       </w:r>
     </w:p>
     <w:p>
@@ -12211,7 +13484,50 @@
         <w:rPr>
           <w:lang w:val="en-US"/>
         </w:rPr>
-        <w:t xml:space="preserve">MARTINS, Vitor S. </w:t>
+        <w:lastRenderedPageBreak/>
+        <w:t xml:space="preserve">WILSON, R. T. Py6S: A Python interface to the 6S radiative transfer model. </w:t>
+      </w:r>
+      <w:r>
+        <w:rPr>
+          <w:b/>
+          <w:bCs/>
+          <w:lang w:val="en-US"/>
+        </w:rPr>
+        <w:t>Computers &amp; Geosciences</w:t>
+      </w:r>
+      <w:r>
+        <w:rPr>
+          <w:lang w:val="en-US"/>
+        </w:rPr>
+        <w:t xml:space="preserve">, v. 51, p. 166–171, 1 </w:t>
+      </w:r>
+      <w:proofErr w:type="spellStart"/>
+      <w:r>
+        <w:rPr>
+          <w:lang w:val="en-US"/>
+        </w:rPr>
+        <w:t>fev</w:t>
+      </w:r>
+      <w:proofErr w:type="spellEnd"/>
+      <w:r>
+        <w:rPr>
+          <w:lang w:val="en-US"/>
+        </w:rPr>
+        <w:t xml:space="preserve">. 2013. </w:t>
+      </w:r>
+    </w:p>
+    <w:p>
+      <w:pPr>
+        <w:pStyle w:val="Bibliografia"/>
+        <w:rPr>
+          <w:lang w:val="en-US"/>
+        </w:rPr>
+      </w:pPr>
+      <w:r>
+        <w:rPr>
+          <w:lang w:val="en-US"/>
+        </w:rPr>
+        <w:t xml:space="preserve">XAVIER, Gabrielle de Oliveira </w:t>
       </w:r>
       <w:r>
         <w:rPr>
@@ -12231,7 +13547,7 @@
         <w:rPr>
           <w:lang w:val="en-US"/>
         </w:rPr>
-        <w:t xml:space="preserve">Assessment of Atmospheric Correction Methods for Sentinel-2 MSI Images Applied to Amazon Floodplain Lakes. </w:t>
+        <w:t xml:space="preserve">Estimate and evaluation of reservoir metrics in Serra da Mesa dam (GO) using the Google Earth Engine platform. </w:t>
       </w:r>
       <w:r>
         <w:rPr>
@@ -12239,13 +13555,41 @@
           <w:bCs/>
           <w:lang w:val="en-US"/>
         </w:rPr>
-        <w:t>Remote Sensing</w:t>
-      </w:r>
-      <w:r>
-        <w:rPr>
-          <w:lang w:val="en-US"/>
-        </w:rPr>
-        <w:t xml:space="preserve">, v. 9, n. 4, 2017. </w:t>
+        <w:t xml:space="preserve">Revista </w:t>
+      </w:r>
+      <w:proofErr w:type="spellStart"/>
+      <w:r>
+        <w:rPr>
+          <w:b/>
+          <w:bCs/>
+          <w:lang w:val="en-US"/>
+        </w:rPr>
+        <w:t>Ambiente</w:t>
+      </w:r>
+      <w:proofErr w:type="spellEnd"/>
+      <w:r>
+        <w:rPr>
+          <w:b/>
+          <w:bCs/>
+          <w:lang w:val="en-US"/>
+        </w:rPr>
+        <w:t xml:space="preserve"> &amp; </w:t>
+      </w:r>
+      <w:proofErr w:type="spellStart"/>
+      <w:r>
+        <w:rPr>
+          <w:b/>
+          <w:bCs/>
+          <w:lang w:val="en-US"/>
+        </w:rPr>
+        <w:t>Água</w:t>
+      </w:r>
+      <w:proofErr w:type="spellEnd"/>
+      <w:r>
+        <w:rPr>
+          <w:lang w:val="en-US"/>
+        </w:rPr>
+        <w:t xml:space="preserve">, v. 15, 25 set. 2020. </w:t>
       </w:r>
     </w:p>
     <w:p>
@@ -12259,7 +13603,21 @@
         <w:rPr>
           <w:lang w:val="en-US"/>
         </w:rPr>
-        <w:t xml:space="preserve">MAURICE-BOURGOIN, Laurance </w:t>
+        <w:t xml:space="preserve">ZENG, </w:t>
+      </w:r>
+      <w:proofErr w:type="spellStart"/>
+      <w:r>
+        <w:rPr>
+          <w:lang w:val="en-US"/>
+        </w:rPr>
+        <w:t>Weizhong</w:t>
+      </w:r>
+      <w:proofErr w:type="spellEnd"/>
+      <w:r>
+        <w:rPr>
+          <w:lang w:val="en-US"/>
+        </w:rPr>
+        <w:t xml:space="preserve"> </w:t>
       </w:r>
       <w:r>
         <w:rPr>
@@ -12273,7 +13631,63 @@
         <w:rPr>
           <w:lang w:val="en-US"/>
         </w:rPr>
-        <w:t xml:space="preserve"> The role of flood plains in the hydrology and sediment dynamics of the Amazon River, Brazil. </w:t>
+        <w:t xml:space="preserve"> Regional Remote Sensing of Lake Water Transparency Based on Google Earth Engine: Performance of Empirical Algorithm and Machine Learning. </w:t>
+      </w:r>
+      <w:r>
+        <w:rPr>
+          <w:b/>
+          <w:bCs/>
+          <w:lang w:val="en-US"/>
+        </w:rPr>
+        <w:t>Applied Sciences</w:t>
+      </w:r>
+      <w:r>
+        <w:rPr>
+          <w:lang w:val="en-US"/>
+        </w:rPr>
+        <w:t xml:space="preserve">, v. 13, n. 6, p. 4007, </w:t>
+      </w:r>
+      <w:proofErr w:type="spellStart"/>
+      <w:r>
+        <w:rPr>
+          <w:lang w:val="en-US"/>
+        </w:rPr>
+        <w:t>jan.</w:t>
+      </w:r>
+      <w:proofErr w:type="spellEnd"/>
+      <w:r>
+        <w:rPr>
+          <w:lang w:val="en-US"/>
+        </w:rPr>
+        <w:t xml:space="preserve"> 2023. </w:t>
+      </w:r>
+    </w:p>
+    <w:p>
+      <w:pPr>
+        <w:pStyle w:val="Bibliografia"/>
+        <w:rPr>
+          <w:lang w:val="en-US"/>
+        </w:rPr>
+      </w:pPr>
+      <w:r>
+        <w:rPr>
+          <w:lang w:val="en-US"/>
+        </w:rPr>
+        <w:t xml:space="preserve">ZHANG, </w:t>
+      </w:r>
+      <w:proofErr w:type="spellStart"/>
+      <w:r>
+        <w:rPr>
+          <w:lang w:val="en-US"/>
+        </w:rPr>
+        <w:t>Huanwei</w:t>
+      </w:r>
+      <w:proofErr w:type="spellEnd"/>
+      <w:r>
+        <w:rPr>
+          <w:lang w:val="en-US"/>
+        </w:rPr>
+        <w:t xml:space="preserve"> </w:t>
       </w:r>
       <w:r>
         <w:rPr>
@@ -12281,13 +13695,13 @@
           <w:iCs/>
           <w:lang w:val="en-US"/>
         </w:rPr>
-        <w:t>In</w:t>
-      </w:r>
-      <w:r>
-        <w:rPr>
-          <w:lang w:val="en-US"/>
-        </w:rPr>
-        <w:t xml:space="preserve">: SEVENTH IAHS SCIENTIFIC ASSEMBLY. </w:t>
+        <w:t>et al.</w:t>
+      </w:r>
+      <w:r>
+        <w:rPr>
+          <w:lang w:val="en-US"/>
+        </w:rPr>
+        <w:t xml:space="preserve"> Atmospheric Correction Model for Water–Land Boundary Adjacency Effects in Landsat-8 Multispectral Images and Its Impact on Bathymetric Remote Sensing. </w:t>
       </w:r>
       <w:r>
         <w:rPr>
@@ -12295,13 +13709,27 @@
           <w:bCs/>
           <w:lang w:val="en-US"/>
         </w:rPr>
-        <w:t>Sediment Budgets 1</w:t>
-      </w:r>
-      <w:r>
-        <w:rPr>
-          <w:lang w:val="en-US"/>
-        </w:rPr>
-        <w:t xml:space="preserve">. Foz do Iguaçu, Brazil: IAHS, abr. 2005. </w:t>
+        <w:t>Remote Sensing</w:t>
+      </w:r>
+      <w:r>
+        <w:rPr>
+          <w:lang w:val="en-US"/>
+        </w:rPr>
+        <w:t xml:space="preserve">, v. 14, n. 19, p. 4769, </w:t>
+      </w:r>
+      <w:proofErr w:type="spellStart"/>
+      <w:r>
+        <w:rPr>
+          <w:lang w:val="en-US"/>
+        </w:rPr>
+        <w:t>jan.</w:t>
+      </w:r>
+      <w:proofErr w:type="spellEnd"/>
+      <w:r>
+        <w:rPr>
+          <w:lang w:val="en-US"/>
+        </w:rPr>
+        <w:t xml:space="preserve"> 2022. </w:t>
       </w:r>
     </w:p>
     <w:p>
@@ -12310,1693 +13738,165 @@
       </w:pPr>
       <w:r>
         <w:rPr>
-          <w:lang w:val="fr-FR"/>
-        </w:rPr>
-        <w:t xml:space="preserve">MOREIRA-TURCQ, P. </w:t>
+          <w:lang w:val="en-US"/>
+        </w:rPr>
+        <w:t xml:space="preserve">ZOCATELLI, R. </w:t>
       </w:r>
       <w:r>
         <w:rPr>
           <w:i/>
           <w:iCs/>
-          <w:lang w:val="fr-FR"/>
+          <w:lang w:val="en-US"/>
         </w:rPr>
         <w:t>et al.</w:t>
       </w:r>
       <w:r>
         <w:rPr>
-          <w:lang w:val="fr-FR"/>
-        </w:rPr>
-        <w:t xml:space="preserve"> </w:t>
-      </w:r>
-      <w:r>
-        <w:rPr>
-          <w:lang w:val="en-US"/>
-        </w:rPr>
-        <w:t xml:space="preserve">Carbon sedimentation at Lago Grande de Curuai, a floodplain lake in the low Amazon region: insights into sedimentation rates. </w:t>
-      </w:r>
-      <w:proofErr w:type="spellStart"/>
+          <w:lang w:val="en-US"/>
+        </w:rPr>
+        <w:t xml:space="preserve"> Sedimentary evidence of soil organic matter input to the Curuai Amazonian floodplain. </w:t>
+      </w:r>
       <w:r>
         <w:rPr>
           <w:b/>
           <w:bCs/>
         </w:rPr>
-        <w:t>Palaeogeography</w:t>
-      </w:r>
-      <w:proofErr w:type="spellEnd"/>
+        <w:t xml:space="preserve">Organic </w:t>
+      </w:r>
+      <w:proofErr w:type="spellStart"/>
       <w:r>
         <w:rPr>
           <w:b/>
           <w:bCs/>
         </w:rPr>
-        <w:t xml:space="preserve">, </w:t>
-      </w:r>
-      <w:proofErr w:type="spellStart"/>
+        <w:t>Geochemistry</w:t>
+      </w:r>
+      <w:proofErr w:type="spellEnd"/>
+      <w:r>
+        <w:t xml:space="preserve">, v. 63, p. 40–47, out. 2013. </w:t>
+      </w:r>
+    </w:p>
+    <w:p>
+      <w:pPr>
+        <w:pStyle w:val="Bibliografia"/>
+        <w:rPr>
+          <w:lang w:val="en-US"/>
+        </w:rPr>
+      </w:pPr>
+      <w:r>
+        <w:t xml:space="preserve">ZOCATELLI, Renata </w:t>
+      </w:r>
+      <w:r>
+        <w:rPr>
+          <w:i/>
+          <w:iCs/>
+        </w:rPr>
+        <w:t>et al.</w:t>
+      </w:r>
+      <w:r>
+        <w:t xml:space="preserve"> </w:t>
+      </w:r>
+      <w:r>
+        <w:t xml:space="preserve">Uso dos fenóis da lignina no estudo da matéria orgânica na várzea do Lago Grande </w:t>
+      </w:r>
+      <w:proofErr w:type="spellStart"/>
+      <w:r>
+        <w:t>Curuái</w:t>
+      </w:r>
+      <w:proofErr w:type="spellEnd"/>
+      <w:r>
+        <w:t xml:space="preserve">, Pará e no Lago do </w:t>
+      </w:r>
+      <w:proofErr w:type="spellStart"/>
+      <w:r>
+        <w:t>Caçó</w:t>
+      </w:r>
+      <w:proofErr w:type="spellEnd"/>
+      <w:r>
+        <w:t xml:space="preserve">, Maranhão, Brasil. </w:t>
+      </w:r>
       <w:r>
         <w:rPr>
           <w:b/>
           <w:bCs/>
-        </w:rPr>
-        <w:t>Palaeoclimatology</w:t>
-      </w:r>
-      <w:proofErr w:type="spellEnd"/>
-      <w:r>
-        <w:rPr>
-          <w:b/>
-          <w:bCs/>
-        </w:rPr>
-        <w:t xml:space="preserve">, </w:t>
-      </w:r>
-      <w:proofErr w:type="spellStart"/>
-      <w:r>
-        <w:rPr>
-          <w:b/>
-          <w:bCs/>
-        </w:rPr>
-        <w:t>Palaeoecology</w:t>
-      </w:r>
-      <w:proofErr w:type="spellEnd"/>
-      <w:r>
-        <w:t xml:space="preserve">, v. 214, n. 1, p. 27–40, 4 nov. 2004. </w:t>
+          <w:lang w:val="en-US"/>
+        </w:rPr>
+        <w:t>Acta Amazonica</w:t>
+      </w:r>
+      <w:r>
+        <w:rPr>
+          <w:lang w:val="en-US"/>
+        </w:rPr>
+        <w:t xml:space="preserve">, v. 41, n. 2, p. 195–204, 2011. </w:t>
       </w:r>
     </w:p>
     <w:p>
       <w:pPr>
-        <w:pStyle w:val="Bibliografia"/>
-        <w:rPr>
-          <w:lang w:val="en-US"/>
-        </w:rPr>
-      </w:pPr>
-      <w:r>
-        <w:t>MOREIRA</w:t>
-      </w:r>
-      <w:r>
-        <w:rPr>
-          <w:rFonts w:ascii="Cambria Math" w:hAnsi="Cambria Math" w:cs="Cambria Math"/>
-        </w:rPr>
-        <w:t>‐</w:t>
-      </w:r>
-      <w:r>
-        <w:t xml:space="preserve">TURCQ, </w:t>
-      </w:r>
-      <w:proofErr w:type="spellStart"/>
-      <w:r>
-        <w:t>Patricia</w:t>
-      </w:r>
-      <w:proofErr w:type="spellEnd"/>
-      <w:r>
-        <w:t xml:space="preserve"> </w:t>
-      </w:r>
-      <w:r>
-        <w:rPr>
-          <w:i/>
-          <w:iCs/>
-        </w:rPr>
-        <w:t>et al.</w:t>
-      </w:r>
-      <w:r>
-        <w:t xml:space="preserve"> </w:t>
-      </w:r>
-      <w:r>
-        <w:rPr>
-          <w:lang w:val="en-US"/>
-        </w:rPr>
-        <w:t xml:space="preserve">Seasonal variability in concentration, composition, age, and fluxes of particulate organic carbon exchanged between the floodplain and Amazon River. </w:t>
-      </w:r>
-      <w:r>
-        <w:rPr>
-          <w:b/>
-          <w:bCs/>
-          <w:lang w:val="en-US"/>
-        </w:rPr>
-        <w:t>Global Biogeochemical Cycles</w:t>
-      </w:r>
-      <w:r>
-        <w:rPr>
-          <w:lang w:val="en-US"/>
-        </w:rPr>
-        <w:t xml:space="preserve">, v. 27, n. 1, p. 119–130, mar. 2013. </w:t>
-      </w:r>
+        <w:rPr>
+          <w:lang w:val="en-US"/>
+        </w:rPr>
+      </w:pPr>
     </w:p>
     <w:p>
       <w:pPr>
-        <w:pStyle w:val="Bibliografia"/>
-        <w:rPr>
-          <w:lang w:val="en-US"/>
-        </w:rPr>
-      </w:pPr>
-      <w:r>
-        <w:rPr>
-          <w:lang w:val="en-US"/>
-        </w:rPr>
-        <w:t xml:space="preserve">MUÑOZ SABATER, J. </w:t>
-      </w:r>
-      <w:r>
-        <w:rPr>
-          <w:b/>
-          <w:bCs/>
-          <w:lang w:val="en-US"/>
-        </w:rPr>
-        <w:t>ERA5-Land monthly averaged data from 1950 to present. Copernicus Climate Change Service (C3S)</w:t>
-      </w:r>
-      <w:r>
-        <w:rPr>
-          <w:lang w:val="en-US"/>
-        </w:rPr>
-        <w:t>. Climate Data Store (CDS)</w:t>
-      </w:r>
-      <w:proofErr w:type="gramStart"/>
-      <w:r>
-        <w:rPr>
-          <w:lang w:val="en-US"/>
-        </w:rPr>
-        <w:t>, ,</w:t>
-      </w:r>
-      <w:proofErr w:type="gramEnd"/>
-      <w:r>
-        <w:rPr>
-          <w:lang w:val="en-US"/>
-        </w:rPr>
-        <w:t xml:space="preserve"> 2019</w:t>
-      </w:r>
-      <w:proofErr w:type="gramStart"/>
-      <w:r>
-        <w:rPr>
-          <w:lang w:val="en-US"/>
-        </w:rPr>
-        <w:t>. .</w:t>
-      </w:r>
-      <w:proofErr w:type="gramEnd"/>
-      <w:r>
-        <w:rPr>
-          <w:lang w:val="en-US"/>
-        </w:rPr>
-        <w:t xml:space="preserve"> </w:t>
-      </w:r>
-      <w:proofErr w:type="spellStart"/>
-      <w:r>
-        <w:rPr>
-          <w:lang w:val="en-US"/>
-        </w:rPr>
-        <w:t>Acesso</w:t>
-      </w:r>
-      <w:proofErr w:type="spellEnd"/>
-      <w:r>
-        <w:rPr>
-          <w:lang w:val="en-US"/>
-        </w:rPr>
-        <w:t xml:space="preserve"> em: 16 </w:t>
-      </w:r>
-      <w:proofErr w:type="spellStart"/>
-      <w:r>
-        <w:rPr>
-          <w:lang w:val="en-US"/>
-        </w:rPr>
-        <w:t>jan.</w:t>
-      </w:r>
-      <w:proofErr w:type="spellEnd"/>
-      <w:r>
-        <w:rPr>
-          <w:lang w:val="en-US"/>
-        </w:rPr>
-        <w:t xml:space="preserve"> 2026</w:t>
-      </w:r>
+        <w:rPr>
+          <w:lang w:val="en-US"/>
+        </w:rPr>
+      </w:pPr>
+      <w:r>
+        <w:rPr>
+          <w:lang w:val="en-US"/>
+        </w:rPr>
+        <w:t xml:space="preserve">Ref </w:t>
+      </w:r>
+      <w:proofErr w:type="spellStart"/>
+      <w:r>
+        <w:rPr>
+          <w:lang w:val="en-US"/>
+        </w:rPr>
+        <w:t>alos</w:t>
+      </w:r>
+      <w:proofErr w:type="spellEnd"/>
     </w:p>
     <w:p>
       <w:pPr>
-        <w:pStyle w:val="Bibliografia"/>
-        <w:rPr>
-          <w:lang w:val="en-US"/>
-        </w:rPr>
-      </w:pPr>
-      <w:r>
-        <w:rPr>
-          <w:lang w:val="en-US"/>
-        </w:rPr>
-        <w:t xml:space="preserve">NIROUMAND-JADIDI, Milad </w:t>
-      </w:r>
-      <w:r>
-        <w:rPr>
-          <w:i/>
-          <w:iCs/>
-          <w:lang w:val="en-US"/>
-        </w:rPr>
-        <w:t>et al.</w:t>
-      </w:r>
-      <w:r>
-        <w:rPr>
-          <w:lang w:val="en-US"/>
-        </w:rPr>
-        <w:t xml:space="preserve"> Water Quality Retrieval from Landsat-9 (OLI-2) Imagery and Comparison to Sentinel-2. </w:t>
-      </w:r>
-      <w:r>
-        <w:rPr>
-          <w:b/>
-          <w:bCs/>
-          <w:lang w:val="en-US"/>
-        </w:rPr>
-        <w:t>Remote Sensing</w:t>
-      </w:r>
-      <w:r>
-        <w:rPr>
-          <w:lang w:val="en-US"/>
-        </w:rPr>
-        <w:t xml:space="preserve">, v. 14, n. 18, p. 4596, </w:t>
-      </w:r>
-      <w:proofErr w:type="spellStart"/>
-      <w:r>
-        <w:rPr>
-          <w:lang w:val="en-US"/>
-        </w:rPr>
-        <w:t>jan.</w:t>
-      </w:r>
-      <w:proofErr w:type="spellEnd"/>
-      <w:r>
-        <w:rPr>
-          <w:lang w:val="en-US"/>
-        </w:rPr>
-        <w:t xml:space="preserve"> 2022. </w:t>
-      </w:r>
-    </w:p>
-    <w:p>
-      <w:pPr>
-        <w:pStyle w:val="Bibliografia"/>
-        <w:rPr>
-          <w:lang w:val="en-US"/>
-        </w:rPr>
-      </w:pPr>
-      <w:r>
-        <w:rPr>
-          <w:lang w:val="en-US"/>
-        </w:rPr>
-        <w:t xml:space="preserve">PAGE, Benjamin P.; OLMANSON, Leif G.; MISHRA, Deepak R. A harmonized image processing workflow using Sentinel-2/MSI and Landsat-8/OLI for mapping water clarity in optically variable lake systems. </w:t>
-      </w:r>
-      <w:r>
-        <w:rPr>
-          <w:b/>
-          <w:bCs/>
-          <w:lang w:val="en-US"/>
-        </w:rPr>
-        <w:t>Remote Sensing of Environment</w:t>
-      </w:r>
-      <w:r>
-        <w:rPr>
-          <w:lang w:val="en-US"/>
-        </w:rPr>
-        <w:t xml:space="preserve">, v. 231, p. 111284, 15 set. 2019. </w:t>
-      </w:r>
-    </w:p>
-    <w:p>
-      <w:pPr>
-        <w:pStyle w:val="Bibliografia"/>
-        <w:rPr>
-          <w:lang w:val="en-US"/>
-        </w:rPr>
-      </w:pPr>
-      <w:r>
-        <w:rPr>
-          <w:lang w:val="en-US"/>
-        </w:rPr>
-        <w:t xml:space="preserve">PARK, Edward </w:t>
-      </w:r>
-      <w:r>
-        <w:rPr>
-          <w:i/>
-          <w:iCs/>
-          <w:lang w:val="en-US"/>
-        </w:rPr>
-        <w:t>et al.</w:t>
-      </w:r>
-      <w:r>
-        <w:rPr>
-          <w:lang w:val="en-US"/>
-        </w:rPr>
-        <w:t xml:space="preserve"> Inferring floodplain bathymetry using inundation frequency. </w:t>
-      </w:r>
-      <w:r>
-        <w:rPr>
-          <w:b/>
-          <w:bCs/>
-          <w:lang w:val="en-US"/>
-        </w:rPr>
-        <w:t>Journal of Environmental Management</w:t>
-      </w:r>
-      <w:r>
-        <w:rPr>
-          <w:lang w:val="en-US"/>
-        </w:rPr>
-        <w:t xml:space="preserve">, v. 273, p. 111138, </w:t>
-      </w:r>
-      <w:proofErr w:type="spellStart"/>
-      <w:r>
-        <w:rPr>
-          <w:lang w:val="en-US"/>
-        </w:rPr>
-        <w:t>nov.</w:t>
-      </w:r>
-      <w:proofErr w:type="spellEnd"/>
-      <w:r>
-        <w:rPr>
-          <w:lang w:val="en-US"/>
-        </w:rPr>
-        <w:t xml:space="preserve"> 2020. </w:t>
-      </w:r>
-    </w:p>
-    <w:p>
-      <w:pPr>
-        <w:pStyle w:val="Bibliografia"/>
-        <w:rPr>
-          <w:lang w:val="en-US"/>
-        </w:rPr>
-      </w:pPr>
-      <w:r>
-        <w:rPr>
-          <w:lang w:val="en-US"/>
-        </w:rPr>
-        <w:t xml:space="preserve">REIS, Mariana Câmara dos </w:t>
-      </w:r>
-      <w:r>
-        <w:rPr>
-          <w:i/>
-          <w:iCs/>
-          <w:lang w:val="en-US"/>
-        </w:rPr>
-        <w:t>et al.</w:t>
-      </w:r>
-      <w:r>
-        <w:rPr>
-          <w:lang w:val="en-US"/>
-        </w:rPr>
-        <w:t xml:space="preserve"> Spatial heterogeneity and hydrological fluctuations drive bacterioplankton community composition in an Amazon floodplain system. </w:t>
-      </w:r>
-      <w:r>
-        <w:rPr>
-          <w:b/>
-          <w:bCs/>
-          <w:lang w:val="en-US"/>
-        </w:rPr>
-        <w:t>PLOS ONE</w:t>
-      </w:r>
-      <w:r>
-        <w:rPr>
-          <w:lang w:val="en-US"/>
-        </w:rPr>
-        <w:t xml:space="preserve">, v. 14, n. 8, p. e0220695, de ago. de 2019. </w:t>
-      </w:r>
-    </w:p>
-    <w:p>
-      <w:pPr>
-        <w:pStyle w:val="Bibliografia"/>
-        <w:rPr>
-          <w:lang w:val="fr-FR"/>
-        </w:rPr>
-      </w:pPr>
-      <w:r>
-        <w:rPr>
-          <w:lang w:val="en-US"/>
-        </w:rPr>
-        <w:t xml:space="preserve">RENÓ, Vivian F. </w:t>
-      </w:r>
-      <w:r>
-        <w:rPr>
-          <w:i/>
-          <w:iCs/>
-          <w:lang w:val="en-US"/>
-        </w:rPr>
-        <w:t>et al.</w:t>
-      </w:r>
-      <w:r>
-        <w:rPr>
-          <w:lang w:val="en-US"/>
-        </w:rPr>
-        <w:t xml:space="preserve"> </w:t>
-      </w:r>
-      <w:r>
-        <w:rPr>
-          <w:lang w:val="en-US"/>
-        </w:rPr>
-        <w:t xml:space="preserve">Assessment of deforestation in the Lower Amazon floodplain using historical Landsat MSS/TM imagery. </w:t>
-      </w:r>
-      <w:r>
-        <w:rPr>
-          <w:b/>
-          <w:bCs/>
-          <w:lang w:val="fr-FR"/>
-        </w:rPr>
-        <w:t>Remote Sensing of Environment</w:t>
-      </w:r>
-      <w:r>
-        <w:rPr>
-          <w:lang w:val="fr-FR"/>
-        </w:rPr>
-        <w:t xml:space="preserve">, v. 115, n. 12, p. 3446–3456, 15 dez. 2011. </w:t>
-      </w:r>
-    </w:p>
-    <w:p>
-      <w:pPr>
-        <w:pStyle w:val="Bibliografia"/>
-        <w:rPr>
-          <w:lang w:val="en-US"/>
-        </w:rPr>
-      </w:pPr>
-      <w:r>
-        <w:rPr>
-          <w:lang w:val="fr-FR"/>
-        </w:rPr>
-        <w:lastRenderedPageBreak/>
-        <w:t xml:space="preserve">ROQUE, Derlayne Dias </w:t>
-      </w:r>
-      <w:r>
-        <w:rPr>
-          <w:i/>
-          <w:iCs/>
-          <w:lang w:val="fr-FR"/>
-        </w:rPr>
-        <w:t>et al.</w:t>
-      </w:r>
-      <w:r>
-        <w:rPr>
-          <w:lang w:val="fr-FR"/>
-        </w:rPr>
-        <w:t xml:space="preserve"> </w:t>
-      </w:r>
-      <w:r>
-        <w:rPr>
-          <w:lang w:val="en-US"/>
-        </w:rPr>
-        <w:t xml:space="preserve">Surface water quality in Amazonian Floodplain Lakes, data set of the Lago Grande de Curuai Floodplain Lake, </w:t>
-      </w:r>
-      <w:r>
-        <w:rPr>
-          <w:smallCaps/>
-          <w:lang w:val="en-US"/>
-        </w:rPr>
-        <w:t>Pará</w:t>
-      </w:r>
-      <w:r>
-        <w:rPr>
-          <w:rFonts w:ascii="Cambria Math" w:hAnsi="Cambria Math" w:cs="Cambria Math"/>
-          <w:smallCaps/>
-          <w:lang w:val="en-US"/>
-        </w:rPr>
-        <w:t>‐</w:t>
-      </w:r>
-      <w:r>
-        <w:rPr>
-          <w:smallCaps/>
-          <w:lang w:val="en-US"/>
-        </w:rPr>
-        <w:t>Brazil</w:t>
-      </w:r>
-      <w:r>
-        <w:rPr>
-          <w:lang w:val="en-US"/>
-        </w:rPr>
-        <w:t xml:space="preserve">. </w:t>
-      </w:r>
-      <w:r>
-        <w:rPr>
-          <w:b/>
-          <w:bCs/>
-          <w:lang w:val="en-US"/>
-        </w:rPr>
-        <w:t>Geoscience Data Journal</w:t>
-      </w:r>
-      <w:r>
-        <w:rPr>
-          <w:lang w:val="en-US"/>
-        </w:rPr>
-        <w:t xml:space="preserve">, v. 11, n. 3, p. 252–266, </w:t>
-      </w:r>
-      <w:proofErr w:type="spellStart"/>
-      <w:r>
-        <w:rPr>
-          <w:lang w:val="en-US"/>
-        </w:rPr>
-        <w:t>jul.</w:t>
-      </w:r>
-      <w:proofErr w:type="spellEnd"/>
-      <w:r>
-        <w:rPr>
-          <w:lang w:val="en-US"/>
-        </w:rPr>
-        <w:t xml:space="preserve"> 2024. </w:t>
-      </w:r>
-    </w:p>
-    <w:p>
-      <w:pPr>
-        <w:pStyle w:val="Bibliografia"/>
-        <w:rPr>
-          <w:lang w:val="en-US"/>
-        </w:rPr>
-      </w:pPr>
-      <w:r>
-        <w:rPr>
-          <w:lang w:val="en-US"/>
-        </w:rPr>
-        <w:t xml:space="preserve">RUDORFF, Conrado M.; DUNNE, Thomas; MELACK, John M. Recent increase of river–floodplain suspended sediment exchange in a reach of the lower Amazon River. </w:t>
-      </w:r>
-      <w:r>
-        <w:rPr>
-          <w:b/>
-          <w:bCs/>
-          <w:lang w:val="en-US"/>
-        </w:rPr>
-        <w:t>Earth Surface Processes and Landforms</w:t>
-      </w:r>
-      <w:r>
-        <w:rPr>
-          <w:lang w:val="en-US"/>
-        </w:rPr>
-        <w:t xml:space="preserve">, v. 43, n. 1, p. 322–332, 1 </w:t>
-      </w:r>
-      <w:proofErr w:type="spellStart"/>
-      <w:r>
-        <w:rPr>
-          <w:lang w:val="en-US"/>
-        </w:rPr>
-        <w:t>jan.</w:t>
-      </w:r>
-      <w:proofErr w:type="spellEnd"/>
-      <w:r>
-        <w:rPr>
-          <w:lang w:val="en-US"/>
-        </w:rPr>
-        <w:t xml:space="preserve"> 2018. </w:t>
-      </w:r>
-    </w:p>
-    <w:p>
-      <w:pPr>
-        <w:pStyle w:val="Bibliografia"/>
-        <w:rPr>
-          <w:lang w:val="en-US"/>
-        </w:rPr>
-      </w:pPr>
-      <w:r>
-        <w:rPr>
-          <w:lang w:val="en-US"/>
-        </w:rPr>
-        <w:t xml:space="preserve">RUDORFF, Conrado M.; MELACK, John M.; BATES, Paul D. Flooding dynamics on the lower Amazon floodplain: 2. Seasonal and interannual hydrological variability. </w:t>
-      </w:r>
-      <w:r>
-        <w:rPr>
-          <w:b/>
-          <w:bCs/>
-          <w:lang w:val="en-US"/>
-        </w:rPr>
-        <w:t>Water Resources Research</w:t>
-      </w:r>
-      <w:r>
-        <w:rPr>
-          <w:lang w:val="en-US"/>
-        </w:rPr>
-        <w:t xml:space="preserve">, v. 50, n. 1, p. 635–649, 2014. </w:t>
-      </w:r>
-    </w:p>
-    <w:p>
-      <w:pPr>
-        <w:pStyle w:val="Bibliografia"/>
-      </w:pPr>
-      <w:r>
-        <w:rPr>
-          <w:lang w:val="en-US"/>
-        </w:rPr>
-        <w:t xml:space="preserve">SAM MURPHY. </w:t>
-      </w:r>
-      <w:r>
-        <w:rPr>
-          <w:b/>
-          <w:bCs/>
-          <w:lang w:val="en-US"/>
-        </w:rPr>
-        <w:t>Atmospheric correction of Sentinel 2 imagery in Google Earth Engine using Py6S</w:t>
-      </w:r>
-      <w:r>
-        <w:rPr>
-          <w:lang w:val="en-US"/>
-        </w:rPr>
-        <w:t xml:space="preserve">. </w:t>
-      </w:r>
-      <w:proofErr w:type="spellStart"/>
-      <w:r>
-        <w:rPr>
-          <w:lang w:val="en-US"/>
-        </w:rPr>
-        <w:t>github</w:t>
-      </w:r>
-      <w:proofErr w:type="spellEnd"/>
-      <w:r>
-        <w:rPr>
-          <w:lang w:val="en-US"/>
-        </w:rPr>
-        <w:t xml:space="preserve"> repository. </w:t>
-      </w:r>
-      <w:r>
-        <w:t>Disponível em: &lt;https://github.com/</w:t>
-      </w:r>
-      <w:proofErr w:type="spellStart"/>
-      <w:r>
-        <w:t>samsammurphy</w:t>
-      </w:r>
-      <w:proofErr w:type="spellEnd"/>
-      <w:r>
-        <w:t xml:space="preserve">/gee-atmcorr-S2&gt;. Acesso em: 7 ago. 2021. </w:t>
-      </w:r>
-    </w:p>
-    <w:p>
-      <w:pPr>
-        <w:pStyle w:val="Bibliografia"/>
-        <w:rPr>
-          <w:lang w:val="en-US"/>
-        </w:rPr>
-      </w:pPr>
-      <w:r>
-        <w:rPr>
-          <w:lang w:val="en-US"/>
-        </w:rPr>
-        <w:t xml:space="preserve">SILVA, Claudia Arantes </w:t>
-      </w:r>
-      <w:r>
-        <w:rPr>
-          <w:i/>
-          <w:iCs/>
-          <w:lang w:val="en-US"/>
-        </w:rPr>
-        <w:t>et al.</w:t>
-      </w:r>
-      <w:r>
-        <w:rPr>
-          <w:lang w:val="en-US"/>
-        </w:rPr>
-        <w:t xml:space="preserve"> </w:t>
-      </w:r>
-      <w:r>
-        <w:rPr>
-          <w:lang w:val="en-US"/>
-        </w:rPr>
-        <w:t xml:space="preserve">Near-real time deforestation detection in the Brazilian Amazon with Sentinel-1 and neural networks. </w:t>
-      </w:r>
-      <w:r>
-        <w:rPr>
-          <w:b/>
-          <w:bCs/>
-          <w:lang w:val="en-US"/>
-        </w:rPr>
-        <w:t>European Journal of Remote Sensing</w:t>
-      </w:r>
-      <w:r>
-        <w:rPr>
-          <w:lang w:val="en-US"/>
-        </w:rPr>
-        <w:t xml:space="preserve">, v. 55, n. 1, p. 129–149, 31 </w:t>
-      </w:r>
-      <w:proofErr w:type="spellStart"/>
-      <w:r>
-        <w:rPr>
-          <w:lang w:val="en-US"/>
-        </w:rPr>
-        <w:t>dez</w:t>
-      </w:r>
-      <w:proofErr w:type="spellEnd"/>
-      <w:r>
-        <w:rPr>
-          <w:lang w:val="en-US"/>
-        </w:rPr>
-        <w:t xml:space="preserve">. 2022. </w:t>
-      </w:r>
-    </w:p>
-    <w:p>
-      <w:pPr>
-        <w:pStyle w:val="Bibliografia"/>
-        <w:rPr>
-          <w:lang w:val="en-US"/>
-        </w:rPr>
-      </w:pPr>
-      <w:r>
-        <w:rPr>
-          <w:lang w:val="en-US"/>
-        </w:rPr>
-        <w:t xml:space="preserve">SILVA, Edson </w:t>
-      </w:r>
-      <w:proofErr w:type="spellStart"/>
-      <w:r>
-        <w:rPr>
-          <w:lang w:val="en-US"/>
-        </w:rPr>
-        <w:t>Filisbino</w:t>
-      </w:r>
-      <w:proofErr w:type="spellEnd"/>
-      <w:r>
-        <w:rPr>
-          <w:lang w:val="en-US"/>
-        </w:rPr>
-        <w:t xml:space="preserve"> Freire Da </w:t>
-      </w:r>
-      <w:r>
-        <w:rPr>
-          <w:i/>
-          <w:iCs/>
-          <w:lang w:val="en-US"/>
-        </w:rPr>
-        <w:t>et al.</w:t>
-      </w:r>
-      <w:r>
-        <w:rPr>
-          <w:lang w:val="en-US"/>
-        </w:rPr>
-        <w:t xml:space="preserve"> A machine learning approach for monitoring Brazilian optical water types using Sentinel-2 MSI. </w:t>
-      </w:r>
-      <w:r>
-        <w:rPr>
-          <w:b/>
-          <w:bCs/>
-          <w:lang w:val="en-US"/>
-        </w:rPr>
-        <w:t>Remote Sensing Applications: Society and Environment</w:t>
-      </w:r>
-      <w:r>
-        <w:rPr>
-          <w:lang w:val="en-US"/>
-        </w:rPr>
-        <w:t xml:space="preserve">, v. 23, p. 100577, ago. 2021. </w:t>
-      </w:r>
-    </w:p>
-    <w:p>
-      <w:pPr>
-        <w:pStyle w:val="Bibliografia"/>
-        <w:rPr>
-          <w:lang w:val="en-US"/>
-        </w:rPr>
-      </w:pPr>
-      <w:r>
-        <w:rPr>
-          <w:lang w:val="en-US"/>
-        </w:rPr>
-        <w:t xml:space="preserve">SILVEIRA KUPSSINSKÜ, Lucas </w:t>
-      </w:r>
-      <w:r>
-        <w:rPr>
-          <w:i/>
-          <w:iCs/>
-          <w:lang w:val="en-US"/>
-        </w:rPr>
-        <w:t>et al.</w:t>
-      </w:r>
-      <w:r>
-        <w:rPr>
-          <w:lang w:val="en-US"/>
-        </w:rPr>
-        <w:t xml:space="preserve"> </w:t>
-      </w:r>
-      <w:r>
-        <w:rPr>
-          <w:lang w:val="en-US"/>
-        </w:rPr>
-        <w:t>A Method for Chlorophyll</w:t>
+        <w:rPr>
+          <w:lang w:val="en-US"/>
+        </w:rPr>
+      </w:pPr>
+      <w:r>
+        <w:rPr>
+          <w:lang w:val="en-US"/>
+        </w:rPr>
+        <w:t xml:space="preserve">T. Tadono, H. Ishida, F. Oda, S. Naito, K. Minakawa, H. </w:t>
       </w:r>
       <w:proofErr w:type="gramStart"/>
       <w:r>
         <w:rPr>
           <w:lang w:val="en-US"/>
         </w:rPr>
-        <w:t>-a</w:t>
+        <w:t>Iwamoto :</w:t>
       </w:r>
       <w:proofErr w:type="gramEnd"/>
       <w:r>
         <w:rPr>
           <w:lang w:val="en-US"/>
         </w:rPr>
-        <w:t xml:space="preserve"> and Suspended Solids Prediction through Remote Sensing and Machine Learning. </w:t>
-      </w:r>
-      <w:r>
-        <w:rPr>
-          <w:b/>
-          <w:bCs/>
-          <w:lang w:val="en-US"/>
-        </w:rPr>
-        <w:t>Sensors</w:t>
-      </w:r>
-      <w:r>
-        <w:rPr>
-          <w:lang w:val="en-US"/>
-        </w:rPr>
-        <w:t xml:space="preserve">, v. 20, n. 7, p. 2125, 9 abr. 2020. </w:t>
-      </w:r>
-    </w:p>
-    <w:p>
-      <w:pPr>
-        <w:pStyle w:val="Bibliografia"/>
-        <w:rPr>
-          <w:lang w:val="en-US"/>
-        </w:rPr>
-      </w:pPr>
-      <w:r>
-        <w:rPr>
-          <w:lang w:val="en-US"/>
-        </w:rPr>
-        <w:t xml:space="preserve">SOUZA, Carlos M. </w:t>
-      </w:r>
-      <w:r>
-        <w:rPr>
-          <w:i/>
-          <w:iCs/>
-          <w:lang w:val="en-US"/>
-        </w:rPr>
-        <w:t>et al.</w:t>
-      </w:r>
-      <w:r>
-        <w:rPr>
-          <w:lang w:val="en-US"/>
-        </w:rPr>
-        <w:t xml:space="preserve"> </w:t>
-      </w:r>
-      <w:r>
-        <w:rPr>
-          <w:lang w:val="en-US"/>
-        </w:rPr>
-        <w:t xml:space="preserve">Reconstructing Three Decades of Land Use and Land Cover Changes in Brazilian Biomes with Landsat Archive and Earth Engine. </w:t>
-      </w:r>
-      <w:r>
-        <w:rPr>
-          <w:b/>
-          <w:bCs/>
-          <w:lang w:val="en-US"/>
-        </w:rPr>
-        <w:t>Remote Sensing</w:t>
-      </w:r>
-      <w:r>
-        <w:rPr>
-          <w:lang w:val="en-US"/>
-        </w:rPr>
-        <w:t xml:space="preserve">, v. 12, n. 17, 2020. </w:t>
-      </w:r>
-    </w:p>
-    <w:p>
-      <w:pPr>
-        <w:pStyle w:val="Bibliografia"/>
-        <w:rPr>
-          <w:lang w:val="en-US"/>
-        </w:rPr>
-      </w:pPr>
-      <w:r>
-        <w:rPr>
-          <w:lang w:val="en-US"/>
-        </w:rPr>
-        <w:t xml:space="preserve">TARIQ, Aqil; QIN, </w:t>
-      </w:r>
-      <w:proofErr w:type="spellStart"/>
-      <w:r>
-        <w:rPr>
-          <w:lang w:val="en-US"/>
-        </w:rPr>
-        <w:t>Shujing</w:t>
-      </w:r>
-      <w:proofErr w:type="spellEnd"/>
-      <w:r>
-        <w:rPr>
-          <w:lang w:val="en-US"/>
-        </w:rPr>
-        <w:t xml:space="preserve">. </w:t>
-      </w:r>
-      <w:proofErr w:type="spellStart"/>
-      <w:r>
-        <w:rPr>
-          <w:lang w:val="en-US"/>
-        </w:rPr>
-        <w:t>Spatio</w:t>
-      </w:r>
-      <w:proofErr w:type="spellEnd"/>
-      <w:r>
-        <w:rPr>
-          <w:lang w:val="en-US"/>
-        </w:rPr>
-        <w:t xml:space="preserve">-temporal variation in surface water in Punjab, Pakistan from 1985 to 2020 using machine-learning methods with time-series remote sensing data and driving factors. </w:t>
-      </w:r>
-      <w:r>
-        <w:rPr>
-          <w:b/>
-          <w:bCs/>
-          <w:lang w:val="en-US"/>
-        </w:rPr>
-        <w:t>Agricultural Water Management</w:t>
-      </w:r>
-      <w:r>
-        <w:rPr>
-          <w:lang w:val="en-US"/>
-        </w:rPr>
-        <w:t xml:space="preserve">, v. 280, p. 108228, 30 abr. 2023. </w:t>
-      </w:r>
-    </w:p>
-    <w:p>
-      <w:pPr>
-        <w:pStyle w:val="Bibliografia"/>
-        <w:rPr>
-          <w:lang w:val="en-US"/>
-        </w:rPr>
-      </w:pPr>
-      <w:r>
-        <w:rPr>
-          <w:lang w:val="en-US"/>
-        </w:rPr>
-        <w:t xml:space="preserve">VERMOTE, E. F. </w:t>
-      </w:r>
-      <w:r>
-        <w:rPr>
-          <w:i/>
-          <w:iCs/>
-          <w:lang w:val="en-US"/>
-        </w:rPr>
-        <w:t>et al.</w:t>
-      </w:r>
-      <w:r>
-        <w:rPr>
-          <w:lang w:val="en-US"/>
-        </w:rPr>
-        <w:t xml:space="preserve"> Second Simulation of the Satellite Signal in the Solar Spectrum, 6S: an overview. </w:t>
-      </w:r>
-      <w:r>
-        <w:rPr>
-          <w:b/>
-          <w:bCs/>
-          <w:lang w:val="en-US"/>
-        </w:rPr>
-        <w:t>IEEE Transactions on Geoscience and Remote Sensing</w:t>
-      </w:r>
-      <w:r>
-        <w:rPr>
-          <w:lang w:val="en-US"/>
-        </w:rPr>
-        <w:t xml:space="preserve">, v. 35, n. 3, p. 675–686, </w:t>
-      </w:r>
-      <w:proofErr w:type="spellStart"/>
-      <w:r>
-        <w:rPr>
-          <w:lang w:val="en-US"/>
-        </w:rPr>
-        <w:t>maio</w:t>
-      </w:r>
-      <w:proofErr w:type="spellEnd"/>
-      <w:r>
-        <w:rPr>
-          <w:lang w:val="en-US"/>
-        </w:rPr>
-        <w:t xml:space="preserve"> 1997. </w:t>
-      </w:r>
-    </w:p>
-    <w:p>
-      <w:pPr>
-        <w:pStyle w:val="Bibliografia"/>
-        <w:rPr>
-          <w:lang w:val="en-US"/>
-        </w:rPr>
-      </w:pPr>
-      <w:r>
-        <w:t xml:space="preserve">VIEIRA VALADÃO, Larissa </w:t>
-      </w:r>
-      <w:r>
-        <w:rPr>
-          <w:i/>
-          <w:iCs/>
-        </w:rPr>
-        <w:t>et al.</w:t>
-      </w:r>
-      <w:r>
-        <w:t xml:space="preserve"> </w:t>
-      </w:r>
-      <w:r>
-        <w:rPr>
-          <w:lang w:val="en-US"/>
-        </w:rPr>
-        <w:t xml:space="preserve">Reservoir metrics estimated by remote sensors based on the Google Earth Engine platform. </w:t>
-      </w:r>
-      <w:r>
-        <w:rPr>
-          <w:b/>
-          <w:bCs/>
-          <w:lang w:val="en-US"/>
-        </w:rPr>
-        <w:t>Remote Sensing Applications: Society and Environment</w:t>
-      </w:r>
-      <w:r>
-        <w:rPr>
-          <w:lang w:val="en-US"/>
-        </w:rPr>
-        <w:t xml:space="preserve">, v. 24, p. 100652, </w:t>
-      </w:r>
-      <w:proofErr w:type="spellStart"/>
-      <w:r>
-        <w:rPr>
-          <w:lang w:val="en-US"/>
-        </w:rPr>
-        <w:t>nov.</w:t>
-      </w:r>
-      <w:proofErr w:type="spellEnd"/>
-      <w:r>
-        <w:rPr>
-          <w:lang w:val="en-US"/>
-        </w:rPr>
-        <w:t xml:space="preserve"> 2021. </w:t>
-      </w:r>
-    </w:p>
-    <w:p>
-      <w:pPr>
-        <w:pStyle w:val="Bibliografia"/>
-        <w:rPr>
-          <w:lang w:val="en-US"/>
-        </w:rPr>
-      </w:pPr>
-      <w:r>
-        <w:rPr>
-          <w:lang w:val="en-US"/>
-        </w:rPr>
-        <w:t xml:space="preserve">VIEIRA VALADÃO, Larissa </w:t>
-      </w:r>
-      <w:r>
-        <w:rPr>
-          <w:i/>
-          <w:iCs/>
-          <w:lang w:val="en-US"/>
-        </w:rPr>
-        <w:t>et al.</w:t>
-      </w:r>
-      <w:r>
-        <w:rPr>
-          <w:lang w:val="en-US"/>
-        </w:rPr>
-        <w:t xml:space="preserve"> </w:t>
-      </w:r>
-      <w:r>
-        <w:rPr>
-          <w:lang w:val="en-US"/>
-        </w:rPr>
-        <w:t xml:space="preserve">Temporal Dynamics of the Hydropower Water Reservoirs of the Tocantins–Araguaia Basin, Brazil, Based on Remote Sensing and Hydrometeorological Station Datasets. </w:t>
-      </w:r>
-      <w:r>
-        <w:rPr>
-          <w:b/>
-          <w:bCs/>
-          <w:lang w:val="en-US"/>
-        </w:rPr>
-        <w:t>Water</w:t>
-      </w:r>
-      <w:r>
-        <w:rPr>
-          <w:lang w:val="en-US"/>
-        </w:rPr>
-        <w:t xml:space="preserve">, v. 15, n. 9, p. 1684, </w:t>
-      </w:r>
-      <w:proofErr w:type="spellStart"/>
-      <w:r>
-        <w:rPr>
-          <w:lang w:val="en-US"/>
-        </w:rPr>
-        <w:t>jan.</w:t>
-      </w:r>
-      <w:proofErr w:type="spellEnd"/>
-      <w:r>
-        <w:rPr>
-          <w:lang w:val="en-US"/>
-        </w:rPr>
-        <w:t xml:space="preserve"> 2023. </w:t>
-      </w:r>
-    </w:p>
-    <w:p>
-      <w:pPr>
-        <w:pStyle w:val="Bibliografia"/>
-        <w:rPr>
-          <w:lang w:val="fr-FR"/>
-        </w:rPr>
-      </w:pPr>
-      <w:r>
-        <w:rPr>
-          <w:lang w:val="en-US"/>
-        </w:rPr>
-        <w:t xml:space="preserve">WANG, </w:t>
-      </w:r>
-      <w:proofErr w:type="spellStart"/>
-      <w:r>
-        <w:rPr>
-          <w:lang w:val="en-US"/>
-        </w:rPr>
-        <w:t>Menghua</w:t>
-      </w:r>
-      <w:proofErr w:type="spellEnd"/>
-      <w:r>
-        <w:rPr>
-          <w:lang w:val="en-US"/>
-        </w:rPr>
-        <w:t xml:space="preserve">; SHI, Wei. The NIR-SWIR combined atmospheric correction approach for MODIS ocean color data processing. </w:t>
-      </w:r>
-      <w:r>
-        <w:rPr>
-          <w:b/>
-          <w:bCs/>
-          <w:lang w:val="fr-FR"/>
-        </w:rPr>
-        <w:t>Optics Express</w:t>
-      </w:r>
-      <w:r>
-        <w:rPr>
-          <w:lang w:val="fr-FR"/>
-        </w:rPr>
-        <w:t xml:space="preserve">, v. 15, n. 24, p. 15722–15733, 26 nov. 2007. </w:t>
-      </w:r>
-    </w:p>
-    <w:p>
-      <w:pPr>
-        <w:pStyle w:val="Bibliografia"/>
-        <w:rPr>
-          <w:lang w:val="en-US"/>
-        </w:rPr>
-      </w:pPr>
-      <w:r>
-        <w:rPr>
-          <w:lang w:val="fr-FR"/>
-        </w:rPr>
-        <w:t xml:space="preserve">WEN, Zhidan </w:t>
-      </w:r>
-      <w:r>
-        <w:rPr>
-          <w:i/>
-          <w:iCs/>
-          <w:lang w:val="fr-FR"/>
-        </w:rPr>
-        <w:t>et al.</w:t>
-      </w:r>
-      <w:r>
-        <w:rPr>
-          <w:lang w:val="fr-FR"/>
-        </w:rPr>
-        <w:t xml:space="preserve"> </w:t>
-      </w:r>
-      <w:r>
-        <w:rPr>
-          <w:lang w:val="en-US"/>
-        </w:rPr>
-        <w:t xml:space="preserve">Remote estimates of suspended particulate matter in global lakes using machine learning models. </w:t>
-      </w:r>
-      <w:r>
-        <w:rPr>
-          <w:b/>
-          <w:bCs/>
-          <w:lang w:val="en-US"/>
-        </w:rPr>
-        <w:t>International Soil and Water Conservation Research</w:t>
-      </w:r>
-      <w:r>
-        <w:rPr>
-          <w:lang w:val="en-US"/>
-        </w:rPr>
-        <w:t xml:space="preserve">, v. 12, n. 1, p. 200–216, 1 mar. 2024. </w:t>
-      </w:r>
-    </w:p>
-    <w:p>
-      <w:pPr>
-        <w:pStyle w:val="Bibliografia"/>
-        <w:rPr>
-          <w:lang w:val="en-US"/>
-        </w:rPr>
-      </w:pPr>
-      <w:r>
-        <w:rPr>
-          <w:lang w:val="en-US"/>
-        </w:rPr>
-        <w:lastRenderedPageBreak/>
-        <w:t xml:space="preserve">WILSON, R. T. Py6S: A Python interface to the 6S radiative transfer model. </w:t>
-      </w:r>
-      <w:r>
-        <w:rPr>
-          <w:b/>
-          <w:bCs/>
-          <w:lang w:val="en-US"/>
-        </w:rPr>
-        <w:t>Computers &amp; Geosciences</w:t>
-      </w:r>
-      <w:r>
-        <w:rPr>
-          <w:lang w:val="en-US"/>
-        </w:rPr>
-        <w:t xml:space="preserve">, v. 51, p. 166–171, 1 </w:t>
-      </w:r>
-      <w:proofErr w:type="spellStart"/>
-      <w:r>
-        <w:rPr>
-          <w:lang w:val="en-US"/>
-        </w:rPr>
-        <w:t>fev</w:t>
-      </w:r>
-      <w:proofErr w:type="spellEnd"/>
-      <w:r>
-        <w:rPr>
-          <w:lang w:val="en-US"/>
-        </w:rPr>
-        <w:t xml:space="preserve">. 2013. </w:t>
-      </w:r>
-    </w:p>
-    <w:p>
-      <w:pPr>
-        <w:pStyle w:val="Bibliografia"/>
-        <w:rPr>
-          <w:lang w:val="en-US"/>
-        </w:rPr>
-      </w:pPr>
-      <w:r>
-        <w:rPr>
-          <w:lang w:val="en-US"/>
-        </w:rPr>
-        <w:t xml:space="preserve">XAVIER, Gabrielle de Oliveira </w:t>
-      </w:r>
-      <w:r>
-        <w:rPr>
-          <w:i/>
-          <w:iCs/>
-          <w:lang w:val="en-US"/>
-        </w:rPr>
-        <w:t>et al.</w:t>
-      </w:r>
-      <w:r>
-        <w:rPr>
-          <w:lang w:val="en-US"/>
-        </w:rPr>
-        <w:t xml:space="preserve"> </w:t>
-      </w:r>
-      <w:r>
-        <w:rPr>
-          <w:lang w:val="en-US"/>
-        </w:rPr>
-        <w:t xml:space="preserve">Estimate and evaluation of reservoir metrics in Serra da Mesa dam (GO) using the Google Earth Engine platform. </w:t>
-      </w:r>
-      <w:r>
-        <w:rPr>
-          <w:b/>
-          <w:bCs/>
-          <w:lang w:val="en-US"/>
-        </w:rPr>
-        <w:t xml:space="preserve">Revista </w:t>
-      </w:r>
-      <w:proofErr w:type="spellStart"/>
-      <w:r>
-        <w:rPr>
-          <w:b/>
-          <w:bCs/>
-          <w:lang w:val="en-US"/>
-        </w:rPr>
-        <w:t>Ambiente</w:t>
-      </w:r>
-      <w:proofErr w:type="spellEnd"/>
-      <w:r>
-        <w:rPr>
-          <w:b/>
-          <w:bCs/>
-          <w:lang w:val="en-US"/>
-        </w:rPr>
-        <w:t xml:space="preserve"> &amp; </w:t>
-      </w:r>
-      <w:proofErr w:type="spellStart"/>
-      <w:r>
-        <w:rPr>
-          <w:b/>
-          <w:bCs/>
-          <w:lang w:val="en-US"/>
-        </w:rPr>
-        <w:t>Água</w:t>
-      </w:r>
-      <w:proofErr w:type="spellEnd"/>
-      <w:r>
-        <w:rPr>
-          <w:lang w:val="en-US"/>
-        </w:rPr>
-        <w:t xml:space="preserve">, v. 15, 25 set. 2020. </w:t>
-      </w:r>
-    </w:p>
-    <w:p>
-      <w:pPr>
-        <w:pStyle w:val="Bibliografia"/>
-        <w:rPr>
-          <w:lang w:val="en-US"/>
-        </w:rPr>
-      </w:pPr>
-      <w:r>
-        <w:rPr>
-          <w:lang w:val="en-US"/>
-        </w:rPr>
-        <w:t xml:space="preserve">ZENG, </w:t>
-      </w:r>
-      <w:proofErr w:type="spellStart"/>
-      <w:r>
-        <w:rPr>
-          <w:lang w:val="en-US"/>
-        </w:rPr>
-        <w:t>Weizhong</w:t>
-      </w:r>
-      <w:proofErr w:type="spellEnd"/>
-      <w:r>
-        <w:rPr>
-          <w:lang w:val="en-US"/>
-        </w:rPr>
-        <w:t xml:space="preserve"> </w:t>
-      </w:r>
-      <w:r>
-        <w:rPr>
-          <w:i/>
-          <w:iCs/>
-          <w:lang w:val="en-US"/>
-        </w:rPr>
-        <w:t>et al.</w:t>
-      </w:r>
-      <w:r>
-        <w:rPr>
-          <w:lang w:val="en-US"/>
-        </w:rPr>
-        <w:t xml:space="preserve"> Regional Remote Sensing of Lake Water Transparency Based on Google Earth Engine: Performance of Empirical Algorithm and Machine Learning. </w:t>
-      </w:r>
-      <w:r>
-        <w:rPr>
-          <w:b/>
-          <w:bCs/>
-          <w:lang w:val="en-US"/>
-        </w:rPr>
-        <w:t>Applied Sciences</w:t>
-      </w:r>
-      <w:r>
-        <w:rPr>
-          <w:lang w:val="en-US"/>
-        </w:rPr>
-        <w:t xml:space="preserve">, v. 13, n. 6, p. 4007, </w:t>
-      </w:r>
-      <w:proofErr w:type="spellStart"/>
-      <w:r>
-        <w:rPr>
-          <w:lang w:val="en-US"/>
-        </w:rPr>
-        <w:t>jan.</w:t>
-      </w:r>
-      <w:proofErr w:type="spellEnd"/>
-      <w:r>
-        <w:rPr>
-          <w:lang w:val="en-US"/>
-        </w:rPr>
-        <w:t xml:space="preserve"> 2023. </w:t>
-      </w:r>
-    </w:p>
-    <w:p>
-      <w:pPr>
-        <w:pStyle w:val="Bibliografia"/>
-        <w:rPr>
-          <w:lang w:val="en-US"/>
-        </w:rPr>
-      </w:pPr>
-      <w:r>
-        <w:rPr>
-          <w:lang w:val="en-US"/>
-        </w:rPr>
-        <w:t xml:space="preserve">ZHANG, </w:t>
-      </w:r>
-      <w:proofErr w:type="spellStart"/>
-      <w:r>
-        <w:rPr>
-          <w:lang w:val="en-US"/>
-        </w:rPr>
-        <w:t>Huanwei</w:t>
-      </w:r>
-      <w:proofErr w:type="spellEnd"/>
-      <w:r>
-        <w:rPr>
-          <w:lang w:val="en-US"/>
-        </w:rPr>
-        <w:t xml:space="preserve"> </w:t>
-      </w:r>
-      <w:r>
-        <w:rPr>
-          <w:i/>
-          <w:iCs/>
-          <w:lang w:val="en-US"/>
-        </w:rPr>
-        <w:t>et al.</w:t>
-      </w:r>
-      <w:r>
-        <w:rPr>
-          <w:lang w:val="en-US"/>
-        </w:rPr>
-        <w:t xml:space="preserve"> Atmospheric Correction Model for Water–Land Boundary Adjacency Effects in Landsat-8 Multispectral Images and Its Impact on Bathymetric Remote Sensing. </w:t>
-      </w:r>
-      <w:r>
-        <w:rPr>
-          <w:b/>
-          <w:bCs/>
-          <w:lang w:val="en-US"/>
-        </w:rPr>
-        <w:t>Remote Sensing</w:t>
-      </w:r>
-      <w:r>
-        <w:rPr>
-          <w:lang w:val="en-US"/>
-        </w:rPr>
-        <w:t xml:space="preserve">, v. 14, n. 19, p. 4769, </w:t>
-      </w:r>
-      <w:proofErr w:type="spellStart"/>
-      <w:r>
-        <w:rPr>
-          <w:lang w:val="en-US"/>
-        </w:rPr>
-        <w:t>jan.</w:t>
-      </w:r>
-      <w:proofErr w:type="spellEnd"/>
-      <w:r>
-        <w:rPr>
-          <w:lang w:val="en-US"/>
-        </w:rPr>
-        <w:t xml:space="preserve"> 2022. </w:t>
-      </w:r>
-    </w:p>
-    <w:p>
-      <w:pPr>
-        <w:pStyle w:val="Bibliografia"/>
-      </w:pPr>
-      <w:r>
-        <w:rPr>
-          <w:lang w:val="en-US"/>
-        </w:rPr>
-        <w:t xml:space="preserve">ZOCATELLI, R. </w:t>
-      </w:r>
-      <w:r>
-        <w:rPr>
-          <w:i/>
-          <w:iCs/>
-          <w:lang w:val="en-US"/>
-        </w:rPr>
-        <w:t>et al.</w:t>
-      </w:r>
-      <w:r>
-        <w:rPr>
-          <w:lang w:val="en-US"/>
-        </w:rPr>
-        <w:t xml:space="preserve"> Sedimentary evidence of soil organic matter input to the Curuai Amazonian floodplain. </w:t>
-      </w:r>
-      <w:r>
-        <w:rPr>
-          <w:b/>
-          <w:bCs/>
-        </w:rPr>
-        <w:t xml:space="preserve">Organic </w:t>
-      </w:r>
-      <w:proofErr w:type="spellStart"/>
-      <w:r>
-        <w:rPr>
-          <w:b/>
-          <w:bCs/>
-        </w:rPr>
-        <w:t>Geochemistry</w:t>
-      </w:r>
-      <w:proofErr w:type="spellEnd"/>
-      <w:r>
-        <w:t xml:space="preserve">, v. 63, p. 40–47, out. 2013. </w:t>
-      </w:r>
-    </w:p>
-    <w:p>
-      <w:pPr>
-        <w:pStyle w:val="Bibliografia"/>
-        <w:rPr>
-          <w:lang w:val="en-US"/>
-        </w:rPr>
-      </w:pPr>
-      <w:r>
-        <w:t xml:space="preserve">ZOCATELLI, Renata </w:t>
-      </w:r>
-      <w:r>
-        <w:rPr>
-          <w:i/>
-          <w:iCs/>
-        </w:rPr>
-        <w:t>et al.</w:t>
-      </w:r>
-      <w:r>
-        <w:t xml:space="preserve"> </w:t>
-      </w:r>
-      <w:r>
-        <w:t xml:space="preserve">Uso dos fenóis da lignina no estudo da matéria orgânica na várzea do Lago Grande </w:t>
-      </w:r>
-      <w:proofErr w:type="spellStart"/>
-      <w:r>
-        <w:t>Curuái</w:t>
-      </w:r>
-      <w:proofErr w:type="spellEnd"/>
-      <w:r>
-        <w:t xml:space="preserve">, Pará e no Lago do </w:t>
-      </w:r>
-      <w:proofErr w:type="spellStart"/>
-      <w:r>
-        <w:t>Caçó</w:t>
-      </w:r>
-      <w:proofErr w:type="spellEnd"/>
-      <w:r>
-        <w:t xml:space="preserve">, Maranhão, Brasil. </w:t>
-      </w:r>
-      <w:r>
-        <w:rPr>
-          <w:b/>
-          <w:bCs/>
-          <w:lang w:val="en-US"/>
-        </w:rPr>
-        <w:t>Acta Amazonica</w:t>
-      </w:r>
-      <w:r>
-        <w:rPr>
-          <w:lang w:val="en-US"/>
-        </w:rPr>
-        <w:t xml:space="preserve">, v. 41, n. 2, p. 195–204, 2011. </w:t>
-      </w:r>
-    </w:p>
-    <w:p>
-      <w:pPr>
-        <w:rPr>
-          <w:lang w:val="en-US"/>
-        </w:rPr>
-      </w:pPr>
-    </w:p>
-    <w:p>
-      <w:pPr>
-        <w:rPr>
-          <w:lang w:val="en-US"/>
-        </w:rPr>
-      </w:pPr>
-      <w:r>
-        <w:rPr>
-          <w:lang w:val="en-US"/>
-        </w:rPr>
-        <w:t xml:space="preserve">Ref </w:t>
-      </w:r>
-      <w:proofErr w:type="spellStart"/>
-      <w:r>
-        <w:rPr>
-          <w:lang w:val="en-US"/>
-        </w:rPr>
-        <w:t>alos</w:t>
-      </w:r>
-      <w:proofErr w:type="spellEnd"/>
-    </w:p>
-    <w:p>
-      <w:pPr>
-        <w:rPr>
-          <w:lang w:val="en-US"/>
-        </w:rPr>
-      </w:pPr>
-      <w:r>
-        <w:rPr>
-          <w:lang w:val="en-US"/>
-        </w:rPr>
-        <w:t xml:space="preserve">T. Tadono, H. Ishida, F. Oda, S. Naito, K. Minakawa, H. </w:t>
+        <w:t xml:space="preserve"> Precise Global DEM Generation </w:t>
       </w:r>
       <w:proofErr w:type="gramStart"/>
       <w:r>
         <w:rPr>
           <w:lang w:val="en-US"/>
         </w:rPr>
-        <w:t>Iwamoto :</w:t>
+        <w:t>By</w:t>
       </w:r>
       <w:proofErr w:type="gramEnd"/>
       <w:r>
         <w:rPr>
           <w:lang w:val="en-US"/>
         </w:rPr>
-        <w:t xml:space="preserve"> Precise Global DEM Generation </w:t>
-      </w:r>
-      <w:proofErr w:type="gramStart"/>
-      <w:r>
-        <w:rPr>
-          <w:lang w:val="en-US"/>
-        </w:rPr>
-        <w:t>By</w:t>
-      </w:r>
-      <w:proofErr w:type="gramEnd"/>
-      <w:r>
-        <w:rPr>
-          <w:lang w:val="en-US"/>
-        </w:rPr>
         <w:t xml:space="preserve"> ALOS PRISM, ISPRS Annals of the Photogrammetry, Remote Sensing and Spatial Information Sciences, Vol.II-4, pp.71-76, 2014. </w:t>
-      </w:r>
-      <w:hyperlink r:id="rId15" w:history="1">
-        <w:r>
-          <w:rPr>
-            <w:rStyle w:val="Hyperlink"/>
-            <w:lang w:val="en-US"/>
-          </w:rPr>
-          <w:t>PDF file</w:t>
-        </w:r>
-      </w:hyperlink>
-    </w:p>
-    <w:p>
-      <w:pPr>
-        <w:rPr>
-          <w:lang w:val="en-US"/>
-        </w:rPr>
-      </w:pPr>
-      <w:r>
-        <w:rPr>
-          <w:lang w:val="en-US"/>
-        </w:rPr>
-        <w:t xml:space="preserve">J. </w:t>
-      </w:r>
-      <w:proofErr w:type="spellStart"/>
-      <w:r>
-        <w:rPr>
-          <w:lang w:val="en-US"/>
-        </w:rPr>
-        <w:t>Takaku</w:t>
-      </w:r>
-      <w:proofErr w:type="spellEnd"/>
-      <w:r>
-        <w:rPr>
-          <w:lang w:val="en-US"/>
-        </w:rPr>
-        <w:t xml:space="preserve">, T. Tadono, K. </w:t>
-      </w:r>
-      <w:proofErr w:type="gramStart"/>
-      <w:r>
-        <w:rPr>
-          <w:lang w:val="en-US"/>
-        </w:rPr>
-        <w:t>Tsutsui :</w:t>
-      </w:r>
-      <w:proofErr w:type="gramEnd"/>
-      <w:r>
-        <w:rPr>
-          <w:lang w:val="en-US"/>
-        </w:rPr>
-        <w:t xml:space="preserve"> Generation of </w:t>
-      </w:r>
-      <w:proofErr w:type="gramStart"/>
-      <w:r>
-        <w:rPr>
-          <w:lang w:val="en-US"/>
-        </w:rPr>
-        <w:t>High Resolution</w:t>
-      </w:r>
-      <w:proofErr w:type="gramEnd"/>
-      <w:r>
-        <w:rPr>
-          <w:lang w:val="en-US"/>
-        </w:rPr>
-        <w:t xml:space="preserve"> Global DSM from ALOS PRISM, The International Archives of the Photogrammetry, Remote Sensing and Spatial Information Sciences, Vol. XL-4, pp.243-248, ISPRS, 2014. </w:t>
       </w:r>
       <w:hyperlink r:id="rId16" w:history="1">
         <w:r>
@@ -14032,21 +13932,35 @@
         <w:rPr>
           <w:lang w:val="en-US"/>
         </w:rPr>
-        <w:t xml:space="preserve">, T. Tadono, K. Tsutsui, M. </w:t>
+        <w:t xml:space="preserve">, T. Tadono, K. </w:t>
       </w:r>
       <w:proofErr w:type="gramStart"/>
       <w:r>
         <w:rPr>
           <w:lang w:val="en-US"/>
         </w:rPr>
-        <w:t>Ichikawa :</w:t>
+        <w:t>Tsutsui :</w:t>
       </w:r>
       <w:proofErr w:type="gramEnd"/>
       <w:r>
         <w:rPr>
           <w:lang w:val="en-US"/>
         </w:rPr>
-        <w:t xml:space="preserve"> Validation of 'AW3D' Global DSM Generated from ALOS PRISM, ISPRS Annals of the Photogrammetry, Remote Sensing and Spatial Information Sciences, Vol.III-4, pp.25-31, 2016. </w:t>
+        <w:t xml:space="preserve"> Generation of </w:t>
+      </w:r>
+      <w:proofErr w:type="gramStart"/>
+      <w:r>
+        <w:rPr>
+          <w:lang w:val="en-US"/>
+        </w:rPr>
+        <w:t>High Resolution</w:t>
+      </w:r>
+      <w:proofErr w:type="gramEnd"/>
+      <w:r>
+        <w:rPr>
+          <w:lang w:val="en-US"/>
+        </w:rPr>
+        <w:t xml:space="preserve"> Global DSM from ALOS PRISM, The International Archives of the Photogrammetry, Remote Sensing and Spatial Information Sciences, Vol. XL-4, pp.243-248, ISPRS, 2014. </w:t>
       </w:r>
       <w:hyperlink r:id="rId17" w:history="1">
         <w:r>
@@ -14068,21 +13982,35 @@
         <w:rPr>
           <w:lang w:val="en-US"/>
         </w:rPr>
-        <w:t xml:space="preserve">T. Tadono, H. Nagai, H. Ishida, F. Oda, S. Naito, K. Minakawa, H. </w:t>
+        <w:t xml:space="preserve">J. </w:t>
+      </w:r>
+      <w:proofErr w:type="spellStart"/>
+      <w:r>
+        <w:rPr>
+          <w:lang w:val="en-US"/>
+        </w:rPr>
+        <w:t>Takaku</w:t>
+      </w:r>
+      <w:proofErr w:type="spellEnd"/>
+      <w:r>
+        <w:rPr>
+          <w:lang w:val="en-US"/>
+        </w:rPr>
+        <w:t xml:space="preserve">, T. Tadono, K. Tsutsui, M. </w:t>
       </w:r>
       <w:proofErr w:type="gramStart"/>
       <w:r>
         <w:rPr>
           <w:lang w:val="en-US"/>
         </w:rPr>
-        <w:t>Iwamoto :</w:t>
+        <w:t>Ichikawa :</w:t>
       </w:r>
       <w:proofErr w:type="gramEnd"/>
       <w:r>
         <w:rPr>
           <w:lang w:val="en-US"/>
         </w:rPr>
-        <w:t xml:space="preserve"> Initial Validation of the 30 m-mesh Global Digital Surface Model Generated by ALOS PRISM, The International Archives of the Photogrammetry, Remote Sensing and Spatial Information Sciences, ISPRS, Vol. XLI-B4, pp.157-162, 2016. </w:t>
+        <w:t xml:space="preserve"> Validation of 'AW3D' Global DSM Generated from ALOS PRISM, ISPRS Annals of the Photogrammetry, Remote Sensing and Spatial Information Sciences, Vol.III-4, pp.25-31, 2016. </w:t>
       </w:r>
       <w:hyperlink r:id="rId18" w:history="1">
         <w:r>
@@ -14104,6 +14032,42 @@
         <w:rPr>
           <w:lang w:val="en-US"/>
         </w:rPr>
+        <w:t xml:space="preserve">T. Tadono, H. Nagai, H. Ishida, F. Oda, S. Naito, K. Minakawa, H. </w:t>
+      </w:r>
+      <w:proofErr w:type="gramStart"/>
+      <w:r>
+        <w:rPr>
+          <w:lang w:val="en-US"/>
+        </w:rPr>
+        <w:t>Iwamoto :</w:t>
+      </w:r>
+      <w:proofErr w:type="gramEnd"/>
+      <w:r>
+        <w:rPr>
+          <w:lang w:val="en-US"/>
+        </w:rPr>
+        <w:t xml:space="preserve"> Initial Validation of the 30 m-mesh Global Digital Surface Model Generated by ALOS PRISM, The International Archives of the Photogrammetry, Remote Sensing and Spatial Information Sciences, ISPRS, Vol. XLI-B4, pp.157-162, 2016. </w:t>
+      </w:r>
+      <w:hyperlink r:id="rId19" w:history="1">
+        <w:r>
+          <w:rPr>
+            <w:rStyle w:val="Hyperlink"/>
+            <w:lang w:val="en-US"/>
+          </w:rPr>
+          <w:t>PDF file</w:t>
+        </w:r>
+      </w:hyperlink>
+    </w:p>
+    <w:p>
+      <w:pPr>
+        <w:rPr>
+          <w:lang w:val="en-US"/>
+        </w:rPr>
+      </w:pPr>
+      <w:r>
+        <w:rPr>
+          <w:lang w:val="en-US"/>
+        </w:rPr>
         <w:t xml:space="preserve">J. </w:t>
       </w:r>
       <w:proofErr w:type="spellStart"/>
@@ -14176,7 +14140,7 @@
         </w:rPr>
         <w:t>. Remote Sens. Spatial Inf. Sci., XLIII-B4-2021, 401-408, 2021. </w:t>
       </w:r>
-      <w:hyperlink r:id="rId19" w:history="1">
+      <w:hyperlink r:id="rId20" w:history="1">
         <w:r>
           <w:rPr>
             <w:rStyle w:val="Hyperlink"/>
